--- a/朵朵/6年级/记录/英语/错题集/Word/L002-英语错题订正本.docx
+++ b/朵朵/6年级/记录/英语/错题集/Word/L002-英语错题订正本.docx
@@ -4,2082 +4,4535 @@
   <w:body>
     <w:p>
       <w:pPr>
-        <w:spacing w:after="80"/>
+        <w:keepNext/>
+        <w:keepLines/>
+        <w:widowControl/>
+        <w:spacing w:before="0" w:after="40" w:line="264" w:lineRule="auto"/>
         <w:jc w:val="center"/>
       </w:pPr>
       <w:r>
         <w:rPr>
-          <w:rFonts w:ascii="等线" w:hAnsi="等线"/>
+          <w:rFonts w:ascii="Times New Roman" w:hAnsi="Times New Roman" w:eastAsia="宋体"/>
           <w:b/>
-          <w:sz w:val="32"/>
-        </w:rPr>
-        <w:t>朵朵英语错题订正本｜L002</w:t>
+          <w:color w:val="000000"/>
+          <w:sz w:val="26"/>
+          <w:u w:val="none"/>
+        </w:rPr>
+        <w:t>六年级第一学期英语练习 L002</w:t>
       </w:r>
     </w:p>
     <w:p>
       <w:pPr>
-        <w:spacing w:after="80"/>
-      </w:pPr>
-      <w:r>
-        <w:rPr>
-          <w:rFonts w:ascii="等线" w:hAnsi="等线"/>
-          <w:sz w:val="21"/>
-        </w:rPr>
-        <w:t>记录对象：朵朵</w:t>
+        <w:keepNext/>
+        <w:keepLines/>
+        <w:widowControl/>
+        <w:spacing w:before="0" w:after="100" w:line="264" w:lineRule="auto"/>
+        <w:jc w:val="center"/>
+      </w:pPr>
+      <w:r>
+        <w:rPr>
+          <w:rFonts w:ascii="Times New Roman" w:hAnsi="Times New Roman" w:eastAsia="宋体"/>
+          <w:b w:val="0"/>
+          <w:color w:val="000000"/>
+          <w:sz w:val="22"/>
+          <w:u w:val="none"/>
+        </w:rPr>
+        <w:t>错题订正与复习</w:t>
       </w:r>
     </w:p>
     <w:p>
       <w:pPr>
-        <w:spacing w:after="80"/>
-      </w:pPr>
-      <w:r>
-        <w:rPr>
-          <w:rFonts w:ascii="等线" w:hAnsi="等线"/>
-          <w:sz w:val="21"/>
-        </w:rPr>
-        <w:t>使用说明：每题保留原题和原作答，请在“订正”和“心得”处完成书写。</w:t>
+        <w:keepNext/>
+        <w:keepLines/>
+        <w:widowControl/>
+        <w:spacing w:before="100" w:after="40" w:line="264" w:lineRule="auto"/>
+      </w:pPr>
+      <w:r>
+        <w:rPr>
+          <w:rFonts w:ascii="Times New Roman" w:hAnsi="Times New Roman" w:eastAsia="宋体"/>
+          <w:b/>
+          <w:color w:val="000000"/>
+          <w:sz w:val="24"/>
+          <w:u w:val="none"/>
+        </w:rPr>
+        <w:t>基础练习</w:t>
       </w:r>
     </w:p>
     <w:p>
       <w:pPr>
-        <w:spacing w:after="80"/>
-      </w:pPr>
+        <w:keepNext/>
+        <w:keepLines/>
+        <w:widowControl/>
+        <w:spacing w:before="80" w:after="80" w:line="264" w:lineRule="auto"/>
+      </w:pPr>
+      <w:r>
+        <w:rPr>
+          <w:rFonts w:ascii="Times New Roman" w:hAnsi="Times New Roman" w:eastAsia="宋体"/>
+          <w:b/>
+          <w:color w:val="000000"/>
+          <w:sz w:val="22"/>
+          <w:u w:val="none"/>
+        </w:rPr>
+        <w:t>一、选出划线部分发音不同的单词。</w:t>
+      </w:r>
     </w:p>
     <w:p>
       <w:pPr>
         <w:keepNext/>
-        <w:spacing w:after="80"/>
-      </w:pPr>
-      <w:r>
-        <w:rPr>
-          <w:rFonts w:ascii="等线" w:hAnsi="等线"/>
+        <w:keepLines/>
+        <w:widowControl/>
+        <w:spacing w:before="0" w:after="40" w:line="264" w:lineRule="auto"/>
+      </w:pPr>
+      <w:r>
+        <w:rPr>
+          <w:rFonts w:ascii="Times New Roman" w:hAnsi="Times New Roman" w:eastAsia="宋体"/>
           <w:b/>
-          <w:sz w:val="24"/>
-        </w:rPr>
-        <w:t>第1题</w:t>
+          <w:color w:val="000000"/>
+          <w:sz w:val="21"/>
+          <w:u w:val="none"/>
+        </w:rPr>
+        <w:t>5.</w:t>
+      </w:r>
+      <w:r>
+        <w:rPr>
+          <w:rFonts w:ascii="Times New Roman" w:hAnsi="Times New Roman" w:eastAsia="宋体"/>
+          <w:b w:val="0"/>
+          <w:color w:val="000000"/>
+          <w:sz w:val="21"/>
+          <w:u w:val="none"/>
+        </w:rPr>
+        <w:t>（　）</w:t>
       </w:r>
     </w:p>
     <w:p>
       <w:pPr>
         <w:keepNext/>
-        <w:spacing w:after="80"/>
-      </w:pPr>
-      <w:r>
-        <w:rPr>
-          <w:rFonts w:ascii="等线" w:hAnsi="等线"/>
+        <w:keepLines/>
+        <w:widowControl/>
+        <w:tabs>
+          <w:tab w:pos="1814" w:val="left"/>
+          <w:tab w:pos="3628" w:val="left"/>
+          <w:tab w:pos="5443" w:val="left"/>
+        </w:tabs>
+        <w:spacing w:before="0" w:after="20" w:line="264" w:lineRule="auto"/>
+      </w:pPr>
+      <w:r>
+        <w:rPr>
+          <w:rFonts w:ascii="Times New Roman" w:hAnsi="Times New Roman" w:eastAsia="宋体"/>
+          <w:b w:val="0"/>
+          <w:color w:val="000000"/>
           <w:sz w:val="21"/>
-        </w:rPr>
-        <w:t>5.（　）</w:t>
-        <w:br/>
-        <w:t>A. re̲a̲d</w:t>
-        <w:br/>
-        <w:t>B. repe̲a̲t</w:t>
-        <w:br/>
-        <w:t>C. re̲a̲dy</w:t>
-        <w:br/>
-        <w:t>D. e̲a̲ch</w:t>
+          <w:u w:val="none"/>
+        </w:rPr>
+        <w:t>A. r</w:t>
+      </w:r>
+      <w:r>
+        <w:rPr>
+          <w:rFonts w:ascii="Times New Roman" w:hAnsi="Times New Roman" w:eastAsia="宋体"/>
+          <w:b w:val="0"/>
+          <w:color w:val="000000"/>
+          <w:sz w:val="21"/>
+          <w:u w:val="single"/>
+        </w:rPr>
+        <w:t>ea</w:t>
+      </w:r>
+      <w:r>
+        <w:rPr>
+          <w:rFonts w:ascii="Times New Roman" w:hAnsi="Times New Roman" w:eastAsia="宋体"/>
+          <w:b w:val="0"/>
+          <w:color w:val="000000"/>
+          <w:sz w:val="21"/>
+          <w:u w:val="none"/>
+        </w:rPr>
+        <w:t>d</w:t>
+        <w:tab/>
+        <w:t>B. rep</w:t>
+      </w:r>
+      <w:r>
+        <w:rPr>
+          <w:rFonts w:ascii="Times New Roman" w:hAnsi="Times New Roman" w:eastAsia="宋体"/>
+          <w:b w:val="0"/>
+          <w:color w:val="000000"/>
+          <w:sz w:val="21"/>
+          <w:u w:val="single"/>
+        </w:rPr>
+        <w:t>ea</w:t>
+      </w:r>
+      <w:r>
+        <w:rPr>
+          <w:rFonts w:ascii="Times New Roman" w:hAnsi="Times New Roman" w:eastAsia="宋体"/>
+          <w:b w:val="0"/>
+          <w:color w:val="000000"/>
+          <w:sz w:val="21"/>
+          <w:u w:val="none"/>
+        </w:rPr>
+        <w:t>t</w:t>
+        <w:tab/>
+        <w:t>C. r</w:t>
+      </w:r>
+      <w:r>
+        <w:rPr>
+          <w:rFonts w:ascii="Times New Roman" w:hAnsi="Times New Roman" w:eastAsia="宋体"/>
+          <w:b w:val="0"/>
+          <w:color w:val="000000"/>
+          <w:sz w:val="21"/>
+          <w:u w:val="single"/>
+        </w:rPr>
+        <w:t>ea</w:t>
+      </w:r>
+      <w:r>
+        <w:rPr>
+          <w:rFonts w:ascii="Times New Roman" w:hAnsi="Times New Roman" w:eastAsia="宋体"/>
+          <w:b w:val="0"/>
+          <w:color w:val="000000"/>
+          <w:sz w:val="21"/>
+          <w:u w:val="none"/>
+        </w:rPr>
+        <w:t>dy</w:t>
+        <w:tab/>
+        <w:t xml:space="preserve">D. </w:t>
+      </w:r>
+      <w:r>
+        <w:rPr>
+          <w:rFonts w:ascii="Times New Roman" w:hAnsi="Times New Roman" w:eastAsia="宋体"/>
+          <w:b w:val="0"/>
+          <w:color w:val="000000"/>
+          <w:sz w:val="21"/>
+          <w:u w:val="single"/>
+        </w:rPr>
+        <w:t>ea</w:t>
+      </w:r>
+      <w:r>
+        <w:rPr>
+          <w:rFonts w:ascii="Times New Roman" w:hAnsi="Times New Roman" w:eastAsia="宋体"/>
+          <w:b w:val="0"/>
+          <w:color w:val="000000"/>
+          <w:sz w:val="21"/>
+          <w:u w:val="none"/>
+        </w:rPr>
+        <w:t>ch</w:t>
       </w:r>
     </w:p>
     <w:p>
       <w:pPr>
-        <w:spacing w:after="80"/>
-      </w:pPr>
-      <w:r>
-        <w:rPr>
-          <w:rFonts w:ascii="等线" w:hAnsi="等线"/>
-          <w:sz w:val="21"/>
-        </w:rPr>
-        <w:t>朵朵原答案：A</w:t>
+        <w:keepNext/>
+        <w:keepLines/>
+        <w:widowControl/>
+        <w:spacing w:before="0" w:after="20" w:line="264" w:lineRule="auto"/>
+      </w:pPr>
+      <w:r>
+        <w:rPr>
+          <w:rFonts w:ascii="Times New Roman" w:hAnsi="Times New Roman" w:eastAsia="宋体"/>
+          <w:b/>
+          <w:color w:val="000000"/>
+          <w:sz w:val="20"/>
+          <w:u w:val="none"/>
+        </w:rPr>
+        <w:t>朵朵原答案：</w:t>
+      </w:r>
+      <w:r>
+        <w:rPr>
+          <w:rFonts w:ascii="Times New Roman" w:hAnsi="Times New Roman" w:eastAsia="宋体"/>
+          <w:b w:val="0"/>
+          <w:color w:val="000000"/>
+          <w:sz w:val="20"/>
+          <w:u w:val="none"/>
+        </w:rPr>
+        <w:t xml:space="preserve"> A</w:t>
       </w:r>
     </w:p>
     <w:p>
       <w:pPr>
-        <w:spacing w:after="80"/>
-      </w:pPr>
-      <w:r>
-        <w:rPr>
-          <w:rFonts w:ascii="等线" w:hAnsi="等线"/>
-          <w:sz w:val="21"/>
-        </w:rPr>
-        <w:t>订正：____________________________________________________________</w:t>
+        <w:keepNext/>
+        <w:keepLines/>
+        <w:widowControl/>
+        <w:tabs>
+          <w:tab w:pos="7200" w:val="left"/>
+        </w:tabs>
+        <w:spacing w:before="0" w:after="20" w:line="380" w:lineRule="exact"/>
+      </w:pPr>
+      <w:r>
+        <w:rPr>
+          <w:rFonts w:ascii="Times New Roman" w:hAnsi="Times New Roman" w:eastAsia="宋体"/>
+          <w:b w:val="0"/>
+          <w:color w:val="000000"/>
+          <w:sz w:val="20"/>
+          <w:u w:val="none"/>
+        </w:rPr>
+        <w:t>订正：</w:t>
+      </w:r>
+      <w:r>
+        <w:rPr>
+          <w:rFonts w:ascii="Times New Roman" w:hAnsi="Times New Roman" w:eastAsia="宋体"/>
+          <w:b w:val="0"/>
+          <w:color w:val="000000"/>
+          <w:sz w:val="20"/>
+          <w:u w:val="single"/>
+        </w:rPr>
+        <w:tab/>
       </w:r>
     </w:p>
     <w:p>
       <w:pPr>
-        <w:spacing w:after="80"/>
-      </w:pPr>
-      <w:r>
-        <w:rPr>
-          <w:rFonts w:ascii="等线" w:hAnsi="等线"/>
-          <w:sz w:val="21"/>
-        </w:rPr>
-        <w:t>心得：____________________________________________________________</w:t>
+        <w:keepNext w:val="0"/>
+        <w:keepLines/>
+        <w:widowControl/>
+        <w:tabs>
+          <w:tab w:pos="7200" w:val="left"/>
+        </w:tabs>
+        <w:spacing w:before="0" w:after="80" w:line="380" w:lineRule="exact"/>
+      </w:pPr>
+      <w:r>
+        <w:rPr>
+          <w:rFonts w:ascii="Times New Roman" w:hAnsi="Times New Roman" w:eastAsia="宋体"/>
+          <w:b w:val="0"/>
+          <w:color w:val="000000"/>
+          <w:sz w:val="20"/>
+          <w:u w:val="none"/>
+        </w:rPr>
+        <w:t>心得：</w:t>
+      </w:r>
+      <w:r>
+        <w:rPr>
+          <w:rFonts w:ascii="Times New Roman" w:hAnsi="Times New Roman" w:eastAsia="宋体"/>
+          <w:b w:val="0"/>
+          <w:color w:val="000000"/>
+          <w:sz w:val="20"/>
+          <w:u w:val="single"/>
+        </w:rPr>
+        <w:tab/>
       </w:r>
     </w:p>
     <w:p>
       <w:pPr>
-        <w:spacing w:after="80"/>
-      </w:pPr>
-      <w:r>
-        <w:rPr>
-          <w:rFonts w:ascii="等线" w:hAnsi="等线"/>
-          <w:sz w:val="21"/>
-        </w:rPr>
-        <w:t>____________________________________________________________</w:t>
+        <w:keepNext/>
+        <w:keepLines/>
+        <w:widowControl/>
+        <w:spacing w:before="80" w:after="80" w:line="264" w:lineRule="auto"/>
+      </w:pPr>
+      <w:r>
+        <w:rPr>
+          <w:rFonts w:ascii="Times New Roman" w:hAnsi="Times New Roman" w:eastAsia="宋体"/>
+          <w:b/>
+          <w:color w:val="000000"/>
+          <w:sz w:val="22"/>
+          <w:u w:val="none"/>
+        </w:rPr>
+        <w:t>二、选出最恰当的答案。</w:t>
       </w:r>
     </w:p>
     <w:p>
       <w:pPr>
-        <w:spacing w:after="80"/>
-      </w:pPr>
+        <w:keepNext/>
+        <w:keepLines/>
+        <w:widowControl/>
+        <w:spacing w:before="0" w:after="40" w:line="264" w:lineRule="auto"/>
+      </w:pPr>
+      <w:r>
+        <w:rPr>
+          <w:rFonts w:ascii="Times New Roman" w:hAnsi="Times New Roman" w:eastAsia="宋体"/>
+          <w:b/>
+          <w:color w:val="000000"/>
+          <w:sz w:val="21"/>
+          <w:u w:val="none"/>
+        </w:rPr>
+        <w:t>1.</w:t>
+      </w:r>
+      <w:r>
+        <w:rPr>
+          <w:rFonts w:ascii="Times New Roman" w:hAnsi="Times New Roman" w:eastAsia="宋体"/>
+          <w:b w:val="0"/>
+          <w:color w:val="000000"/>
+          <w:sz w:val="21"/>
+          <w:u w:val="none"/>
+        </w:rPr>
+        <w:t>（　）Tony opens his schoolbag and takes ________ everything.</w:t>
+      </w:r>
     </w:p>
     <w:p>
       <w:pPr>
         <w:keepNext/>
-        <w:spacing w:after="80"/>
-      </w:pPr>
-      <w:r>
-        <w:rPr>
-          <w:rFonts w:ascii="等线" w:hAnsi="等线"/>
-          <w:b/>
-          <w:sz w:val="24"/>
-        </w:rPr>
-        <w:t>第2题</w:t>
+        <w:keepLines/>
+        <w:widowControl/>
+        <w:tabs>
+          <w:tab w:pos="1814" w:val="left"/>
+          <w:tab w:pos="3628" w:val="left"/>
+          <w:tab w:pos="5443" w:val="left"/>
+        </w:tabs>
+        <w:spacing w:before="0" w:after="20" w:line="264" w:lineRule="auto"/>
+      </w:pPr>
+      <w:r>
+        <w:rPr>
+          <w:rFonts w:ascii="Times New Roman" w:hAnsi="Times New Roman" w:eastAsia="宋体"/>
+          <w:b w:val="0"/>
+          <w:color w:val="000000"/>
+          <w:sz w:val="21"/>
+          <w:u w:val="none"/>
+        </w:rPr>
+        <w:t>A. out</w:t>
+        <w:tab/>
+        <w:t>B. for</w:t>
+        <w:tab/>
+        <w:t>C. of</w:t>
+        <w:tab/>
+        <w:t>D. at</w:t>
       </w:r>
     </w:p>
     <w:p>
       <w:pPr>
         <w:keepNext/>
-        <w:spacing w:after="80"/>
-      </w:pPr>
-      <w:r>
-        <w:rPr>
-          <w:rFonts w:ascii="等线" w:hAnsi="等线"/>
-          <w:sz w:val="21"/>
-        </w:rPr>
-        <w:t>1.（　）Tony opens his schoolbag and takes ＿＿＿＿＿＿ everything.</w:t>
-        <w:br/>
-        <w:t>A. out</w:t>
-        <w:br/>
-        <w:t>B. for</w:t>
-        <w:br/>
-        <w:t>C. of</w:t>
-        <w:br/>
-        <w:t>D. at</w:t>
+        <w:keepLines/>
+        <w:widowControl/>
+        <w:spacing w:before="0" w:after="20" w:line="264" w:lineRule="auto"/>
+      </w:pPr>
+      <w:r>
+        <w:rPr>
+          <w:rFonts w:ascii="Times New Roman" w:hAnsi="Times New Roman" w:eastAsia="宋体"/>
+          <w:b/>
+          <w:color w:val="000000"/>
+          <w:sz w:val="20"/>
+          <w:u w:val="none"/>
+        </w:rPr>
+        <w:t>朵朵原答案：</w:t>
+      </w:r>
+      <w:r>
+        <w:rPr>
+          <w:rFonts w:ascii="Times New Roman" w:hAnsi="Times New Roman" w:eastAsia="宋体"/>
+          <w:b w:val="0"/>
+          <w:color w:val="000000"/>
+          <w:sz w:val="20"/>
+          <w:u w:val="none"/>
+        </w:rPr>
+        <w:t xml:space="preserve"> 原答案被覆盖，无法辨清</w:t>
       </w:r>
     </w:p>
     <w:p>
       <w:pPr>
-        <w:spacing w:after="80"/>
-      </w:pPr>
-      <w:r>
-        <w:rPr>
-          <w:rFonts w:ascii="等线" w:hAnsi="等线"/>
-          <w:sz w:val="21"/>
-        </w:rPr>
-        <w:t>朵朵原答案：原答案被覆盖，无法辨清</w:t>
+        <w:keepNext/>
+        <w:keepLines/>
+        <w:widowControl/>
+        <w:tabs>
+          <w:tab w:pos="7200" w:val="left"/>
+        </w:tabs>
+        <w:spacing w:before="0" w:after="20" w:line="380" w:lineRule="exact"/>
+      </w:pPr>
+      <w:r>
+        <w:rPr>
+          <w:rFonts w:ascii="Times New Roman" w:hAnsi="Times New Roman" w:eastAsia="宋体"/>
+          <w:b w:val="0"/>
+          <w:color w:val="000000"/>
+          <w:sz w:val="20"/>
+          <w:u w:val="none"/>
+        </w:rPr>
+        <w:t>订正：</w:t>
+      </w:r>
+      <w:r>
+        <w:rPr>
+          <w:rFonts w:ascii="Times New Roman" w:hAnsi="Times New Roman" w:eastAsia="宋体"/>
+          <w:b w:val="0"/>
+          <w:color w:val="000000"/>
+          <w:sz w:val="20"/>
+          <w:u w:val="single"/>
+        </w:rPr>
+        <w:tab/>
       </w:r>
     </w:p>
     <w:p>
       <w:pPr>
-        <w:spacing w:after="80"/>
-      </w:pPr>
-      <w:r>
-        <w:rPr>
-          <w:rFonts w:ascii="等线" w:hAnsi="等线"/>
-          <w:sz w:val="21"/>
-        </w:rPr>
-        <w:t>订正：____________________________________________________________</w:t>
+        <w:keepNext w:val="0"/>
+        <w:keepLines/>
+        <w:widowControl/>
+        <w:tabs>
+          <w:tab w:pos="7200" w:val="left"/>
+        </w:tabs>
+        <w:spacing w:before="0" w:after="80" w:line="380" w:lineRule="exact"/>
+      </w:pPr>
+      <w:r>
+        <w:rPr>
+          <w:rFonts w:ascii="Times New Roman" w:hAnsi="Times New Roman" w:eastAsia="宋体"/>
+          <w:b w:val="0"/>
+          <w:color w:val="000000"/>
+          <w:sz w:val="20"/>
+          <w:u w:val="none"/>
+        </w:rPr>
+        <w:t>心得：</w:t>
+      </w:r>
+      <w:r>
+        <w:rPr>
+          <w:rFonts w:ascii="Times New Roman" w:hAnsi="Times New Roman" w:eastAsia="宋体"/>
+          <w:b w:val="0"/>
+          <w:color w:val="000000"/>
+          <w:sz w:val="20"/>
+          <w:u w:val="single"/>
+        </w:rPr>
+        <w:tab/>
       </w:r>
     </w:p>
     <w:p>
       <w:pPr>
-        <w:spacing w:after="80"/>
-      </w:pPr>
-      <w:r>
-        <w:rPr>
-          <w:rFonts w:ascii="等线" w:hAnsi="等线"/>
+        <w:keepNext/>
+        <w:keepLines/>
+        <w:widowControl/>
+        <w:spacing w:before="0" w:after="40" w:line="264" w:lineRule="auto"/>
+      </w:pPr>
+      <w:r>
+        <w:rPr>
+          <w:rFonts w:ascii="Times New Roman" w:hAnsi="Times New Roman" w:eastAsia="宋体"/>
+          <w:b/>
+          <w:color w:val="000000"/>
           <w:sz w:val="21"/>
-        </w:rPr>
-        <w:t>心得：____________________________________________________________</w:t>
+          <w:u w:val="none"/>
+        </w:rPr>
+        <w:t>3.</w:t>
+      </w:r>
+      <w:r>
+        <w:rPr>
+          <w:rFonts w:ascii="Times New Roman" w:hAnsi="Times New Roman" w:eastAsia="宋体"/>
+          <w:b w:val="0"/>
+          <w:color w:val="000000"/>
+          <w:sz w:val="21"/>
+          <w:u w:val="none"/>
+        </w:rPr>
+        <w:t>（　）Mr. Lee likes the taste of Chinese sticky rice dumplings and enjoys ________ different kinds.</w:t>
       </w:r>
     </w:p>
     <w:p>
       <w:pPr>
-        <w:spacing w:after="80"/>
-      </w:pPr>
-      <w:r>
-        <w:rPr>
-          <w:rFonts w:ascii="等线" w:hAnsi="等线"/>
+        <w:keepNext/>
+        <w:keepLines/>
+        <w:widowControl/>
+        <w:tabs>
+          <w:tab w:pos="1814" w:val="left"/>
+          <w:tab w:pos="3628" w:val="left"/>
+          <w:tab w:pos="5443" w:val="left"/>
+        </w:tabs>
+        <w:spacing w:before="0" w:after="20" w:line="264" w:lineRule="auto"/>
+      </w:pPr>
+      <w:r>
+        <w:rPr>
+          <w:rFonts w:ascii="Times New Roman" w:hAnsi="Times New Roman" w:eastAsia="宋体"/>
+          <w:b w:val="0"/>
+          <w:color w:val="000000"/>
           <w:sz w:val="21"/>
-        </w:rPr>
-        <w:t>____________________________________________________________</w:t>
+          <w:u w:val="none"/>
+        </w:rPr>
+        <w:t>A. trying</w:t>
+        <w:tab/>
+        <w:t>B. to try</w:t>
+        <w:tab/>
+        <w:t>C. try</w:t>
+        <w:tab/>
+        <w:t>D. tries</w:t>
       </w:r>
     </w:p>
     <w:p>
       <w:pPr>
-        <w:spacing w:after="80"/>
-      </w:pPr>
+        <w:keepNext/>
+        <w:keepLines/>
+        <w:widowControl/>
+        <w:spacing w:before="0" w:after="20" w:line="264" w:lineRule="auto"/>
+      </w:pPr>
+      <w:r>
+        <w:rPr>
+          <w:rFonts w:ascii="Times New Roman" w:hAnsi="Times New Roman" w:eastAsia="宋体"/>
+          <w:b/>
+          <w:color w:val="000000"/>
+          <w:sz w:val="20"/>
+          <w:u w:val="none"/>
+        </w:rPr>
+        <w:t>朵朵原答案：</w:t>
+      </w:r>
+      <w:r>
+        <w:rPr>
+          <w:rFonts w:ascii="Times New Roman" w:hAnsi="Times New Roman" w:eastAsia="宋体"/>
+          <w:b w:val="0"/>
+          <w:color w:val="000000"/>
+          <w:sz w:val="20"/>
+          <w:u w:val="none"/>
+        </w:rPr>
+        <w:t xml:space="preserve"> D</w:t>
+      </w:r>
     </w:p>
     <w:p>
       <w:pPr>
         <w:keepNext/>
-        <w:spacing w:after="80"/>
-      </w:pPr>
-      <w:r>
-        <w:rPr>
-          <w:rFonts w:ascii="等线" w:hAnsi="等线"/>
-          <w:b/>
-          <w:sz w:val="24"/>
-        </w:rPr>
-        <w:t>第3题</w:t>
+        <w:keepLines/>
+        <w:widowControl/>
+        <w:tabs>
+          <w:tab w:pos="7200" w:val="left"/>
+        </w:tabs>
+        <w:spacing w:before="0" w:after="20" w:line="380" w:lineRule="exact"/>
+      </w:pPr>
+      <w:r>
+        <w:rPr>
+          <w:rFonts w:ascii="Times New Roman" w:hAnsi="Times New Roman" w:eastAsia="宋体"/>
+          <w:b w:val="0"/>
+          <w:color w:val="000000"/>
+          <w:sz w:val="20"/>
+          <w:u w:val="none"/>
+        </w:rPr>
+        <w:t>订正：</w:t>
+      </w:r>
+      <w:r>
+        <w:rPr>
+          <w:rFonts w:ascii="Times New Roman" w:hAnsi="Times New Roman" w:eastAsia="宋体"/>
+          <w:b w:val="0"/>
+          <w:color w:val="000000"/>
+          <w:sz w:val="20"/>
+          <w:u w:val="single"/>
+        </w:rPr>
+        <w:tab/>
       </w:r>
     </w:p>
     <w:p>
       <w:pPr>
-        <w:keepNext/>
-        <w:spacing w:after="80"/>
-      </w:pPr>
-      <w:r>
-        <w:rPr>
-          <w:rFonts w:ascii="等线" w:hAnsi="等线"/>
-          <w:sz w:val="21"/>
-        </w:rPr>
-        <w:t>3.（　）Mr. Lee likes the taste of Chinese sticky rice dumplings and enjoys ＿＿＿＿＿＿ different kinds.</w:t>
-        <w:br/>
-        <w:t>A. trying</w:t>
-        <w:br/>
-        <w:t>B. to try</w:t>
-        <w:br/>
-        <w:t>C. try</w:t>
-        <w:br/>
-        <w:t>D. tries</w:t>
+        <w:keepNext w:val="0"/>
+        <w:keepLines/>
+        <w:widowControl/>
+        <w:tabs>
+          <w:tab w:pos="7200" w:val="left"/>
+        </w:tabs>
+        <w:spacing w:before="0" w:after="80" w:line="380" w:lineRule="exact"/>
+      </w:pPr>
+      <w:r>
+        <w:rPr>
+          <w:rFonts w:ascii="Times New Roman" w:hAnsi="Times New Roman" w:eastAsia="宋体"/>
+          <w:b w:val="0"/>
+          <w:color w:val="000000"/>
+          <w:sz w:val="20"/>
+          <w:u w:val="none"/>
+        </w:rPr>
+        <w:t>心得：</w:t>
+      </w:r>
+      <w:r>
+        <w:rPr>
+          <w:rFonts w:ascii="Times New Roman" w:hAnsi="Times New Roman" w:eastAsia="宋体"/>
+          <w:b w:val="0"/>
+          <w:color w:val="000000"/>
+          <w:sz w:val="20"/>
+          <w:u w:val="single"/>
+        </w:rPr>
+        <w:tab/>
       </w:r>
     </w:p>
     <w:p>
       <w:pPr>
-        <w:spacing w:after="80"/>
-      </w:pPr>
-      <w:r>
-        <w:rPr>
-          <w:rFonts w:ascii="等线" w:hAnsi="等线"/>
+        <w:keepNext/>
+        <w:keepLines/>
+        <w:widowControl/>
+        <w:spacing w:before="0" w:after="40" w:line="264" w:lineRule="auto"/>
+      </w:pPr>
+      <w:r>
+        <w:rPr>
+          <w:rFonts w:ascii="Times New Roman" w:hAnsi="Times New Roman" w:eastAsia="宋体"/>
+          <w:b/>
+          <w:color w:val="000000"/>
           <w:sz w:val="21"/>
-        </w:rPr>
-        <w:t>朵朵原答案：D</w:t>
+          <w:u w:val="none"/>
+        </w:rPr>
+        <w:t>4.</w:t>
+      </w:r>
+      <w:r>
+        <w:rPr>
+          <w:rFonts w:ascii="Times New Roman" w:hAnsi="Times New Roman" w:eastAsia="宋体"/>
+          <w:b w:val="0"/>
+          <w:color w:val="000000"/>
+          <w:sz w:val="21"/>
+          <w:u w:val="none"/>
+        </w:rPr>
+        <w:t>（　）I can speak English when I visit ________ countries.</w:t>
       </w:r>
     </w:p>
     <w:p>
       <w:pPr>
-        <w:spacing w:after="80"/>
-      </w:pPr>
-      <w:r>
-        <w:rPr>
-          <w:rFonts w:ascii="等线" w:hAnsi="等线"/>
+        <w:keepNext/>
+        <w:keepLines/>
+        <w:widowControl/>
+        <w:tabs>
+          <w:tab w:pos="1814" w:val="left"/>
+          <w:tab w:pos="3628" w:val="left"/>
+          <w:tab w:pos="5443" w:val="left"/>
+        </w:tabs>
+        <w:spacing w:before="0" w:after="20" w:line="264" w:lineRule="auto"/>
+      </w:pPr>
+      <w:r>
+        <w:rPr>
+          <w:rFonts w:ascii="Times New Roman" w:hAnsi="Times New Roman" w:eastAsia="宋体"/>
+          <w:b w:val="0"/>
+          <w:color w:val="000000"/>
           <w:sz w:val="21"/>
-        </w:rPr>
-        <w:t>订正：____________________________________________________________</w:t>
+          <w:u w:val="none"/>
+        </w:rPr>
+        <w:t>A. other</w:t>
+        <w:tab/>
+        <w:t>B. another</w:t>
+        <w:tab/>
+        <w:t>C. the other</w:t>
+        <w:tab/>
+        <w:t>D. others</w:t>
       </w:r>
     </w:p>
     <w:p>
       <w:pPr>
-        <w:spacing w:after="80"/>
-      </w:pPr>
-      <w:r>
-        <w:rPr>
-          <w:rFonts w:ascii="等线" w:hAnsi="等线"/>
-          <w:sz w:val="21"/>
-        </w:rPr>
-        <w:t>心得：____________________________________________________________</w:t>
+        <w:keepNext/>
+        <w:keepLines/>
+        <w:widowControl/>
+        <w:spacing w:before="0" w:after="20" w:line="264" w:lineRule="auto"/>
+      </w:pPr>
+      <w:r>
+        <w:rPr>
+          <w:rFonts w:ascii="Times New Roman" w:hAnsi="Times New Roman" w:eastAsia="宋体"/>
+          <w:b/>
+          <w:color w:val="000000"/>
+          <w:sz w:val="20"/>
+          <w:u w:val="none"/>
+        </w:rPr>
+        <w:t>朵朵原答案：</w:t>
+      </w:r>
+      <w:r>
+        <w:rPr>
+          <w:rFonts w:ascii="Times New Roman" w:hAnsi="Times New Roman" w:eastAsia="宋体"/>
+          <w:b w:val="0"/>
+          <w:color w:val="000000"/>
+          <w:sz w:val="20"/>
+          <w:u w:val="none"/>
+        </w:rPr>
+        <w:t xml:space="preserve"> B</w:t>
       </w:r>
     </w:p>
     <w:p>
       <w:pPr>
-        <w:spacing w:after="80"/>
-      </w:pPr>
-      <w:r>
-        <w:rPr>
-          <w:rFonts w:ascii="等线" w:hAnsi="等线"/>
-          <w:sz w:val="21"/>
-        </w:rPr>
-        <w:t>____________________________________________________________</w:t>
+        <w:keepNext/>
+        <w:keepLines/>
+        <w:widowControl/>
+        <w:tabs>
+          <w:tab w:pos="7200" w:val="left"/>
+        </w:tabs>
+        <w:spacing w:before="0" w:after="20" w:line="380" w:lineRule="exact"/>
+      </w:pPr>
+      <w:r>
+        <w:rPr>
+          <w:rFonts w:ascii="Times New Roman" w:hAnsi="Times New Roman" w:eastAsia="宋体"/>
+          <w:b w:val="0"/>
+          <w:color w:val="000000"/>
+          <w:sz w:val="20"/>
+          <w:u w:val="none"/>
+        </w:rPr>
+        <w:t>订正：</w:t>
+      </w:r>
+      <w:r>
+        <w:rPr>
+          <w:rFonts w:ascii="Times New Roman" w:hAnsi="Times New Roman" w:eastAsia="宋体"/>
+          <w:b w:val="0"/>
+          <w:color w:val="000000"/>
+          <w:sz w:val="20"/>
+          <w:u w:val="single"/>
+        </w:rPr>
+        <w:tab/>
       </w:r>
     </w:p>
     <w:p>
       <w:pPr>
-        <w:spacing w:after="80"/>
-      </w:pPr>
+        <w:keepNext w:val="0"/>
+        <w:keepLines/>
+        <w:widowControl/>
+        <w:tabs>
+          <w:tab w:pos="7200" w:val="left"/>
+        </w:tabs>
+        <w:spacing w:before="0" w:after="80" w:line="380" w:lineRule="exact"/>
+      </w:pPr>
+      <w:r>
+        <w:rPr>
+          <w:rFonts w:ascii="Times New Roman" w:hAnsi="Times New Roman" w:eastAsia="宋体"/>
+          <w:b w:val="0"/>
+          <w:color w:val="000000"/>
+          <w:sz w:val="20"/>
+          <w:u w:val="none"/>
+        </w:rPr>
+        <w:t>心得：</w:t>
+      </w:r>
+      <w:r>
+        <w:rPr>
+          <w:rFonts w:ascii="Times New Roman" w:hAnsi="Times New Roman" w:eastAsia="宋体"/>
+          <w:b w:val="0"/>
+          <w:color w:val="000000"/>
+          <w:sz w:val="20"/>
+          <w:u w:val="single"/>
+        </w:rPr>
+        <w:tab/>
+      </w:r>
     </w:p>
     <w:p>
       <w:pPr>
         <w:keepNext/>
-        <w:spacing w:after="80"/>
-      </w:pPr>
-      <w:r>
-        <w:rPr>
-          <w:rFonts w:ascii="等线" w:hAnsi="等线"/>
+        <w:keepLines/>
+        <w:widowControl/>
+        <w:spacing w:before="0" w:after="40" w:line="264" w:lineRule="auto"/>
+      </w:pPr>
+      <w:r>
+        <w:rPr>
+          <w:rFonts w:ascii="Times New Roman" w:hAnsi="Times New Roman" w:eastAsia="宋体"/>
           <w:b/>
-          <w:sz w:val="24"/>
-        </w:rPr>
-        <w:t>第4题</w:t>
+          <w:color w:val="000000"/>
+          <w:sz w:val="21"/>
+          <w:u w:val="none"/>
+        </w:rPr>
+        <w:t>5.</w:t>
+      </w:r>
+      <w:r>
+        <w:rPr>
+          <w:rFonts w:ascii="Times New Roman" w:hAnsi="Times New Roman" w:eastAsia="宋体"/>
+          <w:b w:val="0"/>
+          <w:color w:val="000000"/>
+          <w:sz w:val="21"/>
+          <w:u w:val="none"/>
+        </w:rPr>
+        <w:t>（　）Who ________ do you know here?</w:t>
       </w:r>
     </w:p>
     <w:p>
       <w:pPr>
         <w:keepNext/>
-        <w:spacing w:after="80"/>
-      </w:pPr>
-      <w:r>
-        <w:rPr>
-          <w:rFonts w:ascii="等线" w:hAnsi="等线"/>
+        <w:keepLines/>
+        <w:widowControl/>
+        <w:tabs>
+          <w:tab w:pos="1814" w:val="left"/>
+          <w:tab w:pos="3628" w:val="left"/>
+          <w:tab w:pos="5443" w:val="left"/>
+        </w:tabs>
+        <w:spacing w:before="0" w:after="20" w:line="264" w:lineRule="auto"/>
+      </w:pPr>
+      <w:r>
+        <w:rPr>
+          <w:rFonts w:ascii="Times New Roman" w:hAnsi="Times New Roman" w:eastAsia="宋体"/>
+          <w:b w:val="0"/>
+          <w:color w:val="000000"/>
           <w:sz w:val="21"/>
-        </w:rPr>
-        <w:t>4.（　）I can speak English when I visit ＿＿＿＿＿＿ countries.</w:t>
-        <w:br/>
+          <w:u w:val="none"/>
+        </w:rPr>
         <w:t>A. other</w:t>
-        <w:br/>
-        <w:t>B. another</w:t>
-        <w:br/>
-        <w:t>C. the other</w:t>
-        <w:br/>
-        <w:t>D. others</w:t>
+        <w:tab/>
+        <w:t>B. only</w:t>
+        <w:tab/>
+        <w:t>C. either</w:t>
+        <w:tab/>
+        <w:t>D. else</w:t>
       </w:r>
     </w:p>
     <w:p>
       <w:pPr>
-        <w:spacing w:after="80"/>
-      </w:pPr>
-      <w:r>
-        <w:rPr>
-          <w:rFonts w:ascii="等线" w:hAnsi="等线"/>
-          <w:sz w:val="21"/>
-        </w:rPr>
-        <w:t>朵朵原答案：B</w:t>
+        <w:keepNext/>
+        <w:keepLines/>
+        <w:widowControl/>
+        <w:spacing w:before="0" w:after="20" w:line="264" w:lineRule="auto"/>
+      </w:pPr>
+      <w:r>
+        <w:rPr>
+          <w:rFonts w:ascii="Times New Roman" w:hAnsi="Times New Roman" w:eastAsia="宋体"/>
+          <w:b/>
+          <w:color w:val="000000"/>
+          <w:sz w:val="20"/>
+          <w:u w:val="none"/>
+        </w:rPr>
+        <w:t>朵朵原答案：</w:t>
+      </w:r>
+      <w:r>
+        <w:rPr>
+          <w:rFonts w:ascii="Times New Roman" w:hAnsi="Times New Roman" w:eastAsia="宋体"/>
+          <w:b w:val="0"/>
+          <w:color w:val="000000"/>
+          <w:sz w:val="20"/>
+          <w:u w:val="none"/>
+        </w:rPr>
+        <w:t xml:space="preserve"> A</w:t>
       </w:r>
     </w:p>
     <w:p>
       <w:pPr>
-        <w:spacing w:after="80"/>
-      </w:pPr>
-      <w:r>
-        <w:rPr>
-          <w:rFonts w:ascii="等线" w:hAnsi="等线"/>
-          <w:sz w:val="21"/>
-        </w:rPr>
-        <w:t>订正：____________________________________________________________</w:t>
+        <w:keepNext/>
+        <w:keepLines/>
+        <w:widowControl/>
+        <w:tabs>
+          <w:tab w:pos="7200" w:val="left"/>
+        </w:tabs>
+        <w:spacing w:before="0" w:after="20" w:line="380" w:lineRule="exact"/>
+      </w:pPr>
+      <w:r>
+        <w:rPr>
+          <w:rFonts w:ascii="Times New Roman" w:hAnsi="Times New Roman" w:eastAsia="宋体"/>
+          <w:b w:val="0"/>
+          <w:color w:val="000000"/>
+          <w:sz w:val="20"/>
+          <w:u w:val="none"/>
+        </w:rPr>
+        <w:t>订正：</w:t>
+      </w:r>
+      <w:r>
+        <w:rPr>
+          <w:rFonts w:ascii="Times New Roman" w:hAnsi="Times New Roman" w:eastAsia="宋体"/>
+          <w:b w:val="0"/>
+          <w:color w:val="000000"/>
+          <w:sz w:val="20"/>
+          <w:u w:val="single"/>
+        </w:rPr>
+        <w:tab/>
       </w:r>
     </w:p>
     <w:p>
       <w:pPr>
-        <w:spacing w:after="80"/>
-      </w:pPr>
-      <w:r>
-        <w:rPr>
-          <w:rFonts w:ascii="等线" w:hAnsi="等线"/>
-          <w:sz w:val="21"/>
-        </w:rPr>
-        <w:t>心得：____________________________________________________________</w:t>
+        <w:keepNext w:val="0"/>
+        <w:keepLines/>
+        <w:widowControl/>
+        <w:tabs>
+          <w:tab w:pos="7200" w:val="left"/>
+        </w:tabs>
+        <w:spacing w:before="0" w:after="80" w:line="380" w:lineRule="exact"/>
+      </w:pPr>
+      <w:r>
+        <w:rPr>
+          <w:rFonts w:ascii="Times New Roman" w:hAnsi="Times New Roman" w:eastAsia="宋体"/>
+          <w:b w:val="0"/>
+          <w:color w:val="000000"/>
+          <w:sz w:val="20"/>
+          <w:u w:val="none"/>
+        </w:rPr>
+        <w:t>心得：</w:t>
+      </w:r>
+      <w:r>
+        <w:rPr>
+          <w:rFonts w:ascii="Times New Roman" w:hAnsi="Times New Roman" w:eastAsia="宋体"/>
+          <w:b w:val="0"/>
+          <w:color w:val="000000"/>
+          <w:sz w:val="20"/>
+          <w:u w:val="single"/>
+        </w:rPr>
+        <w:tab/>
       </w:r>
     </w:p>
     <w:p>
       <w:pPr>
-        <w:spacing w:after="80"/>
-      </w:pPr>
-      <w:r>
-        <w:rPr>
-          <w:rFonts w:ascii="等线" w:hAnsi="等线"/>
-          <w:sz w:val="21"/>
-        </w:rPr>
-        <w:t>____________________________________________________________</w:t>
+        <w:keepNext/>
+        <w:keepLines/>
+        <w:widowControl/>
+        <w:spacing w:before="80" w:after="80" w:line="264" w:lineRule="auto"/>
+      </w:pPr>
+      <w:r>
+        <w:rPr>
+          <w:rFonts w:ascii="Times New Roman" w:hAnsi="Times New Roman" w:eastAsia="宋体"/>
+          <w:b/>
+          <w:color w:val="000000"/>
+          <w:sz w:val="22"/>
+          <w:u w:val="none"/>
+        </w:rPr>
+        <w:t>三、用所给单词的适当形式填空。</w:t>
       </w:r>
     </w:p>
     <w:p>
       <w:pPr>
-        <w:spacing w:after="80"/>
-      </w:pPr>
+        <w:keepNext/>
+        <w:keepLines/>
+        <w:widowControl/>
+        <w:spacing w:before="0" w:after="40" w:line="264" w:lineRule="auto"/>
+      </w:pPr>
+      <w:r>
+        <w:rPr>
+          <w:rFonts w:ascii="Times New Roman" w:hAnsi="Times New Roman" w:eastAsia="宋体"/>
+          <w:b/>
+          <w:color w:val="000000"/>
+          <w:sz w:val="21"/>
+          <w:u w:val="none"/>
+        </w:rPr>
+        <w:t>2.</w:t>
+      </w:r>
+      <w:r>
+        <w:rPr>
+          <w:rFonts w:ascii="Times New Roman" w:hAnsi="Times New Roman" w:eastAsia="宋体"/>
+          <w:b w:val="0"/>
+          <w:color w:val="000000"/>
+          <w:sz w:val="21"/>
+          <w:u w:val="none"/>
+        </w:rPr>
+        <w:t xml:space="preserve"> Tourists usually buy some ________ (scarf) as gifts for their friends in Shanghai.</w:t>
+      </w:r>
     </w:p>
     <w:p>
       <w:pPr>
         <w:keepNext/>
-        <w:spacing w:after="80"/>
-      </w:pPr>
-      <w:r>
-        <w:rPr>
-          <w:rFonts w:ascii="等线" w:hAnsi="等线"/>
+        <w:keepLines/>
+        <w:widowControl/>
+        <w:spacing w:before="0" w:after="20" w:line="264" w:lineRule="auto"/>
+      </w:pPr>
+      <w:r>
+        <w:rPr>
+          <w:rFonts w:ascii="Times New Roman" w:hAnsi="Times New Roman" w:eastAsia="宋体"/>
           <w:b/>
-          <w:sz w:val="24"/>
-        </w:rPr>
-        <w:t>第5题</w:t>
+          <w:color w:val="000000"/>
+          <w:sz w:val="20"/>
+          <w:u w:val="none"/>
+        </w:rPr>
+        <w:t>朵朵原答案：</w:t>
+      </w:r>
+      <w:r>
+        <w:rPr>
+          <w:rFonts w:ascii="Times New Roman" w:hAnsi="Times New Roman" w:eastAsia="宋体"/>
+          <w:b w:val="0"/>
+          <w:color w:val="000000"/>
+          <w:sz w:val="20"/>
+          <w:u w:val="none"/>
+        </w:rPr>
+        <w:t xml:space="preserve"> 原答案被覆盖，无法辨清</w:t>
       </w:r>
     </w:p>
     <w:p>
       <w:pPr>
         <w:keepNext/>
-        <w:spacing w:after="80"/>
-      </w:pPr>
-      <w:r>
-        <w:rPr>
-          <w:rFonts w:ascii="等线" w:hAnsi="等线"/>
-          <w:sz w:val="21"/>
-        </w:rPr>
-        <w:t>5.（　）Who ＿＿＿＿＿＿ do you know here?</w:t>
-        <w:br/>
-        <w:t>A. other</w:t>
-        <w:br/>
-        <w:t>B. only</w:t>
-        <w:br/>
-        <w:t>C. either</w:t>
-        <w:br/>
-        <w:t>D. else</w:t>
+        <w:keepLines/>
+        <w:widowControl/>
+        <w:tabs>
+          <w:tab w:pos="7200" w:val="left"/>
+        </w:tabs>
+        <w:spacing w:before="0" w:after="20" w:line="380" w:lineRule="exact"/>
+      </w:pPr>
+      <w:r>
+        <w:rPr>
+          <w:rFonts w:ascii="Times New Roman" w:hAnsi="Times New Roman" w:eastAsia="宋体"/>
+          <w:b w:val="0"/>
+          <w:color w:val="000000"/>
+          <w:sz w:val="20"/>
+          <w:u w:val="none"/>
+        </w:rPr>
+        <w:t>订正：</w:t>
+      </w:r>
+      <w:r>
+        <w:rPr>
+          <w:rFonts w:ascii="Times New Roman" w:hAnsi="Times New Roman" w:eastAsia="宋体"/>
+          <w:b w:val="0"/>
+          <w:color w:val="000000"/>
+          <w:sz w:val="20"/>
+          <w:u w:val="single"/>
+        </w:rPr>
+        <w:tab/>
       </w:r>
     </w:p>
     <w:p>
       <w:pPr>
-        <w:spacing w:after="80"/>
-      </w:pPr>
-      <w:r>
-        <w:rPr>
-          <w:rFonts w:ascii="等线" w:hAnsi="等线"/>
-          <w:sz w:val="21"/>
-        </w:rPr>
-        <w:t>朵朵原答案：A</w:t>
+        <w:keepNext w:val="0"/>
+        <w:keepLines/>
+        <w:widowControl/>
+        <w:tabs>
+          <w:tab w:pos="7200" w:val="left"/>
+        </w:tabs>
+        <w:spacing w:before="0" w:after="80" w:line="380" w:lineRule="exact"/>
+      </w:pPr>
+      <w:r>
+        <w:rPr>
+          <w:rFonts w:ascii="Times New Roman" w:hAnsi="Times New Roman" w:eastAsia="宋体"/>
+          <w:b w:val="0"/>
+          <w:color w:val="000000"/>
+          <w:sz w:val="20"/>
+          <w:u w:val="none"/>
+        </w:rPr>
+        <w:t>心得：</w:t>
+      </w:r>
+      <w:r>
+        <w:rPr>
+          <w:rFonts w:ascii="Times New Roman" w:hAnsi="Times New Roman" w:eastAsia="宋体"/>
+          <w:b w:val="0"/>
+          <w:color w:val="000000"/>
+          <w:sz w:val="20"/>
+          <w:u w:val="single"/>
+        </w:rPr>
+        <w:tab/>
       </w:r>
     </w:p>
     <w:p>
       <w:pPr>
-        <w:spacing w:after="80"/>
-      </w:pPr>
-      <w:r>
-        <w:rPr>
-          <w:rFonts w:ascii="等线" w:hAnsi="等线"/>
+        <w:keepNext/>
+        <w:keepLines/>
+        <w:widowControl/>
+        <w:spacing w:before="0" w:after="40" w:line="264" w:lineRule="auto"/>
+      </w:pPr>
+      <w:r>
+        <w:rPr>
+          <w:rFonts w:ascii="Times New Roman" w:hAnsi="Times New Roman" w:eastAsia="宋体"/>
+          <w:b/>
+          <w:color w:val="000000"/>
           <w:sz w:val="21"/>
-        </w:rPr>
-        <w:t>订正：____________________________________________________________</w:t>
+          <w:u w:val="none"/>
+        </w:rPr>
+        <w:t>5.</w:t>
+      </w:r>
+      <w:r>
+        <w:rPr>
+          <w:rFonts w:ascii="Times New Roman" w:hAnsi="Times New Roman" w:eastAsia="宋体"/>
+          <w:b w:val="0"/>
+          <w:color w:val="000000"/>
+          <w:sz w:val="21"/>
+          <w:u w:val="none"/>
+        </w:rPr>
+        <w:t xml:space="preserve"> In the History Museum, you can see a lot of old ________ (photo).</w:t>
       </w:r>
     </w:p>
     <w:p>
       <w:pPr>
-        <w:spacing w:after="80"/>
-      </w:pPr>
-      <w:r>
-        <w:rPr>
-          <w:rFonts w:ascii="等线" w:hAnsi="等线"/>
-          <w:sz w:val="21"/>
-        </w:rPr>
-        <w:t>心得：____________________________________________________________</w:t>
+        <w:keepNext/>
+        <w:keepLines/>
+        <w:widowControl/>
+        <w:spacing w:before="0" w:after="20" w:line="264" w:lineRule="auto"/>
+      </w:pPr>
+      <w:r>
+        <w:rPr>
+          <w:rFonts w:ascii="Times New Roman" w:hAnsi="Times New Roman" w:eastAsia="宋体"/>
+          <w:b/>
+          <w:color w:val="000000"/>
+          <w:sz w:val="20"/>
+          <w:u w:val="none"/>
+        </w:rPr>
+        <w:t>朵朵原答案：</w:t>
+      </w:r>
+      <w:r>
+        <w:rPr>
+          <w:rFonts w:ascii="Times New Roman" w:hAnsi="Times New Roman" w:eastAsia="宋体"/>
+          <w:b w:val="0"/>
+          <w:color w:val="000000"/>
+          <w:sz w:val="20"/>
+          <w:u w:val="none"/>
+        </w:rPr>
+        <w:t xml:space="preserve"> photoes</w:t>
       </w:r>
     </w:p>
     <w:p>
       <w:pPr>
-        <w:spacing w:after="80"/>
-      </w:pPr>
-      <w:r>
-        <w:rPr>
-          <w:rFonts w:ascii="等线" w:hAnsi="等线"/>
-          <w:sz w:val="21"/>
-        </w:rPr>
-        <w:t>____________________________________________________________</w:t>
+        <w:keepNext/>
+        <w:keepLines/>
+        <w:widowControl/>
+        <w:tabs>
+          <w:tab w:pos="7200" w:val="left"/>
+        </w:tabs>
+        <w:spacing w:before="0" w:after="20" w:line="380" w:lineRule="exact"/>
+      </w:pPr>
+      <w:r>
+        <w:rPr>
+          <w:rFonts w:ascii="Times New Roman" w:hAnsi="Times New Roman" w:eastAsia="宋体"/>
+          <w:b w:val="0"/>
+          <w:color w:val="000000"/>
+          <w:sz w:val="20"/>
+          <w:u w:val="none"/>
+        </w:rPr>
+        <w:t>订正：</w:t>
+      </w:r>
+      <w:r>
+        <w:rPr>
+          <w:rFonts w:ascii="Times New Roman" w:hAnsi="Times New Roman" w:eastAsia="宋体"/>
+          <w:b w:val="0"/>
+          <w:color w:val="000000"/>
+          <w:sz w:val="20"/>
+          <w:u w:val="single"/>
+        </w:rPr>
+        <w:tab/>
       </w:r>
     </w:p>
     <w:p>
       <w:pPr>
-        <w:spacing w:after="80"/>
-      </w:pPr>
+        <w:keepNext w:val="0"/>
+        <w:keepLines/>
+        <w:widowControl/>
+        <w:tabs>
+          <w:tab w:pos="7200" w:val="left"/>
+        </w:tabs>
+        <w:spacing w:before="0" w:after="80" w:line="380" w:lineRule="exact"/>
+      </w:pPr>
+      <w:r>
+        <w:rPr>
+          <w:rFonts w:ascii="Times New Roman" w:hAnsi="Times New Roman" w:eastAsia="宋体"/>
+          <w:b w:val="0"/>
+          <w:color w:val="000000"/>
+          <w:sz w:val="20"/>
+          <w:u w:val="none"/>
+        </w:rPr>
+        <w:t>心得：</w:t>
+      </w:r>
+      <w:r>
+        <w:rPr>
+          <w:rFonts w:ascii="Times New Roman" w:hAnsi="Times New Roman" w:eastAsia="宋体"/>
+          <w:b w:val="0"/>
+          <w:color w:val="000000"/>
+          <w:sz w:val="20"/>
+          <w:u w:val="single"/>
+        </w:rPr>
+        <w:tab/>
+      </w:r>
     </w:p>
     <w:p>
       <w:pPr>
         <w:keepNext/>
-        <w:spacing w:after="80"/>
-      </w:pPr>
-      <w:r>
-        <w:rPr>
-          <w:rFonts w:ascii="等线" w:hAnsi="等线"/>
+        <w:keepLines/>
+        <w:widowControl/>
+        <w:spacing w:before="0" w:after="40" w:line="264" w:lineRule="auto"/>
+      </w:pPr>
+      <w:r>
+        <w:rPr>
+          <w:rFonts w:ascii="Times New Roman" w:hAnsi="Times New Roman" w:eastAsia="宋体"/>
           <w:b/>
-          <w:sz w:val="24"/>
-        </w:rPr>
-        <w:t>第6题</w:t>
+          <w:color w:val="000000"/>
+          <w:sz w:val="21"/>
+          <w:u w:val="none"/>
+        </w:rPr>
+        <w:t>10.</w:t>
+      </w:r>
+      <w:r>
+        <w:rPr>
+          <w:rFonts w:ascii="Times New Roman" w:hAnsi="Times New Roman" w:eastAsia="宋体"/>
+          <w:b w:val="0"/>
+          <w:color w:val="000000"/>
+          <w:sz w:val="21"/>
+          <w:u w:val="none"/>
+        </w:rPr>
+        <w:t xml:space="preserve"> We can improve our oral English by repeating after ________ (record).</w:t>
       </w:r>
     </w:p>
     <w:p>
       <w:pPr>
         <w:keepNext/>
-        <w:spacing w:after="80"/>
-      </w:pPr>
-      <w:r>
-        <w:rPr>
-          <w:rFonts w:ascii="等线" w:hAnsi="等线"/>
-          <w:sz w:val="21"/>
-        </w:rPr>
-        <w:t>2. Tourists usually buy some ＿＿＿＿＿＿ (scarf) as gifts for their friends in Shanghai.</w:t>
+        <w:keepLines/>
+        <w:widowControl/>
+        <w:spacing w:before="0" w:after="20" w:line="264" w:lineRule="auto"/>
+      </w:pPr>
+      <w:r>
+        <w:rPr>
+          <w:rFonts w:ascii="Times New Roman" w:hAnsi="Times New Roman" w:eastAsia="宋体"/>
+          <w:b/>
+          <w:color w:val="000000"/>
+          <w:sz w:val="20"/>
+          <w:u w:val="none"/>
+        </w:rPr>
+        <w:t>朵朵原答案：</w:t>
+      </w:r>
+      <w:r>
+        <w:rPr>
+          <w:rFonts w:ascii="Times New Roman" w:hAnsi="Times New Roman" w:eastAsia="宋体"/>
+          <w:b w:val="0"/>
+          <w:color w:val="000000"/>
+          <w:sz w:val="20"/>
+          <w:u w:val="none"/>
+        </w:rPr>
+        <w:t xml:space="preserve"> recording</w:t>
       </w:r>
     </w:p>
     <w:p>
       <w:pPr>
-        <w:spacing w:after="80"/>
-      </w:pPr>
-      <w:r>
-        <w:rPr>
-          <w:rFonts w:ascii="等线" w:hAnsi="等线"/>
-          <w:sz w:val="21"/>
-        </w:rPr>
-        <w:t>朵朵原答案：原答案被覆盖，无法辨清</w:t>
+        <w:keepNext/>
+        <w:keepLines/>
+        <w:widowControl/>
+        <w:tabs>
+          <w:tab w:pos="7200" w:val="left"/>
+        </w:tabs>
+        <w:spacing w:before="0" w:after="20" w:line="380" w:lineRule="exact"/>
+      </w:pPr>
+      <w:r>
+        <w:rPr>
+          <w:rFonts w:ascii="Times New Roman" w:hAnsi="Times New Roman" w:eastAsia="宋体"/>
+          <w:b w:val="0"/>
+          <w:color w:val="000000"/>
+          <w:sz w:val="20"/>
+          <w:u w:val="none"/>
+        </w:rPr>
+        <w:t>订正：</w:t>
+      </w:r>
+      <w:r>
+        <w:rPr>
+          <w:rFonts w:ascii="Times New Roman" w:hAnsi="Times New Roman" w:eastAsia="宋体"/>
+          <w:b w:val="0"/>
+          <w:color w:val="000000"/>
+          <w:sz w:val="20"/>
+          <w:u w:val="single"/>
+        </w:rPr>
+        <w:tab/>
       </w:r>
     </w:p>
     <w:p>
       <w:pPr>
-        <w:spacing w:after="80"/>
-      </w:pPr>
-      <w:r>
-        <w:rPr>
-          <w:rFonts w:ascii="等线" w:hAnsi="等线"/>
-          <w:sz w:val="21"/>
-        </w:rPr>
-        <w:t>订正：____________________________________________________________</w:t>
+        <w:keepNext w:val="0"/>
+        <w:keepLines/>
+        <w:widowControl/>
+        <w:tabs>
+          <w:tab w:pos="7200" w:val="left"/>
+        </w:tabs>
+        <w:spacing w:before="0" w:after="80" w:line="380" w:lineRule="exact"/>
+      </w:pPr>
+      <w:r>
+        <w:rPr>
+          <w:rFonts w:ascii="Times New Roman" w:hAnsi="Times New Roman" w:eastAsia="宋体"/>
+          <w:b w:val="0"/>
+          <w:color w:val="000000"/>
+          <w:sz w:val="20"/>
+          <w:u w:val="none"/>
+        </w:rPr>
+        <w:t>心得：</w:t>
+      </w:r>
+      <w:r>
+        <w:rPr>
+          <w:rFonts w:ascii="Times New Roman" w:hAnsi="Times New Roman" w:eastAsia="宋体"/>
+          <w:b w:val="0"/>
+          <w:color w:val="000000"/>
+          <w:sz w:val="20"/>
+          <w:u w:val="single"/>
+        </w:rPr>
+        <w:tab/>
       </w:r>
     </w:p>
     <w:p>
       <w:pPr>
-        <w:spacing w:after="80"/>
-      </w:pPr>
-      <w:r>
-        <w:rPr>
-          <w:rFonts w:ascii="等线" w:hAnsi="等线"/>
-          <w:sz w:val="21"/>
-        </w:rPr>
-        <w:t>心得：____________________________________________________________</w:t>
+        <w:keepNext/>
+        <w:keepLines/>
+        <w:widowControl/>
+        <w:spacing w:before="80" w:after="80" w:line="264" w:lineRule="auto"/>
+      </w:pPr>
+      <w:r>
+        <w:rPr>
+          <w:rFonts w:ascii="Times New Roman" w:hAnsi="Times New Roman" w:eastAsia="宋体"/>
+          <w:b/>
+          <w:color w:val="000000"/>
+          <w:sz w:val="22"/>
+          <w:u w:val="none"/>
+        </w:rPr>
+        <w:t>四、时态填空。</w:t>
       </w:r>
     </w:p>
     <w:p>
       <w:pPr>
-        <w:spacing w:after="80"/>
-      </w:pPr>
-      <w:r>
-        <w:rPr>
-          <w:rFonts w:ascii="等线" w:hAnsi="等线"/>
+        <w:keepNext/>
+        <w:keepLines/>
+        <w:widowControl/>
+        <w:spacing w:before="0" w:after="40" w:line="264" w:lineRule="auto"/>
+      </w:pPr>
+      <w:r>
+        <w:rPr>
+          <w:rFonts w:ascii="Times New Roman" w:hAnsi="Times New Roman" w:eastAsia="宋体"/>
+          <w:b/>
+          <w:color w:val="000000"/>
           <w:sz w:val="21"/>
-        </w:rPr>
-        <w:t>____________________________________________________________</w:t>
+          <w:u w:val="none"/>
+        </w:rPr>
+        <w:t>4.</w:t>
+      </w:r>
+      <w:r>
+        <w:rPr>
+          <w:rFonts w:ascii="Times New Roman" w:hAnsi="Times New Roman" w:eastAsia="宋体"/>
+          <w:b w:val="0"/>
+          <w:color w:val="000000"/>
+          <w:sz w:val="21"/>
+          <w:u w:val="none"/>
+        </w:rPr>
+        <w:t xml:space="preserve"> There ________ (be) a meeting tomorrow afternoon.</w:t>
       </w:r>
     </w:p>
     <w:p>
       <w:pPr>
-        <w:spacing w:after="80"/>
-      </w:pPr>
+        <w:keepNext/>
+        <w:keepLines/>
+        <w:widowControl/>
+        <w:spacing w:before="0" w:after="20" w:line="264" w:lineRule="auto"/>
+      </w:pPr>
+      <w:r>
+        <w:rPr>
+          <w:rFonts w:ascii="Times New Roman" w:hAnsi="Times New Roman" w:eastAsia="宋体"/>
+          <w:b/>
+          <w:color w:val="000000"/>
+          <w:sz w:val="20"/>
+          <w:u w:val="none"/>
+        </w:rPr>
+        <w:t>朵朵原答案：</w:t>
+      </w:r>
+      <w:r>
+        <w:rPr>
+          <w:rFonts w:ascii="Times New Roman" w:hAnsi="Times New Roman" w:eastAsia="宋体"/>
+          <w:b w:val="0"/>
+          <w:color w:val="000000"/>
+          <w:sz w:val="20"/>
+          <w:u w:val="none"/>
+        </w:rPr>
+        <w:t xml:space="preserve"> is；其后被涂黑的内容无法辨清</w:t>
+      </w:r>
     </w:p>
     <w:p>
       <w:pPr>
         <w:keepNext/>
-        <w:spacing w:after="80"/>
-      </w:pPr>
-      <w:r>
-        <w:rPr>
-          <w:rFonts w:ascii="等线" w:hAnsi="等线"/>
-          <w:b/>
-          <w:sz w:val="24"/>
-        </w:rPr>
-        <w:t>第7题</w:t>
+        <w:keepLines/>
+        <w:widowControl/>
+        <w:tabs>
+          <w:tab w:pos="7200" w:val="left"/>
+        </w:tabs>
+        <w:spacing w:before="0" w:after="20" w:line="380" w:lineRule="exact"/>
+      </w:pPr>
+      <w:r>
+        <w:rPr>
+          <w:rFonts w:ascii="Times New Roman" w:hAnsi="Times New Roman" w:eastAsia="宋体"/>
+          <w:b w:val="0"/>
+          <w:color w:val="000000"/>
+          <w:sz w:val="20"/>
+          <w:u w:val="none"/>
+        </w:rPr>
+        <w:t>订正：</w:t>
+      </w:r>
+      <w:r>
+        <w:rPr>
+          <w:rFonts w:ascii="Times New Roman" w:hAnsi="Times New Roman" w:eastAsia="宋体"/>
+          <w:b w:val="0"/>
+          <w:color w:val="000000"/>
+          <w:sz w:val="20"/>
+          <w:u w:val="single"/>
+        </w:rPr>
+        <w:tab/>
       </w:r>
     </w:p>
     <w:p>
       <w:pPr>
-        <w:keepNext/>
-        <w:spacing w:after="80"/>
-      </w:pPr>
-      <w:r>
-        <w:rPr>
-          <w:rFonts w:ascii="等线" w:hAnsi="等线"/>
-          <w:sz w:val="21"/>
-        </w:rPr>
-        <w:t>5. In the History Museum, you can see a lot of old ＿＿＿＿＿＿ (photo).</w:t>
+        <w:keepNext w:val="0"/>
+        <w:keepLines/>
+        <w:widowControl/>
+        <w:tabs>
+          <w:tab w:pos="7200" w:val="left"/>
+        </w:tabs>
+        <w:spacing w:before="0" w:after="80" w:line="380" w:lineRule="exact"/>
+      </w:pPr>
+      <w:r>
+        <w:rPr>
+          <w:rFonts w:ascii="Times New Roman" w:hAnsi="Times New Roman" w:eastAsia="宋体"/>
+          <w:b w:val="0"/>
+          <w:color w:val="000000"/>
+          <w:sz w:val="20"/>
+          <w:u w:val="none"/>
+        </w:rPr>
+        <w:t>心得：</w:t>
+      </w:r>
+      <w:r>
+        <w:rPr>
+          <w:rFonts w:ascii="Times New Roman" w:hAnsi="Times New Roman" w:eastAsia="宋体"/>
+          <w:b w:val="0"/>
+          <w:color w:val="000000"/>
+          <w:sz w:val="20"/>
+          <w:u w:val="single"/>
+        </w:rPr>
+        <w:tab/>
       </w:r>
     </w:p>
     <w:p>
       <w:pPr>
-        <w:spacing w:after="80"/>
-      </w:pPr>
-      <w:r>
-        <w:rPr>
-          <w:rFonts w:ascii="等线" w:hAnsi="等线"/>
-          <w:sz w:val="21"/>
-        </w:rPr>
-        <w:t>朵朵原答案：photoes</w:t>
+        <w:keepNext/>
+        <w:keepLines/>
+        <w:widowControl/>
+        <w:spacing w:before="80" w:after="80" w:line="264" w:lineRule="auto"/>
+      </w:pPr>
+      <w:r>
+        <w:rPr>
+          <w:rFonts w:ascii="Times New Roman" w:hAnsi="Times New Roman" w:eastAsia="宋体"/>
+          <w:b/>
+          <w:color w:val="000000"/>
+          <w:sz w:val="22"/>
+          <w:u w:val="none"/>
+        </w:rPr>
+        <w:t>五、按要求改写句子。</w:t>
       </w:r>
     </w:p>
     <w:p>
       <w:pPr>
-        <w:spacing w:after="80"/>
-      </w:pPr>
-      <w:r>
-        <w:rPr>
-          <w:rFonts w:ascii="等线" w:hAnsi="等线"/>
+        <w:keepNext/>
+        <w:keepLines/>
+        <w:widowControl/>
+        <w:spacing w:before="0" w:after="40" w:line="264" w:lineRule="auto"/>
+      </w:pPr>
+      <w:r>
+        <w:rPr>
+          <w:rFonts w:ascii="Times New Roman" w:hAnsi="Times New Roman" w:eastAsia="宋体"/>
+          <w:b/>
+          <w:color w:val="000000"/>
           <w:sz w:val="21"/>
-        </w:rPr>
-        <w:t>订正：____________________________________________________________</w:t>
+          <w:u w:val="none"/>
+        </w:rPr>
+        <w:t>5.</w:t>
+      </w:r>
+      <w:r>
+        <w:rPr>
+          <w:rFonts w:ascii="Times New Roman" w:hAnsi="Times New Roman" w:eastAsia="宋体"/>
+          <w:b w:val="0"/>
+          <w:color w:val="000000"/>
+          <w:sz w:val="21"/>
+          <w:u w:val="none"/>
+        </w:rPr>
+        <w:t xml:space="preserve"> Students are getting ready for class.（改为一般疑问句）</w:t>
       </w:r>
     </w:p>
     <w:p>
       <w:pPr>
-        <w:spacing w:after="80"/>
-      </w:pPr>
-      <w:r>
-        <w:rPr>
-          <w:rFonts w:ascii="等线" w:hAnsi="等线"/>
-          <w:sz w:val="21"/>
-        </w:rPr>
-        <w:t>心得：____________________________________________________________</w:t>
+        <w:keepNext/>
+        <w:keepLines/>
+        <w:widowControl/>
+        <w:spacing w:before="0" w:after="20" w:line="264" w:lineRule="auto"/>
+      </w:pPr>
+      <w:r>
+        <w:rPr>
+          <w:rFonts w:ascii="Times New Roman" w:hAnsi="Times New Roman" w:eastAsia="宋体"/>
+          <w:b/>
+          <w:color w:val="000000"/>
+          <w:sz w:val="20"/>
+          <w:u w:val="none"/>
+        </w:rPr>
+        <w:t>朵朵原答案：</w:t>
+      </w:r>
+      <w:r>
+        <w:rPr>
+          <w:rFonts w:ascii="Times New Roman" w:hAnsi="Times New Roman" w:eastAsia="宋体"/>
+          <w:b w:val="0"/>
+          <w:color w:val="000000"/>
+          <w:sz w:val="20"/>
+          <w:u w:val="none"/>
+        </w:rPr>
+        <w:t xml:space="preserve"> Are Students are you getting ready for class?</w:t>
       </w:r>
     </w:p>
     <w:p>
       <w:pPr>
-        <w:spacing w:after="80"/>
-      </w:pPr>
-      <w:r>
-        <w:rPr>
-          <w:rFonts w:ascii="等线" w:hAnsi="等线"/>
-          <w:sz w:val="21"/>
-        </w:rPr>
-        <w:t>____________________________________________________________</w:t>
+        <w:keepNext/>
+        <w:keepLines/>
+        <w:widowControl/>
+        <w:tabs>
+          <w:tab w:pos="7200" w:val="left"/>
+        </w:tabs>
+        <w:spacing w:before="0" w:after="20" w:line="380" w:lineRule="exact"/>
+      </w:pPr>
+      <w:r>
+        <w:rPr>
+          <w:rFonts w:ascii="Times New Roman" w:hAnsi="Times New Roman" w:eastAsia="宋体"/>
+          <w:b w:val="0"/>
+          <w:color w:val="000000"/>
+          <w:sz w:val="20"/>
+          <w:u w:val="none"/>
+        </w:rPr>
+        <w:t>订正：</w:t>
+      </w:r>
+      <w:r>
+        <w:rPr>
+          <w:rFonts w:ascii="Times New Roman" w:hAnsi="Times New Roman" w:eastAsia="宋体"/>
+          <w:b w:val="0"/>
+          <w:color w:val="000000"/>
+          <w:sz w:val="20"/>
+          <w:u w:val="single"/>
+        </w:rPr>
+        <w:tab/>
       </w:r>
     </w:p>
     <w:p>
       <w:pPr>
-        <w:spacing w:after="80"/>
-      </w:pPr>
+        <w:keepNext/>
+        <w:keepLines/>
+        <w:widowControl/>
+        <w:tabs>
+          <w:tab w:pos="7200" w:val="left"/>
+        </w:tabs>
+        <w:spacing w:before="0" w:after="20" w:line="380" w:lineRule="exact"/>
+      </w:pPr>
+      <w:r>
+        <w:rPr>
+          <w:rFonts w:ascii="Times New Roman" w:hAnsi="Times New Roman" w:eastAsia="宋体"/>
+          <w:b w:val="0"/>
+          <w:color w:val="000000"/>
+          <w:sz w:val="20"/>
+          <w:u w:val="single"/>
+        </w:rPr>
+        <w:tab/>
+      </w:r>
     </w:p>
     <w:p>
       <w:pPr>
-        <w:keepNext/>
-        <w:spacing w:after="80"/>
-      </w:pPr>
-      <w:r>
-        <w:rPr>
-          <w:rFonts w:ascii="等线" w:hAnsi="等线"/>
-          <w:b/>
-          <w:sz w:val="24"/>
-        </w:rPr>
-        <w:t>第8题</w:t>
+        <w:keepNext w:val="0"/>
+        <w:keepLines/>
+        <w:widowControl/>
+        <w:tabs>
+          <w:tab w:pos="7200" w:val="left"/>
+        </w:tabs>
+        <w:spacing w:before="0" w:after="80" w:line="380" w:lineRule="exact"/>
+      </w:pPr>
+      <w:r>
+        <w:rPr>
+          <w:rFonts w:ascii="Times New Roman" w:hAnsi="Times New Roman" w:eastAsia="宋体"/>
+          <w:b w:val="0"/>
+          <w:color w:val="000000"/>
+          <w:sz w:val="20"/>
+          <w:u w:val="none"/>
+        </w:rPr>
+        <w:t>心得：</w:t>
+      </w:r>
+      <w:r>
+        <w:rPr>
+          <w:rFonts w:ascii="Times New Roman" w:hAnsi="Times New Roman" w:eastAsia="宋体"/>
+          <w:b w:val="0"/>
+          <w:color w:val="000000"/>
+          <w:sz w:val="20"/>
+          <w:u w:val="single"/>
+        </w:rPr>
+        <w:tab/>
       </w:r>
     </w:p>
     <w:p>
       <w:pPr>
         <w:keepNext/>
-        <w:spacing w:after="80"/>
-      </w:pPr>
-      <w:r>
-        <w:rPr>
-          <w:rFonts w:ascii="等线" w:hAnsi="等线"/>
+        <w:keepLines/>
+        <w:widowControl/>
+        <w:spacing w:before="0" w:after="40" w:line="264" w:lineRule="auto"/>
+      </w:pPr>
+      <w:r>
+        <w:rPr>
+          <w:rFonts w:ascii="Times New Roman" w:hAnsi="Times New Roman" w:eastAsia="宋体"/>
+          <w:b/>
+          <w:color w:val="000000"/>
           <w:sz w:val="21"/>
-        </w:rPr>
-        <w:t>10. We can improve our oral English by repeating after ＿＿＿＿＿＿ (record).</w:t>
+          <w:u w:val="none"/>
+        </w:rPr>
+        <w:t>8.</w:t>
+      </w:r>
+      <w:r>
+        <w:rPr>
+          <w:rFonts w:ascii="Times New Roman" w:hAnsi="Times New Roman" w:eastAsia="宋体"/>
+          <w:b w:val="0"/>
+          <w:color w:val="000000"/>
+          <w:sz w:val="21"/>
+          <w:u w:val="none"/>
+        </w:rPr>
+        <w:t xml:space="preserve"> We must </w:t>
+      </w:r>
+      <w:r>
+        <w:rPr>
+          <w:rFonts w:ascii="Times New Roman" w:hAnsi="Times New Roman" w:eastAsia="宋体"/>
+          <w:b w:val="0"/>
+          <w:color w:val="000000"/>
+          <w:sz w:val="21"/>
+          <w:u w:val="single"/>
+        </w:rPr>
+        <w:t>keep</w:t>
+      </w:r>
+      <w:r>
+        <w:rPr>
+          <w:rFonts w:ascii="Times New Roman" w:hAnsi="Times New Roman" w:eastAsia="宋体"/>
+          <w:b w:val="0"/>
+          <w:color w:val="000000"/>
+          <w:sz w:val="21"/>
+          <w:u w:val="none"/>
+        </w:rPr>
+        <w:t xml:space="preserve"> </w:t>
+      </w:r>
+      <w:r>
+        <w:rPr>
+          <w:rFonts w:ascii="Times New Roman" w:hAnsi="Times New Roman" w:eastAsia="宋体"/>
+          <w:b w:val="0"/>
+          <w:color w:val="000000"/>
+          <w:sz w:val="21"/>
+          <w:u w:val="single"/>
+        </w:rPr>
+        <w:t>quiet</w:t>
+      </w:r>
+      <w:r>
+        <w:rPr>
+          <w:rFonts w:ascii="Times New Roman" w:hAnsi="Times New Roman" w:eastAsia="宋体"/>
+          <w:b w:val="0"/>
+          <w:color w:val="000000"/>
+          <w:sz w:val="21"/>
+          <w:u w:val="none"/>
+        </w:rPr>
+        <w:t xml:space="preserve"> </w:t>
+      </w:r>
+      <w:r>
+        <w:rPr>
+          <w:rFonts w:ascii="Times New Roman" w:hAnsi="Times New Roman" w:eastAsia="宋体"/>
+          <w:b w:val="0"/>
+          <w:color w:val="000000"/>
+          <w:sz w:val="21"/>
+          <w:u w:val="single"/>
+        </w:rPr>
+        <w:t>in</w:t>
+      </w:r>
+      <w:r>
+        <w:rPr>
+          <w:rFonts w:ascii="Times New Roman" w:hAnsi="Times New Roman" w:eastAsia="宋体"/>
+          <w:b w:val="0"/>
+          <w:color w:val="000000"/>
+          <w:sz w:val="21"/>
+          <w:u w:val="none"/>
+        </w:rPr>
+        <w:t xml:space="preserve"> </w:t>
+      </w:r>
+      <w:r>
+        <w:rPr>
+          <w:rFonts w:ascii="Times New Roman" w:hAnsi="Times New Roman" w:eastAsia="宋体"/>
+          <w:b w:val="0"/>
+          <w:color w:val="000000"/>
+          <w:sz w:val="21"/>
+          <w:u w:val="single"/>
+        </w:rPr>
+        <w:t>the</w:t>
+      </w:r>
+      <w:r>
+        <w:rPr>
+          <w:rFonts w:ascii="Times New Roman" w:hAnsi="Times New Roman" w:eastAsia="宋体"/>
+          <w:b w:val="0"/>
+          <w:color w:val="000000"/>
+          <w:sz w:val="21"/>
+          <w:u w:val="none"/>
+        </w:rPr>
+        <w:t xml:space="preserve"> </w:t>
+      </w:r>
+      <w:r>
+        <w:rPr>
+          <w:rFonts w:ascii="Times New Roman" w:hAnsi="Times New Roman" w:eastAsia="宋体"/>
+          <w:b w:val="0"/>
+          <w:color w:val="000000"/>
+          <w:sz w:val="21"/>
+          <w:u w:val="single"/>
+        </w:rPr>
+        <w:t>reading</w:t>
+      </w:r>
+      <w:r>
+        <w:rPr>
+          <w:rFonts w:ascii="Times New Roman" w:hAnsi="Times New Roman" w:eastAsia="宋体"/>
+          <w:b w:val="0"/>
+          <w:color w:val="000000"/>
+          <w:sz w:val="21"/>
+          <w:u w:val="none"/>
+        </w:rPr>
+        <w:t>-</w:t>
+      </w:r>
+      <w:r>
+        <w:rPr>
+          <w:rFonts w:ascii="Times New Roman" w:hAnsi="Times New Roman" w:eastAsia="宋体"/>
+          <w:b w:val="0"/>
+          <w:color w:val="000000"/>
+          <w:sz w:val="21"/>
+          <w:u w:val="single"/>
+        </w:rPr>
+        <w:t>room</w:t>
+      </w:r>
+      <w:r>
+        <w:rPr>
+          <w:rFonts w:ascii="Times New Roman" w:hAnsi="Times New Roman" w:eastAsia="宋体"/>
+          <w:b w:val="0"/>
+          <w:color w:val="000000"/>
+          <w:sz w:val="21"/>
+          <w:u w:val="none"/>
+        </w:rPr>
+        <w:t>.（对划线部分提问）</w:t>
       </w:r>
     </w:p>
     <w:p>
       <w:pPr>
-        <w:spacing w:after="80"/>
-      </w:pPr>
-      <w:r>
-        <w:rPr>
-          <w:rFonts w:ascii="等线" w:hAnsi="等线"/>
+        <w:keepNext/>
+        <w:keepLines/>
+        <w:widowControl/>
+        <w:spacing w:before="0" w:after="40" w:line="264" w:lineRule="auto"/>
+      </w:pPr>
+      <w:r>
+        <w:rPr>
+          <w:rFonts w:ascii="Times New Roman" w:hAnsi="Times New Roman" w:eastAsia="宋体"/>
+          <w:b w:val="0"/>
+          <w:color w:val="000000"/>
           <w:sz w:val="21"/>
-        </w:rPr>
-        <w:t>朵朵原答案：recording</w:t>
+          <w:u w:val="none"/>
+        </w:rPr>
+        <w:t>（1）________</w:t>
       </w:r>
     </w:p>
     <w:p>
       <w:pPr>
-        <w:spacing w:after="80"/>
-      </w:pPr>
-      <w:r>
-        <w:rPr>
-          <w:rFonts w:ascii="等线" w:hAnsi="等线"/>
+        <w:keepNext/>
+        <w:keepLines/>
+        <w:widowControl/>
+        <w:spacing w:before="0" w:after="40" w:line="264" w:lineRule="auto"/>
+      </w:pPr>
+      <w:r>
+        <w:rPr>
+          <w:rFonts w:ascii="Times New Roman" w:hAnsi="Times New Roman" w:eastAsia="宋体"/>
+          <w:b w:val="0"/>
+          <w:color w:val="000000"/>
           <w:sz w:val="21"/>
-        </w:rPr>
-        <w:t>订正：____________________________________________________________</w:t>
+          <w:u w:val="none"/>
+        </w:rPr>
+        <w:t>（2）________</w:t>
       </w:r>
     </w:p>
     <w:p>
       <w:pPr>
-        <w:spacing w:after="80"/>
-      </w:pPr>
-      <w:r>
-        <w:rPr>
-          <w:rFonts w:ascii="等线" w:hAnsi="等线"/>
-          <w:sz w:val="21"/>
-        </w:rPr>
-        <w:t>心得：____________________________________________________________</w:t>
+        <w:keepNext/>
+        <w:keepLines/>
+        <w:widowControl/>
+        <w:spacing w:before="0" w:after="20" w:line="264" w:lineRule="auto"/>
+      </w:pPr>
+      <w:r>
+        <w:rPr>
+          <w:rFonts w:ascii="Times New Roman" w:hAnsi="Times New Roman" w:eastAsia="宋体"/>
+          <w:b/>
+          <w:color w:val="000000"/>
+          <w:sz w:val="20"/>
+          <w:u w:val="none"/>
+        </w:rPr>
+        <w:t>朵朵原答案：</w:t>
+      </w:r>
+      <w:r>
+        <w:rPr>
+          <w:rFonts w:ascii="Times New Roman" w:hAnsi="Times New Roman" w:eastAsia="宋体"/>
+          <w:b w:val="0"/>
+          <w:color w:val="000000"/>
+          <w:sz w:val="20"/>
+          <w:u w:val="none"/>
+        </w:rPr>
+        <w:t xml:space="preserve"> （1）How do you must in the reading-room?，其中do被划去；（2）Where do we you must keep quiet?，其中do we被划去</w:t>
       </w:r>
     </w:p>
     <w:p>
       <w:pPr>
-        <w:spacing w:after="80"/>
-      </w:pPr>
-      <w:r>
-        <w:rPr>
-          <w:rFonts w:ascii="等线" w:hAnsi="等线"/>
-          <w:sz w:val="21"/>
-        </w:rPr>
-        <w:t>____________________________________________________________</w:t>
+        <w:keepNext/>
+        <w:keepLines/>
+        <w:widowControl/>
+        <w:tabs>
+          <w:tab w:pos="7200" w:val="left"/>
+        </w:tabs>
+        <w:spacing w:before="0" w:after="20" w:line="380" w:lineRule="exact"/>
+      </w:pPr>
+      <w:r>
+        <w:rPr>
+          <w:rFonts w:ascii="Times New Roman" w:hAnsi="Times New Roman" w:eastAsia="宋体"/>
+          <w:b w:val="0"/>
+          <w:color w:val="000000"/>
+          <w:sz w:val="20"/>
+          <w:u w:val="none"/>
+        </w:rPr>
+        <w:t>订正：</w:t>
+      </w:r>
+      <w:r>
+        <w:rPr>
+          <w:rFonts w:ascii="Times New Roman" w:hAnsi="Times New Roman" w:eastAsia="宋体"/>
+          <w:b w:val="0"/>
+          <w:color w:val="000000"/>
+          <w:sz w:val="20"/>
+          <w:u w:val="single"/>
+        </w:rPr>
+        <w:tab/>
       </w:r>
     </w:p>
     <w:p>
       <w:pPr>
-        <w:spacing w:after="80"/>
-      </w:pPr>
+        <w:keepNext/>
+        <w:keepLines/>
+        <w:widowControl/>
+        <w:tabs>
+          <w:tab w:pos="7200" w:val="left"/>
+        </w:tabs>
+        <w:spacing w:before="0" w:after="20" w:line="380" w:lineRule="exact"/>
+      </w:pPr>
+      <w:r>
+        <w:rPr>
+          <w:rFonts w:ascii="Times New Roman" w:hAnsi="Times New Roman" w:eastAsia="宋体"/>
+          <w:b w:val="0"/>
+          <w:color w:val="000000"/>
+          <w:sz w:val="20"/>
+          <w:u w:val="single"/>
+        </w:rPr>
+        <w:tab/>
+      </w:r>
     </w:p>
     <w:p>
       <w:pPr>
-        <w:keepNext/>
-        <w:spacing w:after="80"/>
-      </w:pPr>
-      <w:r>
-        <w:rPr>
-          <w:rFonts w:ascii="等线" w:hAnsi="等线"/>
-          <w:b/>
-          <w:sz w:val="24"/>
-        </w:rPr>
-        <w:t>第9题</w:t>
+        <w:keepNext w:val="0"/>
+        <w:keepLines/>
+        <w:widowControl/>
+        <w:tabs>
+          <w:tab w:pos="7200" w:val="left"/>
+        </w:tabs>
+        <w:spacing w:before="0" w:after="80" w:line="380" w:lineRule="exact"/>
+      </w:pPr>
+      <w:r>
+        <w:rPr>
+          <w:rFonts w:ascii="Times New Roman" w:hAnsi="Times New Roman" w:eastAsia="宋体"/>
+          <w:b w:val="0"/>
+          <w:color w:val="000000"/>
+          <w:sz w:val="20"/>
+          <w:u w:val="none"/>
+        </w:rPr>
+        <w:t>心得：</w:t>
+      </w:r>
+      <w:r>
+        <w:rPr>
+          <w:rFonts w:ascii="Times New Roman" w:hAnsi="Times New Roman" w:eastAsia="宋体"/>
+          <w:b w:val="0"/>
+          <w:color w:val="000000"/>
+          <w:sz w:val="20"/>
+          <w:u w:val="single"/>
+        </w:rPr>
+        <w:tab/>
       </w:r>
     </w:p>
     <w:p>
       <w:pPr>
         <w:keepNext/>
-        <w:spacing w:after="80"/>
-      </w:pPr>
-      <w:r>
-        <w:rPr>
-          <w:rFonts w:ascii="等线" w:hAnsi="等线"/>
+        <w:keepLines/>
+        <w:widowControl/>
+        <w:spacing w:before="0" w:after="40" w:line="264" w:lineRule="auto"/>
+      </w:pPr>
+      <w:r>
+        <w:rPr>
+          <w:rFonts w:ascii="Times New Roman" w:hAnsi="Times New Roman" w:eastAsia="宋体"/>
+          <w:b/>
+          <w:color w:val="000000"/>
           <w:sz w:val="21"/>
-        </w:rPr>
-        <w:t>4. There ＿＿＿＿＿＿ (be) a meeting tomorrow afternoon.</w:t>
+          <w:u w:val="none"/>
+        </w:rPr>
+        <w:t>9.</w:t>
+      </w:r>
+      <w:r>
+        <w:rPr>
+          <w:rFonts w:ascii="Times New Roman" w:hAnsi="Times New Roman" w:eastAsia="宋体"/>
+          <w:b w:val="0"/>
+          <w:color w:val="000000"/>
+          <w:sz w:val="21"/>
+          <w:u w:val="none"/>
+        </w:rPr>
+        <w:t xml:space="preserve"> They can learn English words </w:t>
+      </w:r>
+      <w:r>
+        <w:rPr>
+          <w:rFonts w:ascii="Times New Roman" w:hAnsi="Times New Roman" w:eastAsia="宋体"/>
+          <w:b w:val="0"/>
+          <w:color w:val="000000"/>
+          <w:sz w:val="21"/>
+          <w:u w:val="single"/>
+        </w:rPr>
+        <w:t>by</w:t>
+      </w:r>
+      <w:r>
+        <w:rPr>
+          <w:rFonts w:ascii="Times New Roman" w:hAnsi="Times New Roman" w:eastAsia="宋体"/>
+          <w:b w:val="0"/>
+          <w:color w:val="000000"/>
+          <w:sz w:val="21"/>
+          <w:u w:val="none"/>
+        </w:rPr>
+        <w:t xml:space="preserve"> </w:t>
+      </w:r>
+      <w:r>
+        <w:rPr>
+          <w:rFonts w:ascii="Times New Roman" w:hAnsi="Times New Roman" w:eastAsia="宋体"/>
+          <w:b w:val="0"/>
+          <w:color w:val="000000"/>
+          <w:sz w:val="21"/>
+          <w:u w:val="single"/>
+        </w:rPr>
+        <w:t>reading</w:t>
+      </w:r>
+      <w:r>
+        <w:rPr>
+          <w:rFonts w:ascii="Times New Roman" w:hAnsi="Times New Roman" w:eastAsia="宋体"/>
+          <w:b w:val="0"/>
+          <w:color w:val="000000"/>
+          <w:sz w:val="21"/>
+          <w:u w:val="none"/>
+        </w:rPr>
+        <w:t xml:space="preserve"> </w:t>
+      </w:r>
+      <w:r>
+        <w:rPr>
+          <w:rFonts w:ascii="Times New Roman" w:hAnsi="Times New Roman" w:eastAsia="宋体"/>
+          <w:b w:val="0"/>
+          <w:color w:val="000000"/>
+          <w:sz w:val="21"/>
+          <w:u w:val="single"/>
+        </w:rPr>
+        <w:t>and</w:t>
+      </w:r>
+      <w:r>
+        <w:rPr>
+          <w:rFonts w:ascii="Times New Roman" w:hAnsi="Times New Roman" w:eastAsia="宋体"/>
+          <w:b w:val="0"/>
+          <w:color w:val="000000"/>
+          <w:sz w:val="21"/>
+          <w:u w:val="none"/>
+        </w:rPr>
+        <w:t xml:space="preserve"> </w:t>
+      </w:r>
+      <w:r>
+        <w:rPr>
+          <w:rFonts w:ascii="Times New Roman" w:hAnsi="Times New Roman" w:eastAsia="宋体"/>
+          <w:b w:val="0"/>
+          <w:color w:val="000000"/>
+          <w:sz w:val="21"/>
+          <w:u w:val="single"/>
+        </w:rPr>
+        <w:t>listening</w:t>
+      </w:r>
+      <w:r>
+        <w:rPr>
+          <w:rFonts w:ascii="Times New Roman" w:hAnsi="Times New Roman" w:eastAsia="宋体"/>
+          <w:b w:val="0"/>
+          <w:color w:val="000000"/>
+          <w:sz w:val="21"/>
+          <w:u w:val="none"/>
+        </w:rPr>
+        <w:t xml:space="preserve"> </w:t>
+      </w:r>
+      <w:r>
+        <w:rPr>
+          <w:rFonts w:ascii="Times New Roman" w:hAnsi="Times New Roman" w:eastAsia="宋体"/>
+          <w:b w:val="0"/>
+          <w:color w:val="000000"/>
+          <w:sz w:val="21"/>
+          <w:u w:val="single"/>
+        </w:rPr>
+        <w:t>to</w:t>
+      </w:r>
+      <w:r>
+        <w:rPr>
+          <w:rFonts w:ascii="Times New Roman" w:hAnsi="Times New Roman" w:eastAsia="宋体"/>
+          <w:b w:val="0"/>
+          <w:color w:val="000000"/>
+          <w:sz w:val="21"/>
+          <w:u w:val="none"/>
+        </w:rPr>
+        <w:t xml:space="preserve"> </w:t>
+      </w:r>
+      <w:r>
+        <w:rPr>
+          <w:rFonts w:ascii="Times New Roman" w:hAnsi="Times New Roman" w:eastAsia="宋体"/>
+          <w:b w:val="0"/>
+          <w:color w:val="000000"/>
+          <w:sz w:val="21"/>
+          <w:u w:val="single"/>
+        </w:rPr>
+        <w:t>stories</w:t>
+      </w:r>
+      <w:r>
+        <w:rPr>
+          <w:rFonts w:ascii="Times New Roman" w:hAnsi="Times New Roman" w:eastAsia="宋体"/>
+          <w:b w:val="0"/>
+          <w:color w:val="000000"/>
+          <w:sz w:val="21"/>
+          <w:u w:val="none"/>
+        </w:rPr>
+        <w:t xml:space="preserve"> </w:t>
+      </w:r>
+      <w:r>
+        <w:rPr>
+          <w:rFonts w:ascii="Times New Roman" w:hAnsi="Times New Roman" w:eastAsia="宋体"/>
+          <w:b w:val="0"/>
+          <w:color w:val="000000"/>
+          <w:sz w:val="21"/>
+          <w:u w:val="single"/>
+        </w:rPr>
+        <w:t>in</w:t>
+      </w:r>
+      <w:r>
+        <w:rPr>
+          <w:rFonts w:ascii="Times New Roman" w:hAnsi="Times New Roman" w:eastAsia="宋体"/>
+          <w:b w:val="0"/>
+          <w:color w:val="000000"/>
+          <w:sz w:val="21"/>
+          <w:u w:val="none"/>
+        </w:rPr>
+        <w:t xml:space="preserve"> </w:t>
+      </w:r>
+      <w:r>
+        <w:rPr>
+          <w:rFonts w:ascii="Times New Roman" w:hAnsi="Times New Roman" w:eastAsia="宋体"/>
+          <w:b w:val="0"/>
+          <w:color w:val="000000"/>
+          <w:sz w:val="21"/>
+          <w:u w:val="single"/>
+        </w:rPr>
+        <w:t>English</w:t>
+      </w:r>
+      <w:r>
+        <w:rPr>
+          <w:rFonts w:ascii="Times New Roman" w:hAnsi="Times New Roman" w:eastAsia="宋体"/>
+          <w:b w:val="0"/>
+          <w:color w:val="000000"/>
+          <w:sz w:val="21"/>
+          <w:u w:val="none"/>
+        </w:rPr>
+        <w:t>.（对划线部分提问）</w:t>
       </w:r>
     </w:p>
     <w:p>
       <w:pPr>
-        <w:spacing w:after="80"/>
-      </w:pPr>
-      <w:r>
-        <w:rPr>
-          <w:rFonts w:ascii="等线" w:hAnsi="等线"/>
-          <w:sz w:val="21"/>
-        </w:rPr>
-        <w:t>朵朵原答案：is；其后被涂黑的内容无法辨清</w:t>
+        <w:keepNext/>
+        <w:keepLines/>
+        <w:widowControl/>
+        <w:spacing w:before="0" w:after="20" w:line="264" w:lineRule="auto"/>
+      </w:pPr>
+      <w:r>
+        <w:rPr>
+          <w:rFonts w:ascii="Times New Roman" w:hAnsi="Times New Roman" w:eastAsia="宋体"/>
+          <w:b/>
+          <w:color w:val="000000"/>
+          <w:sz w:val="20"/>
+          <w:u w:val="none"/>
+        </w:rPr>
+        <w:t>朵朵原答案：</w:t>
+      </w:r>
+      <w:r>
+        <w:rPr>
+          <w:rFonts w:ascii="Times New Roman" w:hAnsi="Times New Roman" w:eastAsia="宋体"/>
+          <w:b w:val="0"/>
+          <w:color w:val="000000"/>
+          <w:sz w:val="20"/>
+          <w:u w:val="none"/>
+        </w:rPr>
+        <w:t xml:space="preserve"> What can they learn English words.</w:t>
       </w:r>
     </w:p>
     <w:p>
       <w:pPr>
-        <w:spacing w:after="80"/>
-      </w:pPr>
-      <w:r>
-        <w:rPr>
-          <w:rFonts w:ascii="等线" w:hAnsi="等线"/>
-          <w:sz w:val="21"/>
-        </w:rPr>
-        <w:t>订正：____________________________________________________________</w:t>
+        <w:keepNext/>
+        <w:keepLines/>
+        <w:widowControl/>
+        <w:tabs>
+          <w:tab w:pos="7200" w:val="left"/>
+        </w:tabs>
+        <w:spacing w:before="0" w:after="20" w:line="380" w:lineRule="exact"/>
+      </w:pPr>
+      <w:r>
+        <w:rPr>
+          <w:rFonts w:ascii="Times New Roman" w:hAnsi="Times New Roman" w:eastAsia="宋体"/>
+          <w:b w:val="0"/>
+          <w:color w:val="000000"/>
+          <w:sz w:val="20"/>
+          <w:u w:val="none"/>
+        </w:rPr>
+        <w:t>订正：</w:t>
+      </w:r>
+      <w:r>
+        <w:rPr>
+          <w:rFonts w:ascii="Times New Roman" w:hAnsi="Times New Roman" w:eastAsia="宋体"/>
+          <w:b w:val="0"/>
+          <w:color w:val="000000"/>
+          <w:sz w:val="20"/>
+          <w:u w:val="single"/>
+        </w:rPr>
+        <w:tab/>
       </w:r>
     </w:p>
     <w:p>
       <w:pPr>
-        <w:spacing w:after="80"/>
-      </w:pPr>
-      <w:r>
-        <w:rPr>
-          <w:rFonts w:ascii="等线" w:hAnsi="等线"/>
-          <w:sz w:val="21"/>
-        </w:rPr>
-        <w:t>心得：____________________________________________________________</w:t>
+        <w:keepNext/>
+        <w:keepLines/>
+        <w:widowControl/>
+        <w:tabs>
+          <w:tab w:pos="7200" w:val="left"/>
+        </w:tabs>
+        <w:spacing w:before="0" w:after="20" w:line="380" w:lineRule="exact"/>
+      </w:pPr>
+      <w:r>
+        <w:rPr>
+          <w:rFonts w:ascii="Times New Roman" w:hAnsi="Times New Roman" w:eastAsia="宋体"/>
+          <w:b w:val="0"/>
+          <w:color w:val="000000"/>
+          <w:sz w:val="20"/>
+          <w:u w:val="single"/>
+        </w:rPr>
+        <w:tab/>
       </w:r>
     </w:p>
     <w:p>
       <w:pPr>
-        <w:spacing w:after="80"/>
-      </w:pPr>
-      <w:r>
-        <w:rPr>
-          <w:rFonts w:ascii="等线" w:hAnsi="等线"/>
-          <w:sz w:val="21"/>
-        </w:rPr>
-        <w:t>____________________________________________________________</w:t>
+        <w:keepNext w:val="0"/>
+        <w:keepLines/>
+        <w:widowControl/>
+        <w:tabs>
+          <w:tab w:pos="7200" w:val="left"/>
+        </w:tabs>
+        <w:spacing w:before="0" w:after="80" w:line="380" w:lineRule="exact"/>
+      </w:pPr>
+      <w:r>
+        <w:rPr>
+          <w:rFonts w:ascii="Times New Roman" w:hAnsi="Times New Roman" w:eastAsia="宋体"/>
+          <w:b w:val="0"/>
+          <w:color w:val="000000"/>
+          <w:sz w:val="20"/>
+          <w:u w:val="none"/>
+        </w:rPr>
+        <w:t>心得：</w:t>
+      </w:r>
+      <w:r>
+        <w:rPr>
+          <w:rFonts w:ascii="Times New Roman" w:hAnsi="Times New Roman" w:eastAsia="宋体"/>
+          <w:b w:val="0"/>
+          <w:color w:val="000000"/>
+          <w:sz w:val="20"/>
+          <w:u w:val="single"/>
+        </w:rPr>
+        <w:tab/>
       </w:r>
     </w:p>
     <w:p>
       <w:pPr>
-        <w:spacing w:after="80"/>
-      </w:pPr>
+        <w:keepNext/>
+        <w:keepLines/>
+        <w:widowControl/>
+        <w:spacing w:before="100" w:after="40" w:line="264" w:lineRule="auto"/>
+      </w:pPr>
+      <w:r>
+        <w:rPr>
+          <w:rFonts w:ascii="Times New Roman" w:hAnsi="Times New Roman" w:eastAsia="宋体"/>
+          <w:b/>
+          <w:color w:val="000000"/>
+          <w:sz w:val="24"/>
+          <w:u w:val="none"/>
+        </w:rPr>
+        <w:t>阅读训练</w:t>
+      </w:r>
     </w:p>
     <w:p>
       <w:pPr>
         <w:keepNext/>
-        <w:spacing w:after="80"/>
-      </w:pPr>
-      <w:r>
-        <w:rPr>
-          <w:rFonts w:ascii="等线" w:hAnsi="等线"/>
+        <w:keepLines/>
+        <w:widowControl/>
+        <w:spacing w:before="80" w:after="80" w:line="264" w:lineRule="auto"/>
+      </w:pPr>
+      <w:r>
+        <w:rPr>
+          <w:rFonts w:ascii="Times New Roman" w:hAnsi="Times New Roman" w:eastAsia="宋体"/>
           <w:b/>
-          <w:sz w:val="24"/>
-        </w:rPr>
-        <w:t>第10题</w:t>
+          <w:color w:val="000000"/>
+          <w:sz w:val="22"/>
+          <w:u w:val="none"/>
+        </w:rPr>
+        <w:t>阅读训练 B</w:t>
       </w:r>
     </w:p>
     <w:p>
       <w:pPr>
         <w:keepNext/>
-        <w:spacing w:after="80"/>
-      </w:pPr>
-      <w:r>
-        <w:rPr>
-          <w:rFonts w:ascii="等线" w:hAnsi="等线"/>
+        <w:keepLines/>
+        <w:widowControl/>
+        <w:spacing w:before="0" w:after="60" w:line="264" w:lineRule="auto"/>
+      </w:pPr>
+      <w:r>
+        <w:rPr>
+          <w:rFonts w:ascii="Times New Roman" w:hAnsi="Times New Roman" w:eastAsia="宋体"/>
+          <w:b/>
+          <w:color w:val="000000"/>
           <w:sz w:val="21"/>
-        </w:rPr>
-        <w:t>5. Students are getting ready for class.（改为一般疑问句）</w:t>
-        <w:br/>
-        <w:t>＿＿＿＿＿＿＿＿＿＿＿＿＿＿＿＿＿＿＿＿＿＿＿＿</w:t>
+          <w:u w:val="none"/>
+        </w:rPr>
+        <w:t>Choose the best words or expressions to complete the passage.</w:t>
       </w:r>
     </w:p>
     <w:p>
       <w:pPr>
-        <w:spacing w:after="80"/>
-      </w:pPr>
-      <w:r>
-        <w:rPr>
-          <w:rFonts w:ascii="等线" w:hAnsi="等线"/>
+        <w:keepNext w:val="0"/>
+        <w:keepLines w:val="0"/>
+        <w:widowControl/>
+        <w:spacing w:before="0" w:after="60" w:line="264" w:lineRule="auto"/>
+      </w:pPr>
+      <w:r>
+        <w:rPr>
+          <w:rFonts w:ascii="Times New Roman" w:hAnsi="Times New Roman" w:eastAsia="宋体"/>
+          <w:b w:val="0"/>
+          <w:color w:val="000000"/>
           <w:sz w:val="21"/>
-        </w:rPr>
-        <w:t>朵朵原答案：Are Students are you getting ready for class?</w:t>
+          <w:u w:val="none"/>
+        </w:rPr>
+        <w:t>The Earth is our home. We must take good care of it. That is to say, we must ＿＿1＿＿ the land, air and water clean. But man has produced（造成）a lot of pollution on the Earth since he first made a fire, washed his clothes in the river and threw waste or rubbish on the ground. Many years ago, pollution was not so serious（严重的）＿＿2＿＿ there were not so many people. And in the past, there was enough ＿＿3＿＿ air, land and water. When the land or the river was dirty in one place, man could move to ＿＿4＿＿ place. However, today everything is different. And the more people there are in one place, the worse environment they maybe have. Perhaps（也许）you are afraid it is endless（无止境的）for people to produce pollution. ＿＿5＿＿, we are glad to tell you that people have come to know the danger of pollution and more and more people are working hard to protect our Earth.</w:t>
       </w:r>
     </w:p>
     <w:p>
       <w:pPr>
-        <w:spacing w:after="80"/>
-      </w:pPr>
-      <w:r>
-        <w:rPr>
-          <w:rFonts w:ascii="等线" w:hAnsi="等线"/>
+        <w:keepNext/>
+        <w:keepLines/>
+        <w:widowControl/>
+        <w:spacing w:before="0" w:after="40" w:line="264" w:lineRule="auto"/>
+      </w:pPr>
+      <w:r>
+        <w:rPr>
+          <w:rFonts w:ascii="Times New Roman" w:hAnsi="Times New Roman" w:eastAsia="宋体"/>
+          <w:b/>
+          <w:color w:val="000000"/>
           <w:sz w:val="21"/>
-        </w:rPr>
-        <w:t>订正：____________________________________________________________</w:t>
+          <w:u w:val="none"/>
+        </w:rPr>
+        <w:t>1.</w:t>
+      </w:r>
+      <w:r>
+        <w:rPr>
+          <w:rFonts w:ascii="Times New Roman" w:hAnsi="Times New Roman" w:eastAsia="宋体"/>
+          <w:b w:val="0"/>
+          <w:color w:val="000000"/>
+          <w:sz w:val="21"/>
+          <w:u w:val="none"/>
+        </w:rPr>
+        <w:t>（　）</w:t>
       </w:r>
     </w:p>
     <w:p>
       <w:pPr>
-        <w:spacing w:after="80"/>
-      </w:pPr>
-      <w:r>
-        <w:rPr>
-          <w:rFonts w:ascii="等线" w:hAnsi="等线"/>
+        <w:keepNext/>
+        <w:keepLines/>
+        <w:widowControl/>
+        <w:tabs>
+          <w:tab w:pos="1814" w:val="left"/>
+          <w:tab w:pos="3628" w:val="left"/>
+          <w:tab w:pos="5443" w:val="left"/>
+        </w:tabs>
+        <w:spacing w:before="0" w:after="20" w:line="264" w:lineRule="auto"/>
+      </w:pPr>
+      <w:r>
+        <w:rPr>
+          <w:rFonts w:ascii="Times New Roman" w:hAnsi="Times New Roman" w:eastAsia="宋体"/>
+          <w:b w:val="0"/>
+          <w:color w:val="000000"/>
           <w:sz w:val="21"/>
-        </w:rPr>
-        <w:t>心得：____________________________________________________________</w:t>
+          <w:u w:val="none"/>
+        </w:rPr>
+        <w:t>A. have</w:t>
+        <w:tab/>
+        <w:t>B. take</w:t>
+        <w:tab/>
+        <w:t>C. study</w:t>
+        <w:tab/>
+        <w:t>D. keep</w:t>
       </w:r>
     </w:p>
     <w:p>
       <w:pPr>
-        <w:spacing w:after="80"/>
-      </w:pPr>
-      <w:r>
-        <w:rPr>
-          <w:rFonts w:ascii="等线" w:hAnsi="等线"/>
-          <w:sz w:val="21"/>
-        </w:rPr>
-        <w:t>____________________________________________________________</w:t>
+        <w:keepNext/>
+        <w:keepLines/>
+        <w:widowControl/>
+        <w:spacing w:before="0" w:after="20" w:line="264" w:lineRule="auto"/>
+      </w:pPr>
+      <w:r>
+        <w:rPr>
+          <w:rFonts w:ascii="Times New Roman" w:hAnsi="Times New Roman" w:eastAsia="宋体"/>
+          <w:b/>
+          <w:color w:val="000000"/>
+          <w:sz w:val="20"/>
+          <w:u w:val="none"/>
+        </w:rPr>
+        <w:t>朵朵原答案：</w:t>
+      </w:r>
+      <w:r>
+        <w:rPr>
+          <w:rFonts w:ascii="Times New Roman" w:hAnsi="Times New Roman" w:eastAsia="宋体"/>
+          <w:b w:val="0"/>
+          <w:color w:val="000000"/>
+          <w:sz w:val="20"/>
+          <w:u w:val="none"/>
+        </w:rPr>
+        <w:t xml:space="preserve"> A；旁边另有被划写覆盖的改选字母</w:t>
       </w:r>
     </w:p>
     <w:p>
       <w:pPr>
-        <w:spacing w:after="80"/>
-      </w:pPr>
+        <w:keepNext/>
+        <w:keepLines/>
+        <w:widowControl/>
+        <w:tabs>
+          <w:tab w:pos="7200" w:val="left"/>
+        </w:tabs>
+        <w:spacing w:before="0" w:after="20" w:line="380" w:lineRule="exact"/>
+      </w:pPr>
+      <w:r>
+        <w:rPr>
+          <w:rFonts w:ascii="Times New Roman" w:hAnsi="Times New Roman" w:eastAsia="宋体"/>
+          <w:b w:val="0"/>
+          <w:color w:val="000000"/>
+          <w:sz w:val="20"/>
+          <w:u w:val="none"/>
+        </w:rPr>
+        <w:t>订正：</w:t>
+      </w:r>
+      <w:r>
+        <w:rPr>
+          <w:rFonts w:ascii="Times New Roman" w:hAnsi="Times New Roman" w:eastAsia="宋体"/>
+          <w:b w:val="0"/>
+          <w:color w:val="000000"/>
+          <w:sz w:val="20"/>
+          <w:u w:val="single"/>
+        </w:rPr>
+        <w:tab/>
+      </w:r>
     </w:p>
     <w:p>
       <w:pPr>
-        <w:keepNext/>
-        <w:spacing w:after="80"/>
-      </w:pPr>
-      <w:r>
-        <w:rPr>
-          <w:rFonts w:ascii="等线" w:hAnsi="等线"/>
-          <w:b/>
-          <w:sz w:val="24"/>
-        </w:rPr>
-        <w:t>第11题</w:t>
+        <w:keepNext w:val="0"/>
+        <w:keepLines/>
+        <w:widowControl/>
+        <w:tabs>
+          <w:tab w:pos="7200" w:val="left"/>
+        </w:tabs>
+        <w:spacing w:before="0" w:after="80" w:line="380" w:lineRule="exact"/>
+      </w:pPr>
+      <w:r>
+        <w:rPr>
+          <w:rFonts w:ascii="Times New Roman" w:hAnsi="Times New Roman" w:eastAsia="宋体"/>
+          <w:b w:val="0"/>
+          <w:color w:val="000000"/>
+          <w:sz w:val="20"/>
+          <w:u w:val="none"/>
+        </w:rPr>
+        <w:t>心得：</w:t>
+      </w:r>
+      <w:r>
+        <w:rPr>
+          <w:rFonts w:ascii="Times New Roman" w:hAnsi="Times New Roman" w:eastAsia="宋体"/>
+          <w:b w:val="0"/>
+          <w:color w:val="000000"/>
+          <w:sz w:val="20"/>
+          <w:u w:val="single"/>
+        </w:rPr>
+        <w:tab/>
       </w:r>
     </w:p>
     <w:p>
       <w:pPr>
         <w:keepNext/>
-        <w:spacing w:after="80"/>
-      </w:pPr>
-      <w:r>
-        <w:rPr>
-          <w:rFonts w:ascii="等线" w:hAnsi="等线"/>
+        <w:keepLines/>
+        <w:widowControl/>
+        <w:spacing w:before="0" w:after="40" w:line="264" w:lineRule="auto"/>
+      </w:pPr>
+      <w:r>
+        <w:rPr>
+          <w:rFonts w:ascii="Times New Roman" w:hAnsi="Times New Roman" w:eastAsia="宋体"/>
+          <w:b/>
+          <w:color w:val="000000"/>
           <w:sz w:val="21"/>
-        </w:rPr>
-        <w:t>8. We must k̲e̲e̲p̲ q̲u̲i̲e̲t̲ i̲n̲ t̲h̲e̲ r̲e̲a̲d̲i̲n̲g̲-r̲o̲o̲m̲.（对划线部分提问）</w:t>
-        <w:br/>
-        <w:t>（1）＿＿＿＿＿＿＿＿＿＿＿＿＿＿＿＿＿＿＿＿＿＿＿＿</w:t>
-        <w:br/>
-        <w:t>（2）＿＿＿＿＿＿＿＿＿＿＿＿＿＿＿＿＿＿＿＿＿＿＿＿</w:t>
+          <w:u w:val="none"/>
+        </w:rPr>
+        <w:t>2.</w:t>
+      </w:r>
+      <w:r>
+        <w:rPr>
+          <w:rFonts w:ascii="Times New Roman" w:hAnsi="Times New Roman" w:eastAsia="宋体"/>
+          <w:b w:val="0"/>
+          <w:color w:val="000000"/>
+          <w:sz w:val="21"/>
+          <w:u w:val="none"/>
+        </w:rPr>
+        <w:t>（　）</w:t>
       </w:r>
     </w:p>
     <w:p>
       <w:pPr>
-        <w:spacing w:after="80"/>
-      </w:pPr>
-      <w:r>
-        <w:rPr>
-          <w:rFonts w:ascii="等线" w:hAnsi="等线"/>
+        <w:keepNext/>
+        <w:keepLines/>
+        <w:widowControl/>
+        <w:tabs>
+          <w:tab w:pos="1814" w:val="left"/>
+          <w:tab w:pos="3628" w:val="left"/>
+          <w:tab w:pos="5443" w:val="left"/>
+        </w:tabs>
+        <w:spacing w:before="0" w:after="20" w:line="264" w:lineRule="auto"/>
+      </w:pPr>
+      <w:r>
+        <w:rPr>
+          <w:rFonts w:ascii="Times New Roman" w:hAnsi="Times New Roman" w:eastAsia="宋体"/>
+          <w:b w:val="0"/>
+          <w:color w:val="000000"/>
           <w:sz w:val="21"/>
-        </w:rPr>
-        <w:t>朵朵原答案：（1）How do you must in the reading-room?，其中do被划去；（2）Where do we you must keep quiet?，其中do we被划去</w:t>
+          <w:u w:val="none"/>
+        </w:rPr>
+        <w:t>A. so</w:t>
+        <w:tab/>
+        <w:t>B. though</w:t>
+        <w:tab/>
+        <w:t>C. because</w:t>
+        <w:tab/>
+        <w:t>D. but</w:t>
       </w:r>
     </w:p>
     <w:p>
       <w:pPr>
-        <w:spacing w:after="80"/>
-      </w:pPr>
-      <w:r>
-        <w:rPr>
-          <w:rFonts w:ascii="等线" w:hAnsi="等线"/>
-          <w:sz w:val="21"/>
-        </w:rPr>
-        <w:t>订正：____________________________________________________________</w:t>
+        <w:keepNext/>
+        <w:keepLines/>
+        <w:widowControl/>
+        <w:tabs>
+          <w:tab w:pos="7200" w:val="left"/>
+        </w:tabs>
+        <w:spacing w:before="0" w:after="20" w:line="380" w:lineRule="exact"/>
+      </w:pPr>
+      <w:r>
+        <w:rPr>
+          <w:rFonts w:ascii="Times New Roman" w:hAnsi="Times New Roman" w:eastAsia="宋体"/>
+          <w:b w:val="0"/>
+          <w:color w:val="000000"/>
+          <w:sz w:val="20"/>
+          <w:u w:val="none"/>
+        </w:rPr>
+        <w:t>订正：</w:t>
+      </w:r>
+      <w:r>
+        <w:rPr>
+          <w:rFonts w:ascii="Times New Roman" w:hAnsi="Times New Roman" w:eastAsia="宋体"/>
+          <w:b w:val="0"/>
+          <w:color w:val="000000"/>
+          <w:sz w:val="20"/>
+          <w:u w:val="single"/>
+        </w:rPr>
+        <w:tab/>
       </w:r>
     </w:p>
     <w:p>
       <w:pPr>
-        <w:spacing w:after="80"/>
-      </w:pPr>
-      <w:r>
-        <w:rPr>
-          <w:rFonts w:ascii="等线" w:hAnsi="等线"/>
-          <w:sz w:val="21"/>
-        </w:rPr>
-        <w:t>心得：____________________________________________________________</w:t>
+        <w:keepNext w:val="0"/>
+        <w:keepLines/>
+        <w:widowControl/>
+        <w:tabs>
+          <w:tab w:pos="7200" w:val="left"/>
+        </w:tabs>
+        <w:spacing w:before="0" w:after="80" w:line="380" w:lineRule="exact"/>
+      </w:pPr>
+      <w:r>
+        <w:rPr>
+          <w:rFonts w:ascii="Times New Roman" w:hAnsi="Times New Roman" w:eastAsia="宋体"/>
+          <w:b w:val="0"/>
+          <w:color w:val="000000"/>
+          <w:sz w:val="20"/>
+          <w:u w:val="none"/>
+        </w:rPr>
+        <w:t>心得：</w:t>
+      </w:r>
+      <w:r>
+        <w:rPr>
+          <w:rFonts w:ascii="Times New Roman" w:hAnsi="Times New Roman" w:eastAsia="宋体"/>
+          <w:b w:val="0"/>
+          <w:color w:val="000000"/>
+          <w:sz w:val="20"/>
+          <w:u w:val="single"/>
+        </w:rPr>
+        <w:tab/>
       </w:r>
     </w:p>
     <w:p>
       <w:pPr>
-        <w:spacing w:after="80"/>
-      </w:pPr>
-      <w:r>
-        <w:rPr>
-          <w:rFonts w:ascii="等线" w:hAnsi="等线"/>
+        <w:keepNext/>
+        <w:keepLines/>
+        <w:widowControl/>
+        <w:spacing w:before="0" w:after="40" w:line="264" w:lineRule="auto"/>
+      </w:pPr>
+      <w:r>
+        <w:rPr>
+          <w:rFonts w:ascii="Times New Roman" w:hAnsi="Times New Roman" w:eastAsia="宋体"/>
+          <w:b/>
+          <w:color w:val="000000"/>
           <w:sz w:val="21"/>
-        </w:rPr>
-        <w:t>____________________________________________________________</w:t>
+          <w:u w:val="none"/>
+        </w:rPr>
+        <w:t>3.</w:t>
+      </w:r>
+      <w:r>
+        <w:rPr>
+          <w:rFonts w:ascii="Times New Roman" w:hAnsi="Times New Roman" w:eastAsia="宋体"/>
+          <w:b w:val="0"/>
+          <w:color w:val="000000"/>
+          <w:sz w:val="21"/>
+          <w:u w:val="none"/>
+        </w:rPr>
+        <w:t>（　）</w:t>
       </w:r>
     </w:p>
     <w:p>
       <w:pPr>
-        <w:spacing w:after="80"/>
-      </w:pPr>
+        <w:keepNext/>
+        <w:keepLines/>
+        <w:widowControl/>
+        <w:tabs>
+          <w:tab w:pos="1814" w:val="left"/>
+          <w:tab w:pos="3628" w:val="left"/>
+          <w:tab w:pos="5443" w:val="left"/>
+        </w:tabs>
+        <w:spacing w:before="0" w:after="20" w:line="264" w:lineRule="auto"/>
+      </w:pPr>
+      <w:r>
+        <w:rPr>
+          <w:rFonts w:ascii="Times New Roman" w:hAnsi="Times New Roman" w:eastAsia="宋体"/>
+          <w:b w:val="0"/>
+          <w:color w:val="000000"/>
+          <w:sz w:val="21"/>
+          <w:u w:val="none"/>
+        </w:rPr>
+        <w:t>A. clean</w:t>
+        <w:tab/>
+        <w:t>B. warm</w:t>
+        <w:tab/>
+        <w:t>C. dirty</w:t>
+        <w:tab/>
+        <w:t>D. cool</w:t>
+      </w:r>
     </w:p>
     <w:p>
       <w:pPr>
         <w:keepNext/>
-        <w:spacing w:after="80"/>
-      </w:pPr>
-      <w:r>
-        <w:rPr>
-          <w:rFonts w:ascii="等线" w:hAnsi="等线"/>
+        <w:keepLines/>
+        <w:widowControl/>
+        <w:spacing w:before="0" w:after="20" w:line="264" w:lineRule="auto"/>
+      </w:pPr>
+      <w:r>
+        <w:rPr>
+          <w:rFonts w:ascii="Times New Roman" w:hAnsi="Times New Roman" w:eastAsia="宋体"/>
           <w:b/>
-          <w:sz w:val="24"/>
-        </w:rPr>
-        <w:t>第12题</w:t>
+          <w:color w:val="000000"/>
+          <w:sz w:val="20"/>
+          <w:u w:val="none"/>
+        </w:rPr>
+        <w:t>朵朵原答案：</w:t>
+      </w:r>
+      <w:r>
+        <w:rPr>
+          <w:rFonts w:ascii="Times New Roman" w:hAnsi="Times New Roman" w:eastAsia="宋体"/>
+          <w:b w:val="0"/>
+          <w:color w:val="000000"/>
+          <w:sz w:val="20"/>
+          <w:u w:val="none"/>
+        </w:rPr>
+        <w:t xml:space="preserve"> D（旁边另有重叠划改笔迹）</w:t>
       </w:r>
     </w:p>
     <w:p>
       <w:pPr>
         <w:keepNext/>
-        <w:spacing w:after="80"/>
-      </w:pPr>
-      <w:r>
-        <w:rPr>
-          <w:rFonts w:ascii="等线" w:hAnsi="等线"/>
-          <w:sz w:val="21"/>
-        </w:rPr>
-        <w:t>9. They can learn English words b̲y̲ r̲e̲a̲d̲i̲n̲g̲ a̲n̲d̲ l̲i̲s̲t̲e̲n̲i̲n̲g̲ t̲o̲ s̲t̲o̲r̲i̲e̲s̲ i̲n̲ E̲n̲g̲l̲i̲s̲h̲.（对划线部分提问）</w:t>
-        <w:br/>
-        <w:t>＿＿＿＿＿＿＿＿＿＿＿＿＿＿＿＿＿＿＿＿＿＿＿＿</w:t>
+        <w:keepLines/>
+        <w:widowControl/>
+        <w:tabs>
+          <w:tab w:pos="7200" w:val="left"/>
+        </w:tabs>
+        <w:spacing w:before="0" w:after="20" w:line="380" w:lineRule="exact"/>
+      </w:pPr>
+      <w:r>
+        <w:rPr>
+          <w:rFonts w:ascii="Times New Roman" w:hAnsi="Times New Roman" w:eastAsia="宋体"/>
+          <w:b w:val="0"/>
+          <w:color w:val="000000"/>
+          <w:sz w:val="20"/>
+          <w:u w:val="none"/>
+        </w:rPr>
+        <w:t>订正：</w:t>
+      </w:r>
+      <w:r>
+        <w:rPr>
+          <w:rFonts w:ascii="Times New Roman" w:hAnsi="Times New Roman" w:eastAsia="宋体"/>
+          <w:b w:val="0"/>
+          <w:color w:val="000000"/>
+          <w:sz w:val="20"/>
+          <w:u w:val="single"/>
+        </w:rPr>
+        <w:tab/>
       </w:r>
     </w:p>
     <w:p>
       <w:pPr>
-        <w:spacing w:after="80"/>
-      </w:pPr>
-      <w:r>
-        <w:rPr>
-          <w:rFonts w:ascii="等线" w:hAnsi="等线"/>
-          <w:sz w:val="21"/>
-        </w:rPr>
-        <w:t>朵朵原答案：What can they learn English words.</w:t>
+        <w:keepNext w:val="0"/>
+        <w:keepLines/>
+        <w:widowControl/>
+        <w:tabs>
+          <w:tab w:pos="7200" w:val="left"/>
+        </w:tabs>
+        <w:spacing w:before="0" w:after="80" w:line="380" w:lineRule="exact"/>
+      </w:pPr>
+      <w:r>
+        <w:rPr>
+          <w:rFonts w:ascii="Times New Roman" w:hAnsi="Times New Roman" w:eastAsia="宋体"/>
+          <w:b w:val="0"/>
+          <w:color w:val="000000"/>
+          <w:sz w:val="20"/>
+          <w:u w:val="none"/>
+        </w:rPr>
+        <w:t>心得：</w:t>
+      </w:r>
+      <w:r>
+        <w:rPr>
+          <w:rFonts w:ascii="Times New Roman" w:hAnsi="Times New Roman" w:eastAsia="宋体"/>
+          <w:b w:val="0"/>
+          <w:color w:val="000000"/>
+          <w:sz w:val="20"/>
+          <w:u w:val="single"/>
+        </w:rPr>
+        <w:tab/>
       </w:r>
     </w:p>
     <w:p>
       <w:pPr>
-        <w:spacing w:after="80"/>
-      </w:pPr>
-      <w:r>
-        <w:rPr>
-          <w:rFonts w:ascii="等线" w:hAnsi="等线"/>
+        <w:keepNext/>
+        <w:keepLines/>
+        <w:widowControl/>
+        <w:spacing w:before="0" w:after="40" w:line="264" w:lineRule="auto"/>
+      </w:pPr>
+      <w:r>
+        <w:rPr>
+          <w:rFonts w:ascii="Times New Roman" w:hAnsi="Times New Roman" w:eastAsia="宋体"/>
+          <w:b/>
+          <w:color w:val="000000"/>
           <w:sz w:val="21"/>
-        </w:rPr>
-        <w:t>订正：____________________________________________________________</w:t>
+          <w:u w:val="none"/>
+        </w:rPr>
+        <w:t>4.</w:t>
+      </w:r>
+      <w:r>
+        <w:rPr>
+          <w:rFonts w:ascii="Times New Roman" w:hAnsi="Times New Roman" w:eastAsia="宋体"/>
+          <w:b w:val="0"/>
+          <w:color w:val="000000"/>
+          <w:sz w:val="21"/>
+          <w:u w:val="none"/>
+        </w:rPr>
+        <w:t>（　）</w:t>
       </w:r>
     </w:p>
     <w:p>
       <w:pPr>
-        <w:spacing w:after="80"/>
-      </w:pPr>
-      <w:r>
-        <w:rPr>
-          <w:rFonts w:ascii="等线" w:hAnsi="等线"/>
+        <w:keepNext/>
+        <w:keepLines/>
+        <w:widowControl/>
+        <w:tabs>
+          <w:tab w:pos="1814" w:val="left"/>
+          <w:tab w:pos="3628" w:val="left"/>
+          <w:tab w:pos="5443" w:val="left"/>
+        </w:tabs>
+        <w:spacing w:before="0" w:after="20" w:line="264" w:lineRule="auto"/>
+      </w:pPr>
+      <w:r>
+        <w:rPr>
+          <w:rFonts w:ascii="Times New Roman" w:hAnsi="Times New Roman" w:eastAsia="宋体"/>
+          <w:b w:val="0"/>
+          <w:color w:val="000000"/>
           <w:sz w:val="21"/>
-        </w:rPr>
-        <w:t>心得：____________________________________________________________</w:t>
+          <w:u w:val="none"/>
+        </w:rPr>
+        <w:t>A. each</w:t>
+        <w:tab/>
+        <w:t>B. every</w:t>
+        <w:tab/>
+        <w:t>C. another</w:t>
+        <w:tab/>
+        <w:t>D. one</w:t>
       </w:r>
     </w:p>
     <w:p>
       <w:pPr>
-        <w:spacing w:after="80"/>
-      </w:pPr>
-      <w:r>
-        <w:rPr>
-          <w:rFonts w:ascii="等线" w:hAnsi="等线"/>
-          <w:sz w:val="21"/>
-        </w:rPr>
-        <w:t>____________________________________________________________</w:t>
+        <w:keepNext/>
+        <w:keepLines/>
+        <w:widowControl/>
+        <w:spacing w:before="0" w:after="20" w:line="264" w:lineRule="auto"/>
+      </w:pPr>
+      <w:r>
+        <w:rPr>
+          <w:rFonts w:ascii="Times New Roman" w:hAnsi="Times New Roman" w:eastAsia="宋体"/>
+          <w:b/>
+          <w:color w:val="000000"/>
+          <w:sz w:val="20"/>
+          <w:u w:val="none"/>
+        </w:rPr>
+        <w:t>朵朵原答案：</w:t>
+      </w:r>
+      <w:r>
+        <w:rPr>
+          <w:rFonts w:ascii="Times New Roman" w:hAnsi="Times New Roman" w:eastAsia="宋体"/>
+          <w:b w:val="0"/>
+          <w:color w:val="000000"/>
+          <w:sz w:val="20"/>
+          <w:u w:val="none"/>
+        </w:rPr>
+        <w:t xml:space="preserve"> A</w:t>
       </w:r>
     </w:p>
     <w:p>
       <w:pPr>
-        <w:spacing w:after="80"/>
-      </w:pPr>
+        <w:keepNext/>
+        <w:keepLines/>
+        <w:widowControl/>
+        <w:tabs>
+          <w:tab w:pos="7200" w:val="left"/>
+        </w:tabs>
+        <w:spacing w:before="0" w:after="20" w:line="380" w:lineRule="exact"/>
+      </w:pPr>
+      <w:r>
+        <w:rPr>
+          <w:rFonts w:ascii="Times New Roman" w:hAnsi="Times New Roman" w:eastAsia="宋体"/>
+          <w:b w:val="0"/>
+          <w:color w:val="000000"/>
+          <w:sz w:val="20"/>
+          <w:u w:val="none"/>
+        </w:rPr>
+        <w:t>订正：</w:t>
+      </w:r>
+      <w:r>
+        <w:rPr>
+          <w:rFonts w:ascii="Times New Roman" w:hAnsi="Times New Roman" w:eastAsia="宋体"/>
+          <w:b w:val="0"/>
+          <w:color w:val="000000"/>
+          <w:sz w:val="20"/>
+          <w:u w:val="single"/>
+        </w:rPr>
+        <w:tab/>
+      </w:r>
     </w:p>
     <w:p>
       <w:pPr>
-        <w:keepNext/>
-        <w:spacing w:after="80"/>
-      </w:pPr>
-      <w:r>
-        <w:rPr>
-          <w:rFonts w:ascii="等线" w:hAnsi="等线"/>
-          <w:b/>
-          <w:sz w:val="24"/>
-        </w:rPr>
-        <w:t>第13题</w:t>
+        <w:keepNext w:val="0"/>
+        <w:keepLines/>
+        <w:widowControl/>
+        <w:tabs>
+          <w:tab w:pos="7200" w:val="left"/>
+        </w:tabs>
+        <w:spacing w:before="0" w:after="80" w:line="380" w:lineRule="exact"/>
+      </w:pPr>
+      <w:r>
+        <w:rPr>
+          <w:rFonts w:ascii="Times New Roman" w:hAnsi="Times New Roman" w:eastAsia="宋体"/>
+          <w:b w:val="0"/>
+          <w:color w:val="000000"/>
+          <w:sz w:val="20"/>
+          <w:u w:val="none"/>
+        </w:rPr>
+        <w:t>心得：</w:t>
+      </w:r>
+      <w:r>
+        <w:rPr>
+          <w:rFonts w:ascii="Times New Roman" w:hAnsi="Times New Roman" w:eastAsia="宋体"/>
+          <w:b w:val="0"/>
+          <w:color w:val="000000"/>
+          <w:sz w:val="20"/>
+          <w:u w:val="single"/>
+        </w:rPr>
+        <w:tab/>
       </w:r>
     </w:p>
     <w:p>
       <w:pPr>
         <w:keepNext/>
-        <w:spacing w:after="80"/>
-      </w:pPr>
-      <w:r>
-        <w:rPr>
-          <w:rFonts w:ascii="等线" w:hAnsi="等线"/>
+        <w:keepLines/>
+        <w:widowControl/>
+        <w:spacing w:before="0" w:after="40" w:line="264" w:lineRule="auto"/>
+      </w:pPr>
+      <w:r>
+        <w:rPr>
+          <w:rFonts w:ascii="Times New Roman" w:hAnsi="Times New Roman" w:eastAsia="宋体"/>
+          <w:b/>
+          <w:color w:val="000000"/>
           <w:sz w:val="21"/>
-        </w:rPr>
-        <w:t>1.（　）</w:t>
-        <w:br/>
-        <w:t>A. have</w:t>
-        <w:br/>
-        <w:t>B. take</w:t>
-        <w:br/>
-        <w:t>C. study</w:t>
-        <w:br/>
-        <w:t>D. keep</w:t>
+          <w:u w:val="none"/>
+        </w:rPr>
+        <w:t>5.</w:t>
+      </w:r>
+      <w:r>
+        <w:rPr>
+          <w:rFonts w:ascii="Times New Roman" w:hAnsi="Times New Roman" w:eastAsia="宋体"/>
+          <w:b w:val="0"/>
+          <w:color w:val="000000"/>
+          <w:sz w:val="21"/>
+          <w:u w:val="none"/>
+        </w:rPr>
+        <w:t>（　）</w:t>
       </w:r>
     </w:p>
     <w:p>
       <w:pPr>
-        <w:spacing w:after="80"/>
-      </w:pPr>
-      <w:r>
-        <w:rPr>
-          <w:rFonts w:ascii="等线" w:hAnsi="等线"/>
+        <w:keepNext/>
+        <w:keepLines/>
+        <w:widowControl/>
+        <w:tabs>
+          <w:tab w:pos="1814" w:val="left"/>
+          <w:tab w:pos="3628" w:val="left"/>
+          <w:tab w:pos="5443" w:val="left"/>
+        </w:tabs>
+        <w:spacing w:before="0" w:after="20" w:line="264" w:lineRule="auto"/>
+      </w:pPr>
+      <w:r>
+        <w:rPr>
+          <w:rFonts w:ascii="Times New Roman" w:hAnsi="Times New Roman" w:eastAsia="宋体"/>
+          <w:b w:val="0"/>
+          <w:color w:val="000000"/>
           <w:sz w:val="21"/>
-        </w:rPr>
-        <w:t>朵朵原答案：A；旁边另有被划写覆盖的改选字母</w:t>
+          <w:u w:val="none"/>
+        </w:rPr>
+        <w:t>A. Quickly</w:t>
+        <w:tab/>
+        <w:t>B. Suddenly</w:t>
+        <w:tab/>
+        <w:t>C. Luckily</w:t>
+        <w:tab/>
+        <w:t>D. Angrily</w:t>
       </w:r>
     </w:p>
     <w:p>
       <w:pPr>
-        <w:spacing w:after="80"/>
-      </w:pPr>
-      <w:r>
-        <w:rPr>
-          <w:rFonts w:ascii="等线" w:hAnsi="等线"/>
-          <w:sz w:val="21"/>
-        </w:rPr>
-        <w:t>订正：____________________________________________________________</w:t>
+        <w:keepNext/>
+        <w:keepLines/>
+        <w:widowControl/>
+        <w:spacing w:before="0" w:after="20" w:line="264" w:lineRule="auto"/>
+      </w:pPr>
+      <w:r>
+        <w:rPr>
+          <w:rFonts w:ascii="Times New Roman" w:hAnsi="Times New Roman" w:eastAsia="宋体"/>
+          <w:b/>
+          <w:color w:val="000000"/>
+          <w:sz w:val="20"/>
+          <w:u w:val="none"/>
+        </w:rPr>
+        <w:t>朵朵原答案：</w:t>
+      </w:r>
+      <w:r>
+        <w:rPr>
+          <w:rFonts w:ascii="Times New Roman" w:hAnsi="Times New Roman" w:eastAsia="宋体"/>
+          <w:b w:val="0"/>
+          <w:color w:val="000000"/>
+          <w:sz w:val="20"/>
+          <w:u w:val="none"/>
+        </w:rPr>
+        <w:t xml:space="preserve"> B</w:t>
       </w:r>
     </w:p>
     <w:p>
       <w:pPr>
-        <w:spacing w:after="80"/>
-      </w:pPr>
-      <w:r>
-        <w:rPr>
-          <w:rFonts w:ascii="等线" w:hAnsi="等线"/>
-          <w:sz w:val="21"/>
-        </w:rPr>
-        <w:t>心得：____________________________________________________________</w:t>
+        <w:keepNext/>
+        <w:keepLines/>
+        <w:widowControl/>
+        <w:tabs>
+          <w:tab w:pos="7200" w:val="left"/>
+        </w:tabs>
+        <w:spacing w:before="0" w:after="20" w:line="380" w:lineRule="exact"/>
+      </w:pPr>
+      <w:r>
+        <w:rPr>
+          <w:rFonts w:ascii="Times New Roman" w:hAnsi="Times New Roman" w:eastAsia="宋体"/>
+          <w:b w:val="0"/>
+          <w:color w:val="000000"/>
+          <w:sz w:val="20"/>
+          <w:u w:val="none"/>
+        </w:rPr>
+        <w:t>订正：</w:t>
+      </w:r>
+      <w:r>
+        <w:rPr>
+          <w:rFonts w:ascii="Times New Roman" w:hAnsi="Times New Roman" w:eastAsia="宋体"/>
+          <w:b w:val="0"/>
+          <w:color w:val="000000"/>
+          <w:sz w:val="20"/>
+          <w:u w:val="single"/>
+        </w:rPr>
+        <w:tab/>
       </w:r>
     </w:p>
     <w:p>
       <w:pPr>
-        <w:spacing w:after="80"/>
-      </w:pPr>
-      <w:r>
-        <w:rPr>
-          <w:rFonts w:ascii="等线" w:hAnsi="等线"/>
-          <w:sz w:val="21"/>
-        </w:rPr>
-        <w:t>____________________________________________________________</w:t>
+        <w:keepNext w:val="0"/>
+        <w:keepLines/>
+        <w:widowControl/>
+        <w:tabs>
+          <w:tab w:pos="7200" w:val="left"/>
+        </w:tabs>
+        <w:spacing w:before="0" w:after="80" w:line="380" w:lineRule="exact"/>
+      </w:pPr>
+      <w:r>
+        <w:rPr>
+          <w:rFonts w:ascii="Times New Roman" w:hAnsi="Times New Roman" w:eastAsia="宋体"/>
+          <w:b w:val="0"/>
+          <w:color w:val="000000"/>
+          <w:sz w:val="20"/>
+          <w:u w:val="none"/>
+        </w:rPr>
+        <w:t>心得：</w:t>
+      </w:r>
+      <w:r>
+        <w:rPr>
+          <w:rFonts w:ascii="Times New Roman" w:hAnsi="Times New Roman" w:eastAsia="宋体"/>
+          <w:b w:val="0"/>
+          <w:color w:val="000000"/>
+          <w:sz w:val="20"/>
+          <w:u w:val="single"/>
+        </w:rPr>
+        <w:tab/>
       </w:r>
     </w:p>
     <w:p>
       <w:pPr>
-        <w:spacing w:after="80"/>
-      </w:pPr>
+        <w:keepNext/>
+        <w:keepLines/>
+        <w:widowControl/>
+        <w:spacing w:before="100" w:after="40" w:line="264" w:lineRule="auto"/>
+      </w:pPr>
+      <w:r>
+        <w:rPr>
+          <w:rFonts w:ascii="Times New Roman" w:hAnsi="Times New Roman" w:eastAsia="宋体"/>
+          <w:b/>
+          <w:color w:val="000000"/>
+          <w:sz w:val="24"/>
+          <w:u w:val="none"/>
+        </w:rPr>
+        <w:t>★ 能力提升</w:t>
+      </w:r>
     </w:p>
     <w:p>
       <w:pPr>
         <w:keepNext/>
-        <w:spacing w:after="80"/>
-      </w:pPr>
-      <w:r>
-        <w:rPr>
-          <w:rFonts w:ascii="等线" w:hAnsi="等线"/>
+        <w:keepLines/>
+        <w:widowControl/>
+        <w:spacing w:before="80" w:after="80" w:line="264" w:lineRule="auto"/>
+      </w:pPr>
+      <w:r>
+        <w:rPr>
+          <w:rFonts w:ascii="Times New Roman" w:hAnsi="Times New Roman" w:eastAsia="宋体"/>
           <w:b/>
-          <w:sz w:val="24"/>
-        </w:rPr>
-        <w:t>第14题</w:t>
+          <w:color w:val="000000"/>
+          <w:sz w:val="22"/>
+          <w:u w:val="none"/>
+        </w:rPr>
+        <w:t>阅读训练 D</w:t>
       </w:r>
     </w:p>
     <w:p>
       <w:pPr>
         <w:keepNext/>
-        <w:spacing w:after="80"/>
-      </w:pPr>
-      <w:r>
-        <w:rPr>
-          <w:rFonts w:ascii="等线" w:hAnsi="等线"/>
+        <w:keepLines/>
+        <w:widowControl/>
+        <w:spacing w:before="0" w:after="60" w:line="264" w:lineRule="auto"/>
+      </w:pPr>
+      <w:r>
+        <w:rPr>
+          <w:rFonts w:ascii="Times New Roman" w:hAnsi="Times New Roman" w:eastAsia="宋体"/>
+          <w:b/>
+          <w:color w:val="000000"/>
           <w:sz w:val="21"/>
-        </w:rPr>
-        <w:t>3.（　）</w:t>
-        <w:br/>
-        <w:t>A. clean</w:t>
-        <w:br/>
-        <w:t>B. warm</w:t>
-        <w:br/>
-        <w:t>C. dirty</w:t>
-        <w:br/>
-        <w:t>D. cool</w:t>
+          <w:u w:val="none"/>
+        </w:rPr>
+        <w:t>Choose the best words or expressions to complete the passage.</w:t>
       </w:r>
     </w:p>
     <w:p>
       <w:pPr>
-        <w:spacing w:after="80"/>
-      </w:pPr>
-      <w:r>
-        <w:rPr>
-          <w:rFonts w:ascii="等线" w:hAnsi="等线"/>
+        <w:keepNext w:val="0"/>
+        <w:keepLines w:val="0"/>
+        <w:widowControl/>
+        <w:spacing w:before="0" w:after="60" w:line="264" w:lineRule="auto"/>
+      </w:pPr>
+      <w:r>
+        <w:rPr>
+          <w:rFonts w:ascii="Times New Roman" w:hAnsi="Times New Roman" w:eastAsia="宋体"/>
+          <w:b w:val="0"/>
+          <w:color w:val="000000"/>
           <w:sz w:val="21"/>
-        </w:rPr>
-        <w:t>朵朵原答案：D（旁边另有重叠划改笔迹）</w:t>
+          <w:u w:val="none"/>
+        </w:rPr>
+        <w:t>Dear friends, please look at this photo of my family. There are ＿＿1＿＿ people in the photo. My father is sitting in front of his computer. He is drawing some building plans on the computer. And he has worked for a long time. My mother is preparing（准备）for supper in the kitchen. The ＿＿2＿＿ she cooks is always very delicious. The little girl in red is my sister, Tina. She is only 2 years old. She is playing happily ＿＿3＿＿ her toys. The boy in the right corner is my brother. He is ＿＿4＿＿ TV. However, my mother doesn't let him watch too much TV ＿＿5＿＿ she thinks it is bad for his eyes. Where am I? Haha, I'm not in the photo, I'm at school at that time.</w:t>
       </w:r>
     </w:p>
     <w:p>
       <w:pPr>
-        <w:spacing w:after="80"/>
-      </w:pPr>
-      <w:r>
-        <w:rPr>
-          <w:rFonts w:ascii="等线" w:hAnsi="等线"/>
+        <w:keepNext/>
+        <w:keepLines/>
+        <w:widowControl/>
+        <w:spacing w:before="0" w:after="40" w:line="264" w:lineRule="auto"/>
+      </w:pPr>
+      <w:r>
+        <w:rPr>
+          <w:rFonts w:ascii="Times New Roman" w:hAnsi="Times New Roman" w:eastAsia="宋体"/>
+          <w:b/>
+          <w:color w:val="000000"/>
           <w:sz w:val="21"/>
-        </w:rPr>
-        <w:t>订正：____________________________________________________________</w:t>
+          <w:u w:val="none"/>
+        </w:rPr>
+        <w:t>1.</w:t>
+      </w:r>
+      <w:r>
+        <w:rPr>
+          <w:rFonts w:ascii="Times New Roman" w:hAnsi="Times New Roman" w:eastAsia="宋体"/>
+          <w:b w:val="0"/>
+          <w:color w:val="000000"/>
+          <w:sz w:val="21"/>
+          <w:u w:val="none"/>
+        </w:rPr>
+        <w:t>（　）</w:t>
       </w:r>
     </w:p>
     <w:p>
       <w:pPr>
-        <w:spacing w:after="80"/>
-      </w:pPr>
-      <w:r>
-        <w:rPr>
-          <w:rFonts w:ascii="等线" w:hAnsi="等线"/>
+        <w:keepNext/>
+        <w:keepLines/>
+        <w:widowControl/>
+        <w:tabs>
+          <w:tab w:pos="1814" w:val="left"/>
+          <w:tab w:pos="3628" w:val="left"/>
+          <w:tab w:pos="5443" w:val="left"/>
+        </w:tabs>
+        <w:spacing w:before="0" w:after="20" w:line="264" w:lineRule="auto"/>
+      </w:pPr>
+      <w:r>
+        <w:rPr>
+          <w:rFonts w:ascii="Times New Roman" w:hAnsi="Times New Roman" w:eastAsia="宋体"/>
+          <w:b w:val="0"/>
+          <w:color w:val="000000"/>
           <w:sz w:val="21"/>
-        </w:rPr>
-        <w:t>心得：____________________________________________________________</w:t>
+          <w:u w:val="none"/>
+        </w:rPr>
+        <w:t>A. two</w:t>
+        <w:tab/>
+        <w:t>B. three</w:t>
+        <w:tab/>
+        <w:t>C. four</w:t>
+        <w:tab/>
+        <w:t>D. five</w:t>
       </w:r>
     </w:p>
     <w:p>
       <w:pPr>
-        <w:spacing w:after="80"/>
-      </w:pPr>
-      <w:r>
-        <w:rPr>
-          <w:rFonts w:ascii="等线" w:hAnsi="等线"/>
-          <w:sz w:val="21"/>
-        </w:rPr>
-        <w:t>____________________________________________________________</w:t>
+        <w:keepNext/>
+        <w:keepLines/>
+        <w:widowControl/>
+        <w:spacing w:before="0" w:after="20" w:line="264" w:lineRule="auto"/>
+      </w:pPr>
+      <w:r>
+        <w:rPr>
+          <w:rFonts w:ascii="Times New Roman" w:hAnsi="Times New Roman" w:eastAsia="宋体"/>
+          <w:b/>
+          <w:color w:val="000000"/>
+          <w:sz w:val="20"/>
+          <w:u w:val="none"/>
+        </w:rPr>
+        <w:t>朵朵原答案：</w:t>
+      </w:r>
+      <w:r>
+        <w:rPr>
+          <w:rFonts w:ascii="Times New Roman" w:hAnsi="Times New Roman" w:eastAsia="宋体"/>
+          <w:b w:val="0"/>
+          <w:color w:val="000000"/>
+          <w:sz w:val="20"/>
+          <w:u w:val="none"/>
+        </w:rPr>
+        <w:t xml:space="preserve"> 原答案被覆盖，无法辨清</w:t>
       </w:r>
     </w:p>
     <w:p>
       <w:pPr>
-        <w:spacing w:after="80"/>
-      </w:pPr>
+        <w:keepNext/>
+        <w:keepLines/>
+        <w:widowControl/>
+        <w:tabs>
+          <w:tab w:pos="7200" w:val="left"/>
+        </w:tabs>
+        <w:spacing w:before="0" w:after="20" w:line="380" w:lineRule="exact"/>
+      </w:pPr>
+      <w:r>
+        <w:rPr>
+          <w:rFonts w:ascii="Times New Roman" w:hAnsi="Times New Roman" w:eastAsia="宋体"/>
+          <w:b w:val="0"/>
+          <w:color w:val="000000"/>
+          <w:sz w:val="20"/>
+          <w:u w:val="none"/>
+        </w:rPr>
+        <w:t>订正：</w:t>
+      </w:r>
+      <w:r>
+        <w:rPr>
+          <w:rFonts w:ascii="Times New Roman" w:hAnsi="Times New Roman" w:eastAsia="宋体"/>
+          <w:b w:val="0"/>
+          <w:color w:val="000000"/>
+          <w:sz w:val="20"/>
+          <w:u w:val="single"/>
+        </w:rPr>
+        <w:tab/>
+      </w:r>
     </w:p>
     <w:p>
       <w:pPr>
-        <w:keepNext/>
-        <w:spacing w:after="80"/>
-      </w:pPr>
-      <w:r>
-        <w:rPr>
-          <w:rFonts w:ascii="等线" w:hAnsi="等线"/>
-          <w:b/>
-          <w:sz w:val="24"/>
-        </w:rPr>
-        <w:t>第15题</w:t>
+        <w:keepNext w:val="0"/>
+        <w:keepLines/>
+        <w:widowControl/>
+        <w:tabs>
+          <w:tab w:pos="7200" w:val="left"/>
+        </w:tabs>
+        <w:spacing w:before="0" w:after="80" w:line="380" w:lineRule="exact"/>
+      </w:pPr>
+      <w:r>
+        <w:rPr>
+          <w:rFonts w:ascii="Times New Roman" w:hAnsi="Times New Roman" w:eastAsia="宋体"/>
+          <w:b w:val="0"/>
+          <w:color w:val="000000"/>
+          <w:sz w:val="20"/>
+          <w:u w:val="none"/>
+        </w:rPr>
+        <w:t>心得：</w:t>
+      </w:r>
+      <w:r>
+        <w:rPr>
+          <w:rFonts w:ascii="Times New Roman" w:hAnsi="Times New Roman" w:eastAsia="宋体"/>
+          <w:b w:val="0"/>
+          <w:color w:val="000000"/>
+          <w:sz w:val="20"/>
+          <w:u w:val="single"/>
+        </w:rPr>
+        <w:tab/>
       </w:r>
     </w:p>
     <w:p>
       <w:pPr>
         <w:keepNext/>
-        <w:spacing w:after="80"/>
-      </w:pPr>
-      <w:r>
-        <w:rPr>
-          <w:rFonts w:ascii="等线" w:hAnsi="等线"/>
+        <w:keepLines/>
+        <w:widowControl/>
+        <w:spacing w:before="0" w:after="40" w:line="264" w:lineRule="auto"/>
+      </w:pPr>
+      <w:r>
+        <w:rPr>
+          <w:rFonts w:ascii="Times New Roman" w:hAnsi="Times New Roman" w:eastAsia="宋体"/>
+          <w:b/>
+          <w:color w:val="000000"/>
           <w:sz w:val="21"/>
-        </w:rPr>
-        <w:t>4.（　）</w:t>
-        <w:br/>
-        <w:t>A. each</w:t>
-        <w:br/>
-        <w:t>B. every</w:t>
-        <w:br/>
-        <w:t>C. another</w:t>
-        <w:br/>
-        <w:t>D. one</w:t>
+          <w:u w:val="none"/>
+        </w:rPr>
+        <w:t>2.</w:t>
+      </w:r>
+      <w:r>
+        <w:rPr>
+          <w:rFonts w:ascii="Times New Roman" w:hAnsi="Times New Roman" w:eastAsia="宋体"/>
+          <w:b w:val="0"/>
+          <w:color w:val="000000"/>
+          <w:sz w:val="21"/>
+          <w:u w:val="none"/>
+        </w:rPr>
+        <w:t>（　）</w:t>
       </w:r>
     </w:p>
     <w:p>
       <w:pPr>
-        <w:spacing w:after="80"/>
-      </w:pPr>
-      <w:r>
-        <w:rPr>
-          <w:rFonts w:ascii="等线" w:hAnsi="等线"/>
+        <w:keepNext/>
+        <w:keepLines/>
+        <w:widowControl/>
+        <w:tabs>
+          <w:tab w:pos="1814" w:val="left"/>
+          <w:tab w:pos="3628" w:val="left"/>
+          <w:tab w:pos="5443" w:val="left"/>
+        </w:tabs>
+        <w:spacing w:before="0" w:after="20" w:line="264" w:lineRule="auto"/>
+      </w:pPr>
+      <w:r>
+        <w:rPr>
+          <w:rFonts w:ascii="Times New Roman" w:hAnsi="Times New Roman" w:eastAsia="宋体"/>
+          <w:b w:val="0"/>
+          <w:color w:val="000000"/>
           <w:sz w:val="21"/>
-        </w:rPr>
-        <w:t>朵朵原答案：A</w:t>
+          <w:u w:val="none"/>
+        </w:rPr>
+        <w:t>A. food</w:t>
+        <w:tab/>
+        <w:t>B. time</w:t>
+        <w:tab/>
+        <w:t>C. toys</w:t>
+        <w:tab/>
+        <w:t>D. photos</w:t>
       </w:r>
     </w:p>
     <w:p>
       <w:pPr>
-        <w:spacing w:after="80"/>
-      </w:pPr>
-      <w:r>
-        <w:rPr>
-          <w:rFonts w:ascii="等线" w:hAnsi="等线"/>
-          <w:sz w:val="21"/>
-        </w:rPr>
-        <w:t>订正：____________________________________________________________</w:t>
+        <w:keepNext/>
+        <w:keepLines/>
+        <w:widowControl/>
+        <w:spacing w:before="0" w:after="20" w:line="264" w:lineRule="auto"/>
+      </w:pPr>
+      <w:r>
+        <w:rPr>
+          <w:rFonts w:ascii="Times New Roman" w:hAnsi="Times New Roman" w:eastAsia="宋体"/>
+          <w:b/>
+          <w:color w:val="000000"/>
+          <w:sz w:val="20"/>
+          <w:u w:val="none"/>
+        </w:rPr>
+        <w:t>朵朵原答案：</w:t>
+      </w:r>
+      <w:r>
+        <w:rPr>
+          <w:rFonts w:ascii="Times New Roman" w:hAnsi="Times New Roman" w:eastAsia="宋体"/>
+          <w:b w:val="0"/>
+          <w:color w:val="000000"/>
+          <w:sz w:val="20"/>
+          <w:u w:val="none"/>
+        </w:rPr>
+        <w:t xml:space="preserve"> 原答案被覆盖，无法辨清</w:t>
       </w:r>
     </w:p>
     <w:p>
       <w:pPr>
-        <w:spacing w:after="80"/>
-      </w:pPr>
-      <w:r>
-        <w:rPr>
-          <w:rFonts w:ascii="等线" w:hAnsi="等线"/>
-          <w:sz w:val="21"/>
-        </w:rPr>
-        <w:t>心得：____________________________________________________________</w:t>
+        <w:keepNext/>
+        <w:keepLines/>
+        <w:widowControl/>
+        <w:tabs>
+          <w:tab w:pos="7200" w:val="left"/>
+        </w:tabs>
+        <w:spacing w:before="0" w:after="20" w:line="380" w:lineRule="exact"/>
+      </w:pPr>
+      <w:r>
+        <w:rPr>
+          <w:rFonts w:ascii="Times New Roman" w:hAnsi="Times New Roman" w:eastAsia="宋体"/>
+          <w:b w:val="0"/>
+          <w:color w:val="000000"/>
+          <w:sz w:val="20"/>
+          <w:u w:val="none"/>
+        </w:rPr>
+        <w:t>订正：</w:t>
+      </w:r>
+      <w:r>
+        <w:rPr>
+          <w:rFonts w:ascii="Times New Roman" w:hAnsi="Times New Roman" w:eastAsia="宋体"/>
+          <w:b w:val="0"/>
+          <w:color w:val="000000"/>
+          <w:sz w:val="20"/>
+          <w:u w:val="single"/>
+        </w:rPr>
+        <w:tab/>
       </w:r>
     </w:p>
     <w:p>
       <w:pPr>
-        <w:spacing w:after="80"/>
-      </w:pPr>
-      <w:r>
-        <w:rPr>
-          <w:rFonts w:ascii="等线" w:hAnsi="等线"/>
-          <w:sz w:val="21"/>
-        </w:rPr>
-        <w:t>____________________________________________________________</w:t>
+        <w:keepNext w:val="0"/>
+        <w:keepLines/>
+        <w:widowControl/>
+        <w:tabs>
+          <w:tab w:pos="7200" w:val="left"/>
+        </w:tabs>
+        <w:spacing w:before="0" w:after="80" w:line="380" w:lineRule="exact"/>
+      </w:pPr>
+      <w:r>
+        <w:rPr>
+          <w:rFonts w:ascii="Times New Roman" w:hAnsi="Times New Roman" w:eastAsia="宋体"/>
+          <w:b w:val="0"/>
+          <w:color w:val="000000"/>
+          <w:sz w:val="20"/>
+          <w:u w:val="none"/>
+        </w:rPr>
+        <w:t>心得：</w:t>
+      </w:r>
+      <w:r>
+        <w:rPr>
+          <w:rFonts w:ascii="Times New Roman" w:hAnsi="Times New Roman" w:eastAsia="宋体"/>
+          <w:b w:val="0"/>
+          <w:color w:val="000000"/>
+          <w:sz w:val="20"/>
+          <w:u w:val="single"/>
+        </w:rPr>
+        <w:tab/>
       </w:r>
     </w:p>
     <w:p>
       <w:pPr>
-        <w:spacing w:after="80"/>
-      </w:pPr>
+        <w:keepNext/>
+        <w:keepLines/>
+        <w:widowControl/>
+        <w:spacing w:before="0" w:after="40" w:line="264" w:lineRule="auto"/>
+      </w:pPr>
+      <w:r>
+        <w:rPr>
+          <w:rFonts w:ascii="Times New Roman" w:hAnsi="Times New Roman" w:eastAsia="宋体"/>
+          <w:b/>
+          <w:color w:val="000000"/>
+          <w:sz w:val="21"/>
+          <w:u w:val="none"/>
+        </w:rPr>
+        <w:t>3.</w:t>
+      </w:r>
+      <w:r>
+        <w:rPr>
+          <w:rFonts w:ascii="Times New Roman" w:hAnsi="Times New Roman" w:eastAsia="宋体"/>
+          <w:b w:val="0"/>
+          <w:color w:val="000000"/>
+          <w:sz w:val="21"/>
+          <w:u w:val="none"/>
+        </w:rPr>
+        <w:t>（　）</w:t>
+      </w:r>
     </w:p>
     <w:p>
       <w:pPr>
         <w:keepNext/>
-        <w:spacing w:after="80"/>
-      </w:pPr>
-      <w:r>
-        <w:rPr>
-          <w:rFonts w:ascii="等线" w:hAnsi="等线"/>
-          <w:b/>
-          <w:sz w:val="24"/>
-        </w:rPr>
-        <w:t>第16题</w:t>
+        <w:keepLines/>
+        <w:widowControl/>
+        <w:tabs>
+          <w:tab w:pos="2419" w:val="left"/>
+          <w:tab w:pos="4838" w:val="left"/>
+        </w:tabs>
+        <w:spacing w:before="0" w:after="20" w:line="264" w:lineRule="auto"/>
+      </w:pPr>
+      <w:r>
+        <w:rPr>
+          <w:rFonts w:ascii="Times New Roman" w:hAnsi="Times New Roman" w:eastAsia="宋体"/>
+          <w:b w:val="0"/>
+          <w:color w:val="000000"/>
+          <w:sz w:val="21"/>
+          <w:u w:val="none"/>
+        </w:rPr>
+        <w:t>A. with</w:t>
+        <w:tab/>
+        <w:t>B. to</w:t>
+        <w:tab/>
+        <w:t>C. from</w:t>
       </w:r>
     </w:p>
     <w:p>
       <w:pPr>
         <w:keepNext/>
-        <w:spacing w:after="80"/>
-      </w:pPr>
-      <w:r>
-        <w:rPr>
-          <w:rFonts w:ascii="等线" w:hAnsi="等线"/>
-          <w:sz w:val="21"/>
-        </w:rPr>
-        <w:t>5.（　）</w:t>
-        <w:br/>
-        <w:t>A. Quickly</w:t>
-        <w:br/>
-        <w:t>B. Suddenly</w:t>
-        <w:br/>
-        <w:t>C. Luckily</w:t>
-        <w:br/>
-        <w:t>D. Angrily</w:t>
+        <w:keepLines/>
+        <w:widowControl/>
+        <w:tabs>
+          <w:tab w:pos="7200" w:val="left"/>
+        </w:tabs>
+        <w:spacing w:before="0" w:after="20" w:line="380" w:lineRule="exact"/>
+      </w:pPr>
+      <w:r>
+        <w:rPr>
+          <w:rFonts w:ascii="Times New Roman" w:hAnsi="Times New Roman" w:eastAsia="宋体"/>
+          <w:b w:val="0"/>
+          <w:color w:val="000000"/>
+          <w:sz w:val="20"/>
+          <w:u w:val="none"/>
+        </w:rPr>
+        <w:t>订正：</w:t>
+      </w:r>
+      <w:r>
+        <w:rPr>
+          <w:rFonts w:ascii="Times New Roman" w:hAnsi="Times New Roman" w:eastAsia="宋体"/>
+          <w:b w:val="0"/>
+          <w:color w:val="000000"/>
+          <w:sz w:val="20"/>
+          <w:u w:val="single"/>
+        </w:rPr>
+        <w:tab/>
       </w:r>
     </w:p>
     <w:p>
       <w:pPr>
-        <w:spacing w:after="80"/>
-      </w:pPr>
-      <w:r>
-        <w:rPr>
-          <w:rFonts w:ascii="等线" w:hAnsi="等线"/>
-          <w:sz w:val="21"/>
-        </w:rPr>
-        <w:t>朵朵原答案：B</w:t>
+        <w:keepNext w:val="0"/>
+        <w:keepLines/>
+        <w:widowControl/>
+        <w:tabs>
+          <w:tab w:pos="7200" w:val="left"/>
+        </w:tabs>
+        <w:spacing w:before="0" w:after="80" w:line="380" w:lineRule="exact"/>
+      </w:pPr>
+      <w:r>
+        <w:rPr>
+          <w:rFonts w:ascii="Times New Roman" w:hAnsi="Times New Roman" w:eastAsia="宋体"/>
+          <w:b w:val="0"/>
+          <w:color w:val="000000"/>
+          <w:sz w:val="20"/>
+          <w:u w:val="none"/>
+        </w:rPr>
+        <w:t>心得：</w:t>
+      </w:r>
+      <w:r>
+        <w:rPr>
+          <w:rFonts w:ascii="Times New Roman" w:hAnsi="Times New Roman" w:eastAsia="宋体"/>
+          <w:b w:val="0"/>
+          <w:color w:val="000000"/>
+          <w:sz w:val="20"/>
+          <w:u w:val="single"/>
+        </w:rPr>
+        <w:tab/>
       </w:r>
     </w:p>
     <w:p>
       <w:pPr>
-        <w:spacing w:after="80"/>
-      </w:pPr>
-      <w:r>
-        <w:rPr>
-          <w:rFonts w:ascii="等线" w:hAnsi="等线"/>
+        <w:keepNext/>
+        <w:keepLines/>
+        <w:widowControl/>
+        <w:spacing w:before="0" w:after="40" w:line="264" w:lineRule="auto"/>
+      </w:pPr>
+      <w:r>
+        <w:rPr>
+          <w:rFonts w:ascii="Times New Roman" w:hAnsi="Times New Roman" w:eastAsia="宋体"/>
+          <w:b/>
+          <w:color w:val="000000"/>
           <w:sz w:val="21"/>
-        </w:rPr>
-        <w:t>订正：____________________________________________________________</w:t>
+          <w:u w:val="none"/>
+        </w:rPr>
+        <w:t>4.</w:t>
+      </w:r>
+      <w:r>
+        <w:rPr>
+          <w:rFonts w:ascii="Times New Roman" w:hAnsi="Times New Roman" w:eastAsia="宋体"/>
+          <w:b w:val="0"/>
+          <w:color w:val="000000"/>
+          <w:sz w:val="21"/>
+          <w:u w:val="none"/>
+        </w:rPr>
+        <w:t>（　）</w:t>
       </w:r>
     </w:p>
     <w:p>
       <w:pPr>
-        <w:spacing w:after="80"/>
-      </w:pPr>
-      <w:r>
-        <w:rPr>
-          <w:rFonts w:ascii="等线" w:hAnsi="等线"/>
+        <w:keepNext/>
+        <w:keepLines/>
+        <w:widowControl/>
+        <w:tabs>
+          <w:tab w:pos="1814" w:val="left"/>
+          <w:tab w:pos="3628" w:val="left"/>
+          <w:tab w:pos="5443" w:val="left"/>
+        </w:tabs>
+        <w:spacing w:before="0" w:after="20" w:line="264" w:lineRule="auto"/>
+      </w:pPr>
+      <w:r>
+        <w:rPr>
+          <w:rFonts w:ascii="Times New Roman" w:hAnsi="Times New Roman" w:eastAsia="宋体"/>
+          <w:b w:val="0"/>
+          <w:color w:val="000000"/>
           <w:sz w:val="21"/>
-        </w:rPr>
-        <w:t>心得：____________________________________________________________</w:t>
+          <w:u w:val="none"/>
+        </w:rPr>
+        <w:t>A. watching</w:t>
+        <w:tab/>
+        <w:t>B. selling</w:t>
+        <w:tab/>
+        <w:t>C. drawing</w:t>
+        <w:tab/>
+        <w:t>D. reading</w:t>
       </w:r>
     </w:p>
     <w:p>
       <w:pPr>
-        <w:spacing w:after="80"/>
-      </w:pPr>
-      <w:r>
-        <w:rPr>
-          <w:rFonts w:ascii="等线" w:hAnsi="等线"/>
-          <w:sz w:val="21"/>
-        </w:rPr>
-        <w:t>____________________________________________________________</w:t>
+        <w:keepNext/>
+        <w:keepLines/>
+        <w:widowControl/>
+        <w:tabs>
+          <w:tab w:pos="7200" w:val="left"/>
+        </w:tabs>
+        <w:spacing w:before="0" w:after="20" w:line="380" w:lineRule="exact"/>
+      </w:pPr>
+      <w:r>
+        <w:rPr>
+          <w:rFonts w:ascii="Times New Roman" w:hAnsi="Times New Roman" w:eastAsia="宋体"/>
+          <w:b w:val="0"/>
+          <w:color w:val="000000"/>
+          <w:sz w:val="20"/>
+          <w:u w:val="none"/>
+        </w:rPr>
+        <w:t>订正：</w:t>
+      </w:r>
+      <w:r>
+        <w:rPr>
+          <w:rFonts w:ascii="Times New Roman" w:hAnsi="Times New Roman" w:eastAsia="宋体"/>
+          <w:b w:val="0"/>
+          <w:color w:val="000000"/>
+          <w:sz w:val="20"/>
+          <w:u w:val="single"/>
+        </w:rPr>
+        <w:tab/>
       </w:r>
     </w:p>
     <w:p>
       <w:pPr>
-        <w:spacing w:after="80"/>
-      </w:pPr>
+        <w:keepNext w:val="0"/>
+        <w:keepLines/>
+        <w:widowControl/>
+        <w:tabs>
+          <w:tab w:pos="7200" w:val="left"/>
+        </w:tabs>
+        <w:spacing w:before="0" w:after="80" w:line="380" w:lineRule="exact"/>
+      </w:pPr>
+      <w:r>
+        <w:rPr>
+          <w:rFonts w:ascii="Times New Roman" w:hAnsi="Times New Roman" w:eastAsia="宋体"/>
+          <w:b w:val="0"/>
+          <w:color w:val="000000"/>
+          <w:sz w:val="20"/>
+          <w:u w:val="none"/>
+        </w:rPr>
+        <w:t>心得：</w:t>
+      </w:r>
+      <w:r>
+        <w:rPr>
+          <w:rFonts w:ascii="Times New Roman" w:hAnsi="Times New Roman" w:eastAsia="宋体"/>
+          <w:b w:val="0"/>
+          <w:color w:val="000000"/>
+          <w:sz w:val="20"/>
+          <w:u w:val="single"/>
+        </w:rPr>
+        <w:tab/>
+      </w:r>
     </w:p>
     <w:p>
       <w:pPr>
         <w:keepNext/>
-        <w:spacing w:after="80"/>
-      </w:pPr>
-      <w:r>
-        <w:rPr>
-          <w:rFonts w:ascii="等线" w:hAnsi="等线"/>
+        <w:keepLines/>
+        <w:widowControl/>
+        <w:spacing w:before="0" w:after="40" w:line="264" w:lineRule="auto"/>
+      </w:pPr>
+      <w:r>
+        <w:rPr>
+          <w:rFonts w:ascii="Times New Roman" w:hAnsi="Times New Roman" w:eastAsia="宋体"/>
           <w:b/>
-          <w:sz w:val="24"/>
-        </w:rPr>
-        <w:t>第17题</w:t>
+          <w:color w:val="000000"/>
+          <w:sz w:val="21"/>
+          <w:u w:val="none"/>
+        </w:rPr>
+        <w:t>5.</w:t>
+      </w:r>
+      <w:r>
+        <w:rPr>
+          <w:rFonts w:ascii="Times New Roman" w:hAnsi="Times New Roman" w:eastAsia="宋体"/>
+          <w:b w:val="0"/>
+          <w:color w:val="000000"/>
+          <w:sz w:val="21"/>
+          <w:u w:val="none"/>
+        </w:rPr>
+        <w:t>（　）</w:t>
       </w:r>
     </w:p>
     <w:p>
       <w:pPr>
         <w:keepNext/>
-        <w:spacing w:after="80"/>
-      </w:pPr>
-      <w:r>
-        <w:rPr>
-          <w:rFonts w:ascii="等线" w:hAnsi="等线"/>
+        <w:keepLines/>
+        <w:widowControl/>
+        <w:tabs>
+          <w:tab w:pos="2419" w:val="left"/>
+          <w:tab w:pos="4838" w:val="left"/>
+        </w:tabs>
+        <w:spacing w:before="0" w:after="20" w:line="264" w:lineRule="auto"/>
+      </w:pPr>
+      <w:r>
+        <w:rPr>
+          <w:rFonts w:ascii="Times New Roman" w:hAnsi="Times New Roman" w:eastAsia="宋体"/>
+          <w:b w:val="0"/>
+          <w:color w:val="000000"/>
           <w:sz w:val="21"/>
-        </w:rPr>
-        <w:t>1.（　）</w:t>
-        <w:br/>
-        <w:t>A. two</w:t>
-        <w:br/>
-        <w:t>B. three</w:t>
-        <w:br/>
-        <w:t>C. four</w:t>
-        <w:br/>
-        <w:t>D. five</w:t>
+          <w:u w:val="none"/>
+        </w:rPr>
+        <w:t>A. or</w:t>
+        <w:tab/>
+        <w:t>B. but</w:t>
+        <w:tab/>
+        <w:t>C. because</w:t>
       </w:r>
     </w:p>
     <w:p>
       <w:pPr>
-        <w:spacing w:after="80"/>
-      </w:pPr>
-      <w:r>
-        <w:rPr>
-          <w:rFonts w:ascii="等线" w:hAnsi="等线"/>
-          <w:sz w:val="21"/>
-        </w:rPr>
-        <w:t>朵朵原答案：原答案被覆盖，无法辨清</w:t>
+        <w:keepNext/>
+        <w:keepLines/>
+        <w:widowControl/>
+        <w:spacing w:before="0" w:after="20" w:line="264" w:lineRule="auto"/>
+      </w:pPr>
+      <w:r>
+        <w:rPr>
+          <w:rFonts w:ascii="Times New Roman" w:hAnsi="Times New Roman" w:eastAsia="宋体"/>
+          <w:b/>
+          <w:color w:val="000000"/>
+          <w:sz w:val="20"/>
+          <w:u w:val="none"/>
+        </w:rPr>
+        <w:t>朵朵原答案：</w:t>
+      </w:r>
+      <w:r>
+        <w:rPr>
+          <w:rFonts w:ascii="Times New Roman" w:hAnsi="Times New Roman" w:eastAsia="宋体"/>
+          <w:b w:val="0"/>
+          <w:color w:val="000000"/>
+          <w:sz w:val="20"/>
+          <w:u w:val="none"/>
+        </w:rPr>
+        <w:t xml:space="preserve"> B</w:t>
       </w:r>
     </w:p>
     <w:p>
       <w:pPr>
-        <w:spacing w:after="80"/>
-      </w:pPr>
-      <w:r>
-        <w:rPr>
-          <w:rFonts w:ascii="等线" w:hAnsi="等线"/>
-          <w:sz w:val="21"/>
-        </w:rPr>
-        <w:t>订正：____________________________________________________________</w:t>
+        <w:keepNext/>
+        <w:keepLines/>
+        <w:widowControl/>
+        <w:tabs>
+          <w:tab w:pos="7200" w:val="left"/>
+        </w:tabs>
+        <w:spacing w:before="0" w:after="20" w:line="380" w:lineRule="exact"/>
+      </w:pPr>
+      <w:r>
+        <w:rPr>
+          <w:rFonts w:ascii="Times New Roman" w:hAnsi="Times New Roman" w:eastAsia="宋体"/>
+          <w:b w:val="0"/>
+          <w:color w:val="000000"/>
+          <w:sz w:val="20"/>
+          <w:u w:val="none"/>
+        </w:rPr>
+        <w:t>订正：</w:t>
+      </w:r>
+      <w:r>
+        <w:rPr>
+          <w:rFonts w:ascii="Times New Roman" w:hAnsi="Times New Roman" w:eastAsia="宋体"/>
+          <w:b w:val="0"/>
+          <w:color w:val="000000"/>
+          <w:sz w:val="20"/>
+          <w:u w:val="single"/>
+        </w:rPr>
+        <w:tab/>
       </w:r>
     </w:p>
     <w:p>
       <w:pPr>
-        <w:spacing w:after="80"/>
-      </w:pPr>
-      <w:r>
-        <w:rPr>
-          <w:rFonts w:ascii="等线" w:hAnsi="等线"/>
-          <w:sz w:val="21"/>
-        </w:rPr>
-        <w:t>心得：____________________________________________________________</w:t>
+        <w:keepNext w:val="0"/>
+        <w:keepLines/>
+        <w:widowControl/>
+        <w:tabs>
+          <w:tab w:pos="7200" w:val="left"/>
+        </w:tabs>
+        <w:spacing w:before="0" w:after="80" w:line="380" w:lineRule="exact"/>
+      </w:pPr>
+      <w:r>
+        <w:rPr>
+          <w:rFonts w:ascii="Times New Roman" w:hAnsi="Times New Roman" w:eastAsia="宋体"/>
+          <w:b w:val="0"/>
+          <w:color w:val="000000"/>
+          <w:sz w:val="20"/>
+          <w:u w:val="none"/>
+        </w:rPr>
+        <w:t>心得：</w:t>
+      </w:r>
+      <w:r>
+        <w:rPr>
+          <w:rFonts w:ascii="Times New Roman" w:hAnsi="Times New Roman" w:eastAsia="宋体"/>
+          <w:b w:val="0"/>
+          <w:color w:val="000000"/>
+          <w:sz w:val="20"/>
+          <w:u w:val="single"/>
+        </w:rPr>
+        <w:tab/>
       </w:r>
     </w:p>
     <w:p>
       <w:pPr>
-        <w:spacing w:after="80"/>
-      </w:pPr>
-      <w:r>
-        <w:rPr>
-          <w:rFonts w:ascii="等线" w:hAnsi="等线"/>
-          <w:sz w:val="21"/>
-        </w:rPr>
-        <w:t>____________________________________________________________</w:t>
+        <w:keepNext/>
+        <w:keepLines/>
+        <w:widowControl/>
+        <w:spacing w:before="80" w:after="80" w:line="264" w:lineRule="auto"/>
+      </w:pPr>
+      <w:r>
+        <w:rPr>
+          <w:rFonts w:ascii="Times New Roman" w:hAnsi="Times New Roman" w:eastAsia="宋体"/>
+          <w:b/>
+          <w:color w:val="000000"/>
+          <w:sz w:val="22"/>
+          <w:u w:val="none"/>
+        </w:rPr>
+        <w:t>阅读训练 E</w:t>
       </w:r>
     </w:p>
     <w:p>
       <w:pPr>
-        <w:spacing w:after="80"/>
-      </w:pPr>
+        <w:keepNext/>
+        <w:keepLines/>
+        <w:widowControl/>
+        <w:spacing w:before="0" w:after="60" w:line="264" w:lineRule="auto"/>
+      </w:pPr>
+      <w:r>
+        <w:rPr>
+          <w:rFonts w:ascii="Times New Roman" w:hAnsi="Times New Roman" w:eastAsia="宋体"/>
+          <w:b/>
+          <w:color w:val="000000"/>
+          <w:sz w:val="21"/>
+          <w:u w:val="none"/>
+        </w:rPr>
+        <w:t>Answer the questions.</w:t>
+      </w:r>
     </w:p>
     <w:p>
       <w:pPr>
-        <w:keepNext/>
-        <w:spacing w:after="80"/>
-      </w:pPr>
-      <w:r>
-        <w:rPr>
-          <w:rFonts w:ascii="等线" w:hAnsi="等线"/>
-          <w:b/>
-          <w:sz w:val="24"/>
-        </w:rPr>
-        <w:t>第18题</w:t>
+        <w:keepNext w:val="0"/>
+        <w:keepLines w:val="0"/>
+        <w:widowControl/>
+        <w:spacing w:before="0" w:after="60" w:line="264" w:lineRule="auto"/>
+      </w:pPr>
+      <w:r>
+        <w:rPr>
+          <w:rFonts w:ascii="Times New Roman" w:hAnsi="Times New Roman" w:eastAsia="宋体"/>
+          <w:b w:val="0"/>
+          <w:color w:val="000000"/>
+          <w:sz w:val="21"/>
+          <w:u w:val="none"/>
+        </w:rPr>
+        <w:t>Dogs are man's best friends. They can protect us and help us do many things. Luckily, my best friend, Tony, has a big police dog named Duke. Every Sunday afternoon, Tony takes it for a long walk in the park near his home. And Duke likes these long walks very much.</w:t>
       </w:r>
     </w:p>
     <w:p>
       <w:pPr>
-        <w:keepNext/>
-        <w:spacing w:after="80"/>
-      </w:pPr>
-      <w:r>
-        <w:rPr>
-          <w:rFonts w:ascii="等线" w:hAnsi="等线"/>
+        <w:keepNext w:val="0"/>
+        <w:keepLines w:val="0"/>
+        <w:widowControl/>
+        <w:spacing w:before="0" w:after="60" w:line="264" w:lineRule="auto"/>
+      </w:pPr>
+      <w:r>
+        <w:rPr>
+          <w:rFonts w:ascii="Times New Roman" w:hAnsi="Times New Roman" w:eastAsia="宋体"/>
+          <w:b w:val="0"/>
+          <w:color w:val="000000"/>
           <w:sz w:val="21"/>
-        </w:rPr>
-        <w:t>2.（　）</w:t>
-        <w:br/>
-        <w:t>A. food</w:t>
-        <w:br/>
-        <w:t>B. time</w:t>
-        <w:br/>
-        <w:t>C. toys</w:t>
-        <w:br/>
-        <w:t>D. photos</w:t>
+          <w:u w:val="none"/>
+        </w:rPr>
+        <w:t>One Sunday afternoon, a young man came to visit my friend. They talked happily for a long time. Soon it was time for my friend to take Duke for the long walk. But the visitor still stayed. Duke became so worried. He walked around the room several times and then sat down in front of the visitor and looked at him. But the visitor paid no attention to Duke. He just went on talking with my friend. Finally, Duke got angry and went out of the room. After a short moment, Duke came back. He sat down again in front of the visitor, but this time, he took the visitor's cap（帽子）in his mouth.</w:t>
       </w:r>
     </w:p>
     <w:p>
       <w:pPr>
-        <w:spacing w:after="80"/>
-      </w:pPr>
-      <w:r>
-        <w:rPr>
-          <w:rFonts w:ascii="等线" w:hAnsi="等线"/>
+        <w:keepNext/>
+        <w:keepLines/>
+        <w:widowControl/>
+        <w:spacing w:before="0" w:after="40" w:line="264" w:lineRule="auto"/>
+      </w:pPr>
+      <w:r>
+        <w:rPr>
+          <w:rFonts w:ascii="Times New Roman" w:hAnsi="Times New Roman" w:eastAsia="宋体"/>
+          <w:b/>
+          <w:color w:val="000000"/>
           <w:sz w:val="21"/>
-        </w:rPr>
-        <w:t>朵朵原答案：原答案被覆盖，无法辨清</w:t>
+          <w:u w:val="none"/>
+        </w:rPr>
+        <w:t>1.</w:t>
+      </w:r>
+      <w:r>
+        <w:rPr>
+          <w:rFonts w:ascii="Times New Roman" w:hAnsi="Times New Roman" w:eastAsia="宋体"/>
+          <w:b w:val="0"/>
+          <w:color w:val="000000"/>
+          <w:sz w:val="21"/>
+          <w:u w:val="none"/>
+        </w:rPr>
+        <w:t xml:space="preserve"> What is the police dog's name?</w:t>
       </w:r>
     </w:p>
     <w:p>
       <w:pPr>
-        <w:spacing w:after="80"/>
-      </w:pPr>
-      <w:r>
-        <w:rPr>
-          <w:rFonts w:ascii="等线" w:hAnsi="等线"/>
-          <w:sz w:val="21"/>
-        </w:rPr>
-        <w:t>订正：____________________________________________________________</w:t>
+        <w:keepNext/>
+        <w:keepLines/>
+        <w:widowControl/>
+        <w:spacing w:before="0" w:after="20" w:line="264" w:lineRule="auto"/>
+      </w:pPr>
+      <w:r>
+        <w:rPr>
+          <w:rFonts w:ascii="Times New Roman" w:hAnsi="Times New Roman" w:eastAsia="宋体"/>
+          <w:b/>
+          <w:color w:val="000000"/>
+          <w:sz w:val="20"/>
+          <w:u w:val="none"/>
+        </w:rPr>
+        <w:t>朵朵原答案：</w:t>
+      </w:r>
+      <w:r>
+        <w:rPr>
+          <w:rFonts w:ascii="Times New Roman" w:hAnsi="Times New Roman" w:eastAsia="宋体"/>
+          <w:b w:val="0"/>
+          <w:color w:val="000000"/>
+          <w:sz w:val="20"/>
+          <w:u w:val="none"/>
+        </w:rPr>
+        <w:t xml:space="preserve"> 空白</w:t>
       </w:r>
     </w:p>
     <w:p>
       <w:pPr>
-        <w:spacing w:after="80"/>
-      </w:pPr>
-      <w:r>
-        <w:rPr>
-          <w:rFonts w:ascii="等线" w:hAnsi="等线"/>
-          <w:sz w:val="21"/>
-        </w:rPr>
-        <w:t>心得：____________________________________________________________</w:t>
+        <w:keepNext/>
+        <w:keepLines/>
+        <w:widowControl/>
+        <w:tabs>
+          <w:tab w:pos="7200" w:val="left"/>
+        </w:tabs>
+        <w:spacing w:before="0" w:after="20" w:line="380" w:lineRule="exact"/>
+      </w:pPr>
+      <w:r>
+        <w:rPr>
+          <w:rFonts w:ascii="Times New Roman" w:hAnsi="Times New Roman" w:eastAsia="宋体"/>
+          <w:b w:val="0"/>
+          <w:color w:val="000000"/>
+          <w:sz w:val="20"/>
+          <w:u w:val="none"/>
+        </w:rPr>
+        <w:t>订正：</w:t>
+      </w:r>
+      <w:r>
+        <w:rPr>
+          <w:rFonts w:ascii="Times New Roman" w:hAnsi="Times New Roman" w:eastAsia="宋体"/>
+          <w:b w:val="0"/>
+          <w:color w:val="000000"/>
+          <w:sz w:val="20"/>
+          <w:u w:val="single"/>
+        </w:rPr>
+        <w:tab/>
       </w:r>
     </w:p>
     <w:p>
       <w:pPr>
-        <w:spacing w:after="80"/>
-      </w:pPr>
-      <w:r>
-        <w:rPr>
-          <w:rFonts w:ascii="等线" w:hAnsi="等线"/>
-          <w:sz w:val="21"/>
-        </w:rPr>
-        <w:t>____________________________________________________________</w:t>
+        <w:keepNext/>
+        <w:keepLines/>
+        <w:widowControl/>
+        <w:tabs>
+          <w:tab w:pos="7200" w:val="left"/>
+        </w:tabs>
+        <w:spacing w:before="0" w:after="20" w:line="380" w:lineRule="exact"/>
+      </w:pPr>
+      <w:r>
+        <w:rPr>
+          <w:rFonts w:ascii="Times New Roman" w:hAnsi="Times New Roman" w:eastAsia="宋体"/>
+          <w:b w:val="0"/>
+          <w:color w:val="000000"/>
+          <w:sz w:val="20"/>
+          <w:u w:val="single"/>
+        </w:rPr>
+        <w:tab/>
       </w:r>
     </w:p>
     <w:p>
       <w:pPr>
-        <w:spacing w:after="80"/>
-      </w:pPr>
+        <w:keepNext w:val="0"/>
+        <w:keepLines/>
+        <w:widowControl/>
+        <w:tabs>
+          <w:tab w:pos="7200" w:val="left"/>
+        </w:tabs>
+        <w:spacing w:before="0" w:after="80" w:line="380" w:lineRule="exact"/>
+      </w:pPr>
+      <w:r>
+        <w:rPr>
+          <w:rFonts w:ascii="Times New Roman" w:hAnsi="Times New Roman" w:eastAsia="宋体"/>
+          <w:b w:val="0"/>
+          <w:color w:val="000000"/>
+          <w:sz w:val="20"/>
+          <w:u w:val="none"/>
+        </w:rPr>
+        <w:t>心得：</w:t>
+      </w:r>
+      <w:r>
+        <w:rPr>
+          <w:rFonts w:ascii="Times New Roman" w:hAnsi="Times New Roman" w:eastAsia="宋体"/>
+          <w:b w:val="0"/>
+          <w:color w:val="000000"/>
+          <w:sz w:val="20"/>
+          <w:u w:val="single"/>
+        </w:rPr>
+        <w:tab/>
+      </w:r>
     </w:p>
     <w:p>
       <w:pPr>
         <w:keepNext/>
-        <w:spacing w:after="80"/>
-      </w:pPr>
-      <w:r>
-        <w:rPr>
-          <w:rFonts w:ascii="等线" w:hAnsi="等线"/>
+        <w:keepLines/>
+        <w:widowControl/>
+        <w:spacing w:before="0" w:after="40" w:line="264" w:lineRule="auto"/>
+      </w:pPr>
+      <w:r>
+        <w:rPr>
+          <w:rFonts w:ascii="Times New Roman" w:hAnsi="Times New Roman" w:eastAsia="宋体"/>
           <w:b/>
-          <w:sz w:val="24"/>
-        </w:rPr>
-        <w:t>第19题</w:t>
+          <w:color w:val="000000"/>
+          <w:sz w:val="21"/>
+          <w:u w:val="none"/>
+        </w:rPr>
+        <w:t>2.</w:t>
+      </w:r>
+      <w:r>
+        <w:rPr>
+          <w:rFonts w:ascii="Times New Roman" w:hAnsi="Times New Roman" w:eastAsia="宋体"/>
+          <w:b w:val="0"/>
+          <w:color w:val="000000"/>
+          <w:sz w:val="21"/>
+          <w:u w:val="none"/>
+        </w:rPr>
+        <w:t xml:space="preserve"> When does the writer's friend take the police dog for a long walk in the park?</w:t>
       </w:r>
     </w:p>
     <w:p>
       <w:pPr>
         <w:keepNext/>
-        <w:spacing w:after="80"/>
-      </w:pPr>
-      <w:r>
-        <w:rPr>
-          <w:rFonts w:ascii="等线" w:hAnsi="等线"/>
-          <w:sz w:val="21"/>
-        </w:rPr>
-        <w:t>5.（　）</w:t>
-        <w:br/>
-        <w:t>A. or</w:t>
-        <w:br/>
-        <w:t>B. but</w:t>
-        <w:br/>
-        <w:t>C. because</w:t>
+        <w:keepLines/>
+        <w:widowControl/>
+        <w:spacing w:before="0" w:after="20" w:line="264" w:lineRule="auto"/>
+      </w:pPr>
+      <w:r>
+        <w:rPr>
+          <w:rFonts w:ascii="Times New Roman" w:hAnsi="Times New Roman" w:eastAsia="宋体"/>
+          <w:b/>
+          <w:color w:val="000000"/>
+          <w:sz w:val="20"/>
+          <w:u w:val="none"/>
+        </w:rPr>
+        <w:t>朵朵原答案：</w:t>
+      </w:r>
+      <w:r>
+        <w:rPr>
+          <w:rFonts w:ascii="Times New Roman" w:hAnsi="Times New Roman" w:eastAsia="宋体"/>
+          <w:b w:val="0"/>
+          <w:color w:val="000000"/>
+          <w:sz w:val="20"/>
+          <w:u w:val="none"/>
+        </w:rPr>
+        <w:t xml:space="preserve"> 空白</w:t>
       </w:r>
     </w:p>
     <w:p>
       <w:pPr>
-        <w:spacing w:after="80"/>
-      </w:pPr>
-      <w:r>
-        <w:rPr>
-          <w:rFonts w:ascii="等线" w:hAnsi="等线"/>
-          <w:sz w:val="21"/>
-        </w:rPr>
-        <w:t>朵朵原答案：B</w:t>
+        <w:keepNext/>
+        <w:keepLines/>
+        <w:widowControl/>
+        <w:tabs>
+          <w:tab w:pos="7200" w:val="left"/>
+        </w:tabs>
+        <w:spacing w:before="0" w:after="20" w:line="380" w:lineRule="exact"/>
+      </w:pPr>
+      <w:r>
+        <w:rPr>
+          <w:rFonts w:ascii="Times New Roman" w:hAnsi="Times New Roman" w:eastAsia="宋体"/>
+          <w:b w:val="0"/>
+          <w:color w:val="000000"/>
+          <w:sz w:val="20"/>
+          <w:u w:val="none"/>
+        </w:rPr>
+        <w:t>订正：</w:t>
+      </w:r>
+      <w:r>
+        <w:rPr>
+          <w:rFonts w:ascii="Times New Roman" w:hAnsi="Times New Roman" w:eastAsia="宋体"/>
+          <w:b w:val="0"/>
+          <w:color w:val="000000"/>
+          <w:sz w:val="20"/>
+          <w:u w:val="single"/>
+        </w:rPr>
+        <w:tab/>
       </w:r>
     </w:p>
     <w:p>
       <w:pPr>
-        <w:spacing w:after="80"/>
-      </w:pPr>
-      <w:r>
-        <w:rPr>
-          <w:rFonts w:ascii="等线" w:hAnsi="等线"/>
-          <w:sz w:val="21"/>
-        </w:rPr>
-        <w:t>订正：____________________________________________________________</w:t>
+        <w:keepNext/>
+        <w:keepLines/>
+        <w:widowControl/>
+        <w:tabs>
+          <w:tab w:pos="7200" w:val="left"/>
+        </w:tabs>
+        <w:spacing w:before="0" w:after="20" w:line="380" w:lineRule="exact"/>
+      </w:pPr>
+      <w:r>
+        <w:rPr>
+          <w:rFonts w:ascii="Times New Roman" w:hAnsi="Times New Roman" w:eastAsia="宋体"/>
+          <w:b w:val="0"/>
+          <w:color w:val="000000"/>
+          <w:sz w:val="20"/>
+          <w:u w:val="single"/>
+        </w:rPr>
+        <w:tab/>
       </w:r>
     </w:p>
     <w:p>
       <w:pPr>
-        <w:spacing w:after="80"/>
-      </w:pPr>
-      <w:r>
-        <w:rPr>
-          <w:rFonts w:ascii="等线" w:hAnsi="等线"/>
-          <w:sz w:val="21"/>
-        </w:rPr>
-        <w:t>心得：____________________________________________________________</w:t>
+        <w:keepNext w:val="0"/>
+        <w:keepLines/>
+        <w:widowControl/>
+        <w:tabs>
+          <w:tab w:pos="7200" w:val="left"/>
+        </w:tabs>
+        <w:spacing w:before="0" w:after="80" w:line="380" w:lineRule="exact"/>
+      </w:pPr>
+      <w:r>
+        <w:rPr>
+          <w:rFonts w:ascii="Times New Roman" w:hAnsi="Times New Roman" w:eastAsia="宋体"/>
+          <w:b w:val="0"/>
+          <w:color w:val="000000"/>
+          <w:sz w:val="20"/>
+          <w:u w:val="none"/>
+        </w:rPr>
+        <w:t>心得：</w:t>
+      </w:r>
+      <w:r>
+        <w:rPr>
+          <w:rFonts w:ascii="Times New Roman" w:hAnsi="Times New Roman" w:eastAsia="宋体"/>
+          <w:b w:val="0"/>
+          <w:color w:val="000000"/>
+          <w:sz w:val="20"/>
+          <w:u w:val="single"/>
+        </w:rPr>
+        <w:tab/>
       </w:r>
     </w:p>
     <w:p>
       <w:pPr>
-        <w:spacing w:after="80"/>
-      </w:pPr>
-      <w:r>
-        <w:rPr>
-          <w:rFonts w:ascii="等线" w:hAnsi="等线"/>
+        <w:keepNext/>
+        <w:keepLines/>
+        <w:widowControl/>
+        <w:spacing w:before="0" w:after="40" w:line="264" w:lineRule="auto"/>
+      </w:pPr>
+      <w:r>
+        <w:rPr>
+          <w:rFonts w:ascii="Times New Roman" w:hAnsi="Times New Roman" w:eastAsia="宋体"/>
+          <w:b/>
+          <w:color w:val="000000"/>
           <w:sz w:val="21"/>
-        </w:rPr>
-        <w:t>____________________________________________________________</w:t>
+          <w:u w:val="none"/>
+        </w:rPr>
+        <w:t>3.</w:t>
+      </w:r>
+      <w:r>
+        <w:rPr>
+          <w:rFonts w:ascii="Times New Roman" w:hAnsi="Times New Roman" w:eastAsia="宋体"/>
+          <w:b w:val="0"/>
+          <w:color w:val="000000"/>
+          <w:sz w:val="21"/>
+          <w:u w:val="none"/>
+        </w:rPr>
+        <w:t xml:space="preserve"> Did the visitor stay at the writer's friend's home for a long time or for a short time?</w:t>
       </w:r>
     </w:p>
     <w:p>
       <w:pPr>
-        <w:spacing w:after="80"/>
-      </w:pPr>
+        <w:keepNext/>
+        <w:keepLines/>
+        <w:widowControl/>
+        <w:spacing w:before="0" w:after="20" w:line="264" w:lineRule="auto"/>
+      </w:pPr>
+      <w:r>
+        <w:rPr>
+          <w:rFonts w:ascii="Times New Roman" w:hAnsi="Times New Roman" w:eastAsia="宋体"/>
+          <w:b/>
+          <w:color w:val="000000"/>
+          <w:sz w:val="20"/>
+          <w:u w:val="none"/>
+        </w:rPr>
+        <w:t>朵朵原答案：</w:t>
+      </w:r>
+      <w:r>
+        <w:rPr>
+          <w:rFonts w:ascii="Times New Roman" w:hAnsi="Times New Roman" w:eastAsia="宋体"/>
+          <w:b w:val="0"/>
+          <w:color w:val="000000"/>
+          <w:sz w:val="20"/>
+          <w:u w:val="none"/>
+        </w:rPr>
+        <w:t xml:space="preserve"> 空白</w:t>
+      </w:r>
     </w:p>
     <w:p>
       <w:pPr>
         <w:keepNext/>
-        <w:spacing w:after="80"/>
-      </w:pPr>
-      <w:r>
-        <w:rPr>
-          <w:rFonts w:ascii="等线" w:hAnsi="等线"/>
-          <w:b/>
-          <w:sz w:val="24"/>
-        </w:rPr>
-        <w:t>第20题</w:t>
+        <w:keepLines/>
+        <w:widowControl/>
+        <w:tabs>
+          <w:tab w:pos="7200" w:val="left"/>
+        </w:tabs>
+        <w:spacing w:before="0" w:after="20" w:line="380" w:lineRule="exact"/>
+      </w:pPr>
+      <w:r>
+        <w:rPr>
+          <w:rFonts w:ascii="Times New Roman" w:hAnsi="Times New Roman" w:eastAsia="宋体"/>
+          <w:b w:val="0"/>
+          <w:color w:val="000000"/>
+          <w:sz w:val="20"/>
+          <w:u w:val="none"/>
+        </w:rPr>
+        <w:t>订正：</w:t>
+      </w:r>
+      <w:r>
+        <w:rPr>
+          <w:rFonts w:ascii="Times New Roman" w:hAnsi="Times New Roman" w:eastAsia="宋体"/>
+          <w:b w:val="0"/>
+          <w:color w:val="000000"/>
+          <w:sz w:val="20"/>
+          <w:u w:val="single"/>
+        </w:rPr>
+        <w:tab/>
       </w:r>
     </w:p>
     <w:p>
       <w:pPr>
         <w:keepNext/>
-        <w:spacing w:after="80"/>
-      </w:pPr>
-      <w:r>
-        <w:rPr>
-          <w:rFonts w:ascii="等线" w:hAnsi="等线"/>
-          <w:sz w:val="21"/>
-        </w:rPr>
-        <w:t>1. What is the police dog's name?</w:t>
-        <w:br/>
-        <w:t>＿＿＿＿＿＿＿＿＿＿＿＿＿＿＿＿＿＿＿＿＿＿＿＿</w:t>
+        <w:keepLines/>
+        <w:widowControl/>
+        <w:tabs>
+          <w:tab w:pos="7200" w:val="left"/>
+        </w:tabs>
+        <w:spacing w:before="0" w:after="20" w:line="380" w:lineRule="exact"/>
+      </w:pPr>
+      <w:r>
+        <w:rPr>
+          <w:rFonts w:ascii="Times New Roman" w:hAnsi="Times New Roman" w:eastAsia="宋体"/>
+          <w:b w:val="0"/>
+          <w:color w:val="000000"/>
+          <w:sz w:val="20"/>
+          <w:u w:val="single"/>
+        </w:rPr>
+        <w:tab/>
       </w:r>
     </w:p>
     <w:p>
       <w:pPr>
-        <w:spacing w:after="80"/>
-      </w:pPr>
-      <w:r>
-        <w:rPr>
-          <w:rFonts w:ascii="等线" w:hAnsi="等线"/>
-          <w:sz w:val="21"/>
-        </w:rPr>
-        <w:t>朵朵原答案：未作答；空白</w:t>
+        <w:keepNext w:val="0"/>
+        <w:keepLines/>
+        <w:widowControl/>
+        <w:tabs>
+          <w:tab w:pos="7200" w:val="left"/>
+        </w:tabs>
+        <w:spacing w:before="0" w:after="80" w:line="380" w:lineRule="exact"/>
+      </w:pPr>
+      <w:r>
+        <w:rPr>
+          <w:rFonts w:ascii="Times New Roman" w:hAnsi="Times New Roman" w:eastAsia="宋体"/>
+          <w:b w:val="0"/>
+          <w:color w:val="000000"/>
+          <w:sz w:val="20"/>
+          <w:u w:val="none"/>
+        </w:rPr>
+        <w:t>心得：</w:t>
+      </w:r>
+      <w:r>
+        <w:rPr>
+          <w:rFonts w:ascii="Times New Roman" w:hAnsi="Times New Roman" w:eastAsia="宋体"/>
+          <w:b w:val="0"/>
+          <w:color w:val="000000"/>
+          <w:sz w:val="20"/>
+          <w:u w:val="single"/>
+        </w:rPr>
+        <w:tab/>
       </w:r>
     </w:p>
     <w:p>
       <w:pPr>
-        <w:spacing w:after="80"/>
-      </w:pPr>
-      <w:r>
-        <w:rPr>
-          <w:rFonts w:ascii="等线" w:hAnsi="等线"/>
+        <w:keepNext/>
+        <w:keepLines/>
+        <w:widowControl/>
+        <w:spacing w:before="0" w:after="40" w:line="264" w:lineRule="auto"/>
+      </w:pPr>
+      <w:r>
+        <w:rPr>
+          <w:rFonts w:ascii="Times New Roman" w:hAnsi="Times New Roman" w:eastAsia="宋体"/>
+          <w:b/>
+          <w:color w:val="000000"/>
           <w:sz w:val="21"/>
-        </w:rPr>
-        <w:t>订正：____________________________________________________________</w:t>
+          <w:u w:val="none"/>
+        </w:rPr>
+        <w:t>4.</w:t>
+      </w:r>
+      <w:r>
+        <w:rPr>
+          <w:rFonts w:ascii="Times New Roman" w:hAnsi="Times New Roman" w:eastAsia="宋体"/>
+          <w:b w:val="0"/>
+          <w:color w:val="000000"/>
+          <w:sz w:val="21"/>
+          <w:u w:val="none"/>
+        </w:rPr>
+        <w:t xml:space="preserve"> Why did the police dog sit down again in front of the visitor and take the visitor's cap in his mouth?</w:t>
       </w:r>
     </w:p>
     <w:p>
       <w:pPr>
-        <w:spacing w:after="80"/>
-      </w:pPr>
-      <w:r>
-        <w:rPr>
-          <w:rFonts w:ascii="等线" w:hAnsi="等线"/>
-          <w:sz w:val="21"/>
-        </w:rPr>
-        <w:t>心得：____________________________________________________________</w:t>
+        <w:keepNext/>
+        <w:keepLines/>
+        <w:widowControl/>
+        <w:spacing w:before="0" w:after="20" w:line="264" w:lineRule="auto"/>
+      </w:pPr>
+      <w:r>
+        <w:rPr>
+          <w:rFonts w:ascii="Times New Roman" w:hAnsi="Times New Roman" w:eastAsia="宋体"/>
+          <w:b/>
+          <w:color w:val="000000"/>
+          <w:sz w:val="20"/>
+          <w:u w:val="none"/>
+        </w:rPr>
+        <w:t>朵朵原答案：</w:t>
+      </w:r>
+      <w:r>
+        <w:rPr>
+          <w:rFonts w:ascii="Times New Roman" w:hAnsi="Times New Roman" w:eastAsia="宋体"/>
+          <w:b w:val="0"/>
+          <w:color w:val="000000"/>
+          <w:sz w:val="20"/>
+          <w:u w:val="none"/>
+        </w:rPr>
+        <w:t xml:space="preserve"> 空白</w:t>
       </w:r>
     </w:p>
     <w:p>
       <w:pPr>
-        <w:spacing w:after="80"/>
-      </w:pPr>
-      <w:r>
-        <w:rPr>
-          <w:rFonts w:ascii="等线" w:hAnsi="等线"/>
-          <w:sz w:val="21"/>
-        </w:rPr>
-        <w:t>____________________________________________________________</w:t>
+        <w:keepNext/>
+        <w:keepLines/>
+        <w:widowControl/>
+        <w:tabs>
+          <w:tab w:pos="7200" w:val="left"/>
+        </w:tabs>
+        <w:spacing w:before="0" w:after="20" w:line="380" w:lineRule="exact"/>
+      </w:pPr>
+      <w:r>
+        <w:rPr>
+          <w:rFonts w:ascii="Times New Roman" w:hAnsi="Times New Roman" w:eastAsia="宋体"/>
+          <w:b w:val="0"/>
+          <w:color w:val="000000"/>
+          <w:sz w:val="20"/>
+          <w:u w:val="none"/>
+        </w:rPr>
+        <w:t>订正：</w:t>
+      </w:r>
+      <w:r>
+        <w:rPr>
+          <w:rFonts w:ascii="Times New Roman" w:hAnsi="Times New Roman" w:eastAsia="宋体"/>
+          <w:b w:val="0"/>
+          <w:color w:val="000000"/>
+          <w:sz w:val="20"/>
+          <w:u w:val="single"/>
+        </w:rPr>
+        <w:tab/>
       </w:r>
     </w:p>
     <w:p>
       <w:pPr>
-        <w:spacing w:after="80"/>
-      </w:pPr>
+        <w:keepNext/>
+        <w:keepLines/>
+        <w:widowControl/>
+        <w:tabs>
+          <w:tab w:pos="7200" w:val="left"/>
+        </w:tabs>
+        <w:spacing w:before="0" w:after="20" w:line="380" w:lineRule="exact"/>
+      </w:pPr>
+      <w:r>
+        <w:rPr>
+          <w:rFonts w:ascii="Times New Roman" w:hAnsi="Times New Roman" w:eastAsia="宋体"/>
+          <w:b w:val="0"/>
+          <w:color w:val="000000"/>
+          <w:sz w:val="20"/>
+          <w:u w:val="single"/>
+        </w:rPr>
+        <w:tab/>
+      </w:r>
     </w:p>
     <w:p>
       <w:pPr>
-        <w:keepNext/>
-        <w:spacing w:after="80"/>
-      </w:pPr>
-      <w:r>
-        <w:rPr>
-          <w:rFonts w:ascii="等线" w:hAnsi="等线"/>
-          <w:b/>
-          <w:sz w:val="24"/>
-        </w:rPr>
-        <w:t>第21题</w:t>
+        <w:keepNext w:val="0"/>
+        <w:keepLines/>
+        <w:widowControl/>
+        <w:tabs>
+          <w:tab w:pos="7200" w:val="left"/>
+        </w:tabs>
+        <w:spacing w:before="0" w:after="80" w:line="380" w:lineRule="exact"/>
+      </w:pPr>
+      <w:r>
+        <w:rPr>
+          <w:rFonts w:ascii="Times New Roman" w:hAnsi="Times New Roman" w:eastAsia="宋体"/>
+          <w:b w:val="0"/>
+          <w:color w:val="000000"/>
+          <w:sz w:val="20"/>
+          <w:u w:val="none"/>
+        </w:rPr>
+        <w:t>心得：</w:t>
+      </w:r>
+      <w:r>
+        <w:rPr>
+          <w:rFonts w:ascii="Times New Roman" w:hAnsi="Times New Roman" w:eastAsia="宋体"/>
+          <w:b w:val="0"/>
+          <w:color w:val="000000"/>
+          <w:sz w:val="20"/>
+          <w:u w:val="single"/>
+        </w:rPr>
+        <w:tab/>
       </w:r>
     </w:p>
     <w:p>
       <w:pPr>
         <w:keepNext/>
-        <w:spacing w:after="80"/>
-      </w:pPr>
-      <w:r>
-        <w:rPr>
-          <w:rFonts w:ascii="等线" w:hAnsi="等线"/>
+        <w:keepLines/>
+        <w:widowControl/>
+        <w:spacing w:before="0" w:after="40" w:line="264" w:lineRule="auto"/>
+      </w:pPr>
+      <w:r>
+        <w:rPr>
+          <w:rFonts w:ascii="Times New Roman" w:hAnsi="Times New Roman" w:eastAsia="宋体"/>
+          <w:b/>
+          <w:color w:val="000000"/>
           <w:sz w:val="21"/>
-        </w:rPr>
-        <w:t>2. When does the writer's friend take the police dog for a long walk in the park?</w:t>
-        <w:br/>
-        <w:t>＿＿＿＿＿＿＿＿＿＿＿＿＿＿＿＿＿＿＿＿＿＿＿＿</w:t>
+          <w:u w:val="none"/>
+        </w:rPr>
+        <w:t>5.</w:t>
+      </w:r>
+      <w:r>
+        <w:rPr>
+          <w:rFonts w:ascii="Times New Roman" w:hAnsi="Times New Roman" w:eastAsia="宋体"/>
+          <w:b w:val="0"/>
+          <w:color w:val="000000"/>
+          <w:sz w:val="21"/>
+          <w:u w:val="none"/>
+        </w:rPr>
+        <w:t xml:space="preserve"> What do you think of the police dog?</w:t>
       </w:r>
     </w:p>
     <w:p>
       <w:pPr>
-        <w:spacing w:after="80"/>
-      </w:pPr>
-      <w:r>
-        <w:rPr>
-          <w:rFonts w:ascii="等线" w:hAnsi="等线"/>
-          <w:sz w:val="21"/>
-        </w:rPr>
-        <w:t>朵朵原答案：未作答；空白</w:t>
+        <w:keepNext/>
+        <w:keepLines/>
+        <w:widowControl/>
+        <w:spacing w:before="0" w:after="20" w:line="264" w:lineRule="auto"/>
+      </w:pPr>
+      <w:r>
+        <w:rPr>
+          <w:rFonts w:ascii="Times New Roman" w:hAnsi="Times New Roman" w:eastAsia="宋体"/>
+          <w:b/>
+          <w:color w:val="000000"/>
+          <w:sz w:val="20"/>
+          <w:u w:val="none"/>
+        </w:rPr>
+        <w:t>朵朵原答案：</w:t>
+      </w:r>
+      <w:r>
+        <w:rPr>
+          <w:rFonts w:ascii="Times New Roman" w:hAnsi="Times New Roman" w:eastAsia="宋体"/>
+          <w:b w:val="0"/>
+          <w:color w:val="000000"/>
+          <w:sz w:val="20"/>
+          <w:u w:val="none"/>
+        </w:rPr>
+        <w:t xml:space="preserve"> 空白</w:t>
       </w:r>
     </w:p>
     <w:p>
       <w:pPr>
-        <w:spacing w:after="80"/>
-      </w:pPr>
-      <w:r>
-        <w:rPr>
-          <w:rFonts w:ascii="等线" w:hAnsi="等线"/>
-          <w:sz w:val="21"/>
-        </w:rPr>
-        <w:t>订正：____________________________________________________________</w:t>
+        <w:keepNext/>
+        <w:keepLines/>
+        <w:widowControl/>
+        <w:tabs>
+          <w:tab w:pos="7200" w:val="left"/>
+        </w:tabs>
+        <w:spacing w:before="0" w:after="20" w:line="380" w:lineRule="exact"/>
+      </w:pPr>
+      <w:r>
+        <w:rPr>
+          <w:rFonts w:ascii="Times New Roman" w:hAnsi="Times New Roman" w:eastAsia="宋体"/>
+          <w:b w:val="0"/>
+          <w:color w:val="000000"/>
+          <w:sz w:val="20"/>
+          <w:u w:val="none"/>
+        </w:rPr>
+        <w:t>订正：</w:t>
+      </w:r>
+      <w:r>
+        <w:rPr>
+          <w:rFonts w:ascii="Times New Roman" w:hAnsi="Times New Roman" w:eastAsia="宋体"/>
+          <w:b w:val="0"/>
+          <w:color w:val="000000"/>
+          <w:sz w:val="20"/>
+          <w:u w:val="single"/>
+        </w:rPr>
+        <w:tab/>
       </w:r>
     </w:p>
     <w:p>
       <w:pPr>
-        <w:spacing w:after="80"/>
-      </w:pPr>
-      <w:r>
-        <w:rPr>
-          <w:rFonts w:ascii="等线" w:hAnsi="等线"/>
-          <w:sz w:val="21"/>
-        </w:rPr>
-        <w:t>心得：____________________________________________________________</w:t>
+        <w:keepNext/>
+        <w:keepLines/>
+        <w:widowControl/>
+        <w:tabs>
+          <w:tab w:pos="7200" w:val="left"/>
+        </w:tabs>
+        <w:spacing w:before="0" w:after="20" w:line="380" w:lineRule="exact"/>
+      </w:pPr>
+      <w:r>
+        <w:rPr>
+          <w:rFonts w:ascii="Times New Roman" w:hAnsi="Times New Roman" w:eastAsia="宋体"/>
+          <w:b w:val="0"/>
+          <w:color w:val="000000"/>
+          <w:sz w:val="20"/>
+          <w:u w:val="single"/>
+        </w:rPr>
+        <w:tab/>
       </w:r>
     </w:p>
     <w:p>
       <w:pPr>
-        <w:spacing w:after="80"/>
-      </w:pPr>
-      <w:r>
-        <w:rPr>
-          <w:rFonts w:ascii="等线" w:hAnsi="等线"/>
-          <w:sz w:val="21"/>
-        </w:rPr>
-        <w:t>____________________________________________________________</w:t>
-      </w:r>
-    </w:p>
-    <w:p>
-      <w:pPr>
-        <w:spacing w:after="80"/>
-      </w:pPr>
-    </w:p>
-    <w:p>
-      <w:pPr>
-        <w:keepNext/>
-        <w:spacing w:after="80"/>
-      </w:pPr>
-      <w:r>
-        <w:rPr>
-          <w:rFonts w:ascii="等线" w:hAnsi="等线"/>
-          <w:b/>
-          <w:sz w:val="24"/>
-        </w:rPr>
-        <w:t>第22题</w:t>
-      </w:r>
-    </w:p>
-    <w:p>
-      <w:pPr>
-        <w:keepNext/>
-        <w:spacing w:after="80"/>
-      </w:pPr>
-      <w:r>
-        <w:rPr>
-          <w:rFonts w:ascii="等线" w:hAnsi="等线"/>
-          <w:sz w:val="21"/>
-        </w:rPr>
-        <w:t>3. Did the visitor stay at the writer's friend's home for a long time or for a short time?</w:t>
-        <w:br/>
-        <w:t>＿＿＿＿＿＿＿＿＿＿＿＿＿＿＿＿＿＿＿＿＿＿＿＿</w:t>
-      </w:r>
-    </w:p>
-    <w:p>
-      <w:pPr>
-        <w:spacing w:after="80"/>
-      </w:pPr>
-      <w:r>
-        <w:rPr>
-          <w:rFonts w:ascii="等线" w:hAnsi="等线"/>
-          <w:sz w:val="21"/>
-        </w:rPr>
-        <w:t>朵朵原答案：未作答；空白</w:t>
-      </w:r>
-    </w:p>
-    <w:p>
-      <w:pPr>
-        <w:spacing w:after="80"/>
-      </w:pPr>
-      <w:r>
-        <w:rPr>
-          <w:rFonts w:ascii="等线" w:hAnsi="等线"/>
-          <w:sz w:val="21"/>
-        </w:rPr>
-        <w:t>订正：____________________________________________________________</w:t>
-      </w:r>
-    </w:p>
-    <w:p>
-      <w:pPr>
-        <w:spacing w:after="80"/>
-      </w:pPr>
-      <w:r>
-        <w:rPr>
-          <w:rFonts w:ascii="等线" w:hAnsi="等线"/>
-          <w:sz w:val="21"/>
-        </w:rPr>
-        <w:t>心得：____________________________________________________________</w:t>
-      </w:r>
-    </w:p>
-    <w:p>
-      <w:pPr>
-        <w:spacing w:after="80"/>
-      </w:pPr>
-      <w:r>
-        <w:rPr>
-          <w:rFonts w:ascii="等线" w:hAnsi="等线"/>
-          <w:sz w:val="21"/>
-        </w:rPr>
-        <w:t>____________________________________________________________</w:t>
-      </w:r>
-    </w:p>
-    <w:p>
-      <w:pPr>
-        <w:spacing w:after="80"/>
-      </w:pPr>
-    </w:p>
-    <w:p>
-      <w:pPr>
-        <w:keepNext/>
-        <w:spacing w:after="80"/>
-      </w:pPr>
-      <w:r>
-        <w:rPr>
-          <w:rFonts w:ascii="等线" w:hAnsi="等线"/>
-          <w:b/>
-          <w:sz w:val="24"/>
-        </w:rPr>
-        <w:t>第23题</w:t>
-      </w:r>
-    </w:p>
-    <w:p>
-      <w:pPr>
-        <w:keepNext/>
-        <w:spacing w:after="80"/>
-      </w:pPr>
-      <w:r>
-        <w:rPr>
-          <w:rFonts w:ascii="等线" w:hAnsi="等线"/>
-          <w:sz w:val="21"/>
-        </w:rPr>
-        <w:t>4. Why did the police dog sit down again in front of the visitor and take the visitor's cap in his mouth?</w:t>
-        <w:br/>
-        <w:t>＿＿＿＿＿＿＿＿＿＿＿＿＿＿＿＿＿＿＿＿＿＿＿＿</w:t>
-      </w:r>
-    </w:p>
-    <w:p>
-      <w:pPr>
-        <w:spacing w:after="80"/>
-      </w:pPr>
-      <w:r>
-        <w:rPr>
-          <w:rFonts w:ascii="等线" w:hAnsi="等线"/>
-          <w:sz w:val="21"/>
-        </w:rPr>
-        <w:t>朵朵原答案：未作答；空白</w:t>
-      </w:r>
-    </w:p>
-    <w:p>
-      <w:pPr>
-        <w:spacing w:after="80"/>
-      </w:pPr>
-      <w:r>
-        <w:rPr>
-          <w:rFonts w:ascii="等线" w:hAnsi="等线"/>
-          <w:sz w:val="21"/>
-        </w:rPr>
-        <w:t>订正：____________________________________________________________</w:t>
-      </w:r>
-    </w:p>
-    <w:p>
-      <w:pPr>
-        <w:spacing w:after="80"/>
-      </w:pPr>
-      <w:r>
-        <w:rPr>
-          <w:rFonts w:ascii="等线" w:hAnsi="等线"/>
-          <w:sz w:val="21"/>
-        </w:rPr>
-        <w:t>心得：____________________________________________________________</w:t>
-      </w:r>
-    </w:p>
-    <w:p>
-      <w:pPr>
-        <w:spacing w:after="80"/>
-      </w:pPr>
-      <w:r>
-        <w:rPr>
-          <w:rFonts w:ascii="等线" w:hAnsi="等线"/>
-          <w:sz w:val="21"/>
-        </w:rPr>
-        <w:t>____________________________________________________________</w:t>
-      </w:r>
-    </w:p>
-    <w:p>
-      <w:pPr>
-        <w:spacing w:after="80"/>
-      </w:pPr>
-    </w:p>
-    <w:p>
-      <w:pPr>
-        <w:keepNext/>
-        <w:spacing w:after="80"/>
-      </w:pPr>
-      <w:r>
-        <w:rPr>
-          <w:rFonts w:ascii="等线" w:hAnsi="等线"/>
-          <w:b/>
-          <w:sz w:val="24"/>
-        </w:rPr>
-        <w:t>第24题</w:t>
-      </w:r>
-    </w:p>
-    <w:p>
-      <w:pPr>
-        <w:keepNext/>
-        <w:spacing w:after="80"/>
-      </w:pPr>
-      <w:r>
-        <w:rPr>
-          <w:rFonts w:ascii="等线" w:hAnsi="等线"/>
-          <w:sz w:val="21"/>
-        </w:rPr>
-        <w:t>5. What do you think of the police dog?</w:t>
-        <w:br/>
-        <w:t>＿＿＿＿＿＿＿＿＿＿＿＿＿＿＿＿＿＿＿＿＿＿＿＿</w:t>
-      </w:r>
-    </w:p>
-    <w:p>
-      <w:pPr>
-        <w:spacing w:after="80"/>
-      </w:pPr>
-      <w:r>
-        <w:rPr>
-          <w:rFonts w:ascii="等线" w:hAnsi="等线"/>
-          <w:sz w:val="21"/>
-        </w:rPr>
-        <w:t>朵朵原答案：未作答；空白</w:t>
-      </w:r>
-    </w:p>
-    <w:p>
-      <w:pPr>
-        <w:spacing w:after="80"/>
-      </w:pPr>
-      <w:r>
-        <w:rPr>
-          <w:rFonts w:ascii="等线" w:hAnsi="等线"/>
-          <w:sz w:val="21"/>
-        </w:rPr>
-        <w:t>订正：____________________________________________________________</w:t>
-      </w:r>
-    </w:p>
-    <w:p>
-      <w:pPr>
-        <w:spacing w:after="80"/>
-      </w:pPr>
-      <w:r>
-        <w:rPr>
-          <w:rFonts w:ascii="等线" w:hAnsi="等线"/>
-          <w:sz w:val="21"/>
-        </w:rPr>
-        <w:t>心得：____________________________________________________________</w:t>
-      </w:r>
-    </w:p>
-    <w:p>
-      <w:pPr>
-        <w:spacing w:after="80"/>
-      </w:pPr>
-      <w:r>
-        <w:rPr>
-          <w:rFonts w:ascii="等线" w:hAnsi="等线"/>
-          <w:sz w:val="21"/>
-        </w:rPr>
-        <w:t>____________________________________________________________</w:t>
+        <w:keepNext w:val="0"/>
+        <w:keepLines/>
+        <w:widowControl/>
+        <w:tabs>
+          <w:tab w:pos="7200" w:val="left"/>
+        </w:tabs>
+        <w:spacing w:before="0" w:after="80" w:line="380" w:lineRule="exact"/>
+      </w:pPr>
+      <w:r>
+        <w:rPr>
+          <w:rFonts w:ascii="Times New Roman" w:hAnsi="Times New Roman" w:eastAsia="宋体"/>
+          <w:b w:val="0"/>
+          <w:color w:val="000000"/>
+          <w:sz w:val="20"/>
+          <w:u w:val="none"/>
+        </w:rPr>
+        <w:t>心得：</w:t>
+      </w:r>
+      <w:r>
+        <w:rPr>
+          <w:rFonts w:ascii="Times New Roman" w:hAnsi="Times New Roman" w:eastAsia="宋体"/>
+          <w:b w:val="0"/>
+          <w:color w:val="000000"/>
+          <w:sz w:val="20"/>
+          <w:u w:val="single"/>
+        </w:rPr>
+        <w:tab/>
       </w:r>
     </w:p>
     <w:sectPr>
-      <w:pgSz w:w="12240" w:h="15840"/>
-      <w:pgMar w:top="964" w:right="1020" w:bottom="964" w:left="1020" w:header="720" w:footer="720" w:gutter="0"/>
+      <w:headerReference w:type="default" r:id="rId9"/>
+      <w:footerReference w:type="default" r:id="rId10"/>
+      <w:pgSz w:w="8391" w:h="11906"/>
+      <w:pgMar w:top="624" w:right="567" w:bottom="680" w:left="567" w:header="283" w:footer="283" w:gutter="0"/>
       <w:cols w:space="720"/>
       <w:docGrid w:linePitch="360"/>
     </w:sectPr>
   </w:body>
 </w:document>
+</file>
+
+<file path=word/footer1.xml><?xml version="1.0" encoding="utf-8"?>
+<w:ftr xmlns:m="http://schemas.openxmlformats.org/officeDocument/2006/math" xmlns:mc="http://schemas.openxmlformats.org/markup-compatibility/2006" xmlns:mo="http://schemas.microsoft.com/office/mac/office/2008/main" xmlns:mv="urn:schemas-microsoft-com:mac:vml" xmlns:o="urn:schemas-microsoft-com:office:office" xmlns:r="http://schemas.openxmlformats.org/officeDocument/2006/relationships" xmlns:v="urn:schemas-microsoft-com:vml" xmlns:w10="urn:schemas-microsoft-com:office:word" xmlns:w14="http://schemas.microsoft.com/office/word/2010/wordml" xmlns:w="http://schemas.openxmlformats.org/wordprocessingml/2006/main" xmlns:wne="http://schemas.microsoft.com/office/word/2006/wordml" xmlns:wp14="http://schemas.microsoft.com/office/word/2010/wordprocessingDrawing" xmlns:wp="http://schemas.openxmlformats.org/drawingml/2006/wordprocessingDrawing" xmlns:wpc="http://schemas.microsoft.com/office/word/2010/wordprocessingCanvas" xmlns:wpg="http://schemas.microsoft.com/office/word/2010/wordprocessingGroup" xmlns:wpi="http://schemas.microsoft.com/office/word/2010/wordprocessingInk" xmlns:wps="http://schemas.microsoft.com/office/word/2010/wordprocessingShape" mc:Ignorable="w14 wp14">
+  <w:p>
+    <w:pPr>
+      <w:pStyle w:val="Footer"/>
+      <w:jc w:val="center"/>
+    </w:pPr>
+    <w:r>
+      <w:rPr>
+        <w:rFonts w:ascii="Times New Roman" w:hAnsi="Times New Roman" w:eastAsia="宋体"/>
+        <w:b w:val="0"/>
+        <w:color w:val="000000"/>
+        <w:sz w:val="16"/>
+        <w:u w:val="none"/>
+      </w:rPr>
+      <w:t xml:space="preserve">第 </w:t>
+    </w:r>
+    <w:fldSimple w:instr="PAGE"/>
+    <w:r>
+      <w:rPr>
+        <w:rFonts w:ascii="Times New Roman" w:hAnsi="Times New Roman" w:eastAsia="宋体"/>
+        <w:b w:val="0"/>
+        <w:color w:val="000000"/>
+        <w:sz w:val="16"/>
+        <w:u w:val="none"/>
+      </w:rPr>
+      <w:t xml:space="preserve"> 页 / 共 </w:t>
+    </w:r>
+    <w:fldSimple w:instr="NUMPAGES"/>
+    <w:r>
+      <w:rPr>
+        <w:rFonts w:ascii="Times New Roman" w:hAnsi="Times New Roman" w:eastAsia="宋体"/>
+        <w:b w:val="0"/>
+        <w:color w:val="000000"/>
+        <w:sz w:val="16"/>
+        <w:u w:val="none"/>
+      </w:rPr>
+      <w:t xml:space="preserve"> 页</w:t>
+    </w:r>
+  </w:p>
+</w:ftr>
+</file>
+
+<file path=word/header1.xml><?xml version="1.0" encoding="utf-8"?>
+<w:hdr xmlns:m="http://schemas.openxmlformats.org/officeDocument/2006/math" xmlns:mc="http://schemas.openxmlformats.org/markup-compatibility/2006" xmlns:mo="http://schemas.microsoft.com/office/mac/office/2008/main" xmlns:mv="urn:schemas-microsoft-com:mac:vml" xmlns:o="urn:schemas-microsoft-com:office:office" xmlns:r="http://schemas.openxmlformats.org/officeDocument/2006/relationships" xmlns:v="urn:schemas-microsoft-com:vml" xmlns:w10="urn:schemas-microsoft-com:office:word" xmlns:w14="http://schemas.microsoft.com/office/word/2010/wordml" xmlns:w="http://schemas.openxmlformats.org/wordprocessingml/2006/main" xmlns:wne="http://schemas.microsoft.com/office/word/2006/wordml" xmlns:wp14="http://schemas.microsoft.com/office/word/2010/wordprocessingDrawing" xmlns:wp="http://schemas.openxmlformats.org/drawingml/2006/wordprocessingDrawing" xmlns:wpc="http://schemas.microsoft.com/office/word/2010/wordprocessingCanvas" xmlns:wpg="http://schemas.microsoft.com/office/word/2010/wordprocessingGroup" xmlns:wpi="http://schemas.microsoft.com/office/word/2010/wordprocessingInk" xmlns:wps="http://schemas.microsoft.com/office/word/2010/wordprocessingShape" mc:Ignorable="w14 wp14">
+  <w:p>
+    <w:pPr>
+      <w:pStyle w:val="Header"/>
+      <w:spacing w:after="0"/>
+    </w:pPr>
+    <w:r>
+      <w:rPr>
+        <w:rFonts w:ascii="Times New Roman" w:hAnsi="Times New Roman" w:eastAsia="宋体"/>
+        <w:b w:val="0"/>
+        <w:color w:val="000000"/>
+        <w:sz w:val="16"/>
+        <w:u w:val="none"/>
+      </w:rPr>
+      <w:t>朵朵英语错题订正本 · L002</w:t>
+    </w:r>
+  </w:p>
+</w:hdr>
 </file>
 
 <file path=word/numbering.xml><?xml version="1.0" encoding="utf-8"?>
@@ -2445,6 +4898,10 @@
     <w:name w:val="Normal"/>
     <w:qFormat/>
     <w:rsid w:val="00FC693F"/>
+    <w:rPr>
+      <w:rFonts w:ascii="Times New Roman" w:hAnsi="Times New Roman" w:eastAsia="宋体"/>
+      <w:sz w:val="21"/>
+    </w:rPr>
   </w:style>
   <w:style w:type="paragraph" w:styleId="Header">
     <w:name w:val="header"/>
